--- a/docs/project-initiation.docx
+++ b/docs/project-initiation.docx
@@ -26352,6 +26352,8567 @@
     </w:tbl>
     <w:p>
       <w:pPr>
+        <w:pStyle w:val="Heading2"/>
+        <w:bidi w:val="1"/>
+        <w:spacing w:before="700" w:lineRule="auto"/>
+        <w:jc w:val="both"/>
+        <w:rPr>
+          <w:rFonts w:ascii="Google Sans" w:cs="Google Sans" w:eastAsia="Google Sans" w:hAnsi="Google Sans"/>
+          <w:b w:val="1"/>
+          <w:bCs w:val="1"/>
+          <w:color w:val="34a853"/>
+          <w:sz w:val="30"/>
+          <w:szCs w:val="30"/>
+        </w:rPr>
+      </w:pPr>
+      <w:r>
+        <w:rPr>
+          <w:rFonts w:ascii="Google Sans" w:cs="Google Sans" w:eastAsia="Google Sans" w:hAnsi="Google Sans"/>
+          <w:b w:val="1"/>
+          <w:bCs w:val="1"/>
+          <w:color w:val="34a853"/>
+          <w:sz w:val="30"/>
+          <w:szCs w:val="30"/>
+          <w:rtl w:val="1"/>
+        </w:rPr>
+        <w:t xml:space="preserve">מילון מונחים</w:t>
+      </w:r>
+    </w:p>
+    <w:p>
+      <w:pPr>
+        <w:bidi w:val="1"/>
+        <w:spacing w:after="120" w:before="120" w:lineRule="auto"/>
+        <w:rPr>
+          <w:rFonts w:ascii="Google Sans" w:cs="Google Sans" w:eastAsia="Google Sans" w:hAnsi="Google Sans"/>
+        </w:rPr>
+      </w:pPr>
+      <w:r>
+        <w:rPr>
+          <w:rFonts w:ascii="Google Sans" w:cs="Google Sans" w:eastAsia="Google Sans" w:hAnsi="Google Sans"/>
+          <w:rtl w:val="1"/>
+        </w:rPr>
+        <w:t xml:space="preserve">המסמך משתמש במונחים טכניים מעולם מערכות ההפעלה והחומרה. הטבלאות שלהלן מרכזות אותם לפי נושא, עם הסבר קצר לכל מונח, כדי שאפשר יהיה לקרוא את המסמך גם בלי רקע מוקדם בתחום.</w:t>
+      </w:r>
+    </w:p>
+    <w:p>
+      <w:pPr>
+        <w:bidi w:val="1"/>
+        <w:spacing w:after="60" w:before="240" w:lineRule="auto"/>
+        <w:rPr>
+          <w:rFonts w:ascii="Google Sans" w:cs="Google Sans" w:eastAsia="Google Sans" w:hAnsi="Google Sans"/>
+          <w:b w:val="1"/>
+          <w:bCs w:val="1"/>
+          <w:color w:val="4285f4"/>
+          <w:sz w:val="24"/>
+          <w:szCs w:val="24"/>
+        </w:rPr>
+      </w:pPr>
+      <w:r>
+        <w:rPr>
+          <w:rFonts w:ascii="Google Sans" w:cs="Google Sans" w:eastAsia="Google Sans" w:hAnsi="Google Sans"/>
+          <w:b w:val="1"/>
+          <w:bCs w:val="1"/>
+          <w:color w:val="4285f4"/>
+          <w:sz w:val="24"/>
+          <w:szCs w:val="24"/>
+          <w:rtl w:val="1"/>
+        </w:rPr>
+        <w:t xml:space="preserve">ארכיטקטורה ומעבד</w:t>
+      </w:r>
+    </w:p>
+    <w:tbl>
+      <w:tblPr>
+        <w:tblStyle w:val="Table1"/>
+        <w:bidiVisual w:val="1"/>
+        <w:tblW w:w="10320.0" w:type="dxa"/>
+        <w:jc w:val="center"/>
+        <w:tblBorders>
+          <w:top w:color="d9d9d9" w:space="0" w:sz="8" w:val="single"/>
+          <w:left w:color="d9d9d9" w:space="0" w:sz="8" w:val="single"/>
+          <w:bottom w:color="d9d9d9" w:space="0" w:sz="8" w:val="single"/>
+          <w:right w:color="d9d9d9" w:space="0" w:sz="8" w:val="single"/>
+          <w:insideH w:color="d9d9d9" w:space="0" w:sz="8" w:val="single"/>
+          <w:insideV w:color="d9d9d9" w:space="0" w:sz="8" w:val="single"/>
+        </w:tblBorders>
+        <w:tblLayout w:type="fixed"/>
+        <w:tblLook w:val="0600"/>
+      </w:tblPr>
+      <w:tblGrid>
+        <w:gridCol w:w="2500"/>
+        <w:gridCol w:w="7820"/>
+      </w:tblGrid>
+      <w:tr>
+        <w:trPr>
+          <w:cantSplit w:val="0"/>
+          <w:tblHeader w:val="1"/>
+        </w:trPr>
+        <w:tc>
+          <w:tcPr>
+            <w:tcBorders>
+              <w:top w:color="d9d9d9" w:space="0" w:sz="8" w:val="single"/>
+              <w:left w:color="d9d9d9" w:space="0" w:sz="8" w:val="single"/>
+              <w:bottom w:color="d9d9d9" w:space="0" w:sz="8" w:val="single"/>
+              <w:right w:color="d9d9d9" w:space="0" w:sz="8" w:val="single"/>
+            </w:tcBorders>
+            <w:shd w:fill="auto" w:val="clear"/>
+            <w:tcMar>
+              <w:top w:w="90" w:type="dxa"/>
+              <w:left w:w="120" w:type="dxa"/>
+              <w:bottom w:w="90" w:type="dxa"/>
+              <w:right w:w="120" w:type="dxa"/>
+            </w:tcMar>
+            <w:vAlign w:val="top"/>
+          </w:tcPr>
+          <w:p>
+            <w:pPr>
+              <w:widowControl w:val="0"/>
+              <w:bidi w:val="1"/>
+              <w:spacing w:after="40" w:before="40" w:lineRule="auto"/>
+              <w:rPr>
+                <w:rFonts w:ascii="Google Sans" w:cs="Google Sans" w:eastAsia="Google Sans" w:hAnsi="Google Sans"/>
+              </w:rPr>
+            </w:pPr>
+            <w:r>
+              <w:rPr>
+                <w:rFonts w:ascii="Google Sans" w:cs="Google Sans" w:eastAsia="Google Sans" w:hAnsi="Google Sans"/>
+                <w:b w:val="1"/>
+                <w:bCs w:val="1"/>
+                <w:color w:val="4285f4"/>
+                <w:sz w:val="20"/>
+                <w:szCs w:val="20"/>
+                <w:rtl w:val="1"/>
+              </w:rPr>
+              <w:t xml:space="preserve">מונח</w:t>
+            </w:r>
+          </w:p>
+        </w:tc>
+        <w:tc>
+          <w:tcPr>
+            <w:tcBorders>
+              <w:top w:color="d9d9d9" w:space="0" w:sz="8" w:val="single"/>
+              <w:left w:color="d9d9d9" w:space="0" w:sz="8" w:val="single"/>
+              <w:bottom w:color="d9d9d9" w:space="0" w:sz="8" w:val="single"/>
+              <w:right w:color="d9d9d9" w:space="0" w:sz="8" w:val="single"/>
+            </w:tcBorders>
+            <w:shd w:fill="auto" w:val="clear"/>
+            <w:tcMar>
+              <w:top w:w="90" w:type="dxa"/>
+              <w:left w:w="120" w:type="dxa"/>
+              <w:bottom w:w="90" w:type="dxa"/>
+              <w:right w:w="120" w:type="dxa"/>
+            </w:tcMar>
+            <w:vAlign w:val="top"/>
+          </w:tcPr>
+          <w:p>
+            <w:pPr>
+              <w:widowControl w:val="0"/>
+              <w:bidi w:val="1"/>
+              <w:spacing w:after="40" w:before="40" w:lineRule="auto"/>
+              <w:rPr>
+                <w:rFonts w:ascii="Google Sans" w:cs="Google Sans" w:eastAsia="Google Sans" w:hAnsi="Google Sans"/>
+              </w:rPr>
+            </w:pPr>
+            <w:r>
+              <w:rPr>
+                <w:rFonts w:ascii="Google Sans" w:cs="Google Sans" w:eastAsia="Google Sans" w:hAnsi="Google Sans"/>
+                <w:b w:val="1"/>
+                <w:bCs w:val="1"/>
+                <w:color w:val="4285f4"/>
+                <w:sz w:val="20"/>
+                <w:szCs w:val="20"/>
+                <w:rtl w:val="1"/>
+              </w:rPr>
+              <w:t xml:space="preserve">משמעות</w:t>
+            </w:r>
+          </w:p>
+        </w:tc>
+      </w:tr>
+      <w:tr>
+        <w:trPr>
+          <w:cantSplit w:val="0"/>
+          <w:tblHeader w:val="0"/>
+        </w:trPr>
+        <w:tc>
+          <w:tcPr>
+            <w:tcBorders>
+              <w:top w:color="d9d9d9" w:space="0" w:sz="8" w:val="single"/>
+              <w:left w:color="d9d9d9" w:space="0" w:sz="8" w:val="single"/>
+              <w:bottom w:color="d9d9d9" w:space="0" w:sz="8" w:val="single"/>
+              <w:right w:color="d9d9d9" w:space="0" w:sz="8" w:val="single"/>
+            </w:tcBorders>
+            <w:shd w:fill="auto" w:val="clear"/>
+            <w:tcMar>
+              <w:top w:w="90" w:type="dxa"/>
+              <w:left w:w="120" w:type="dxa"/>
+              <w:bottom w:w="90" w:type="dxa"/>
+              <w:right w:w="120" w:type="dxa"/>
+            </w:tcMar>
+            <w:vAlign w:val="top"/>
+          </w:tcPr>
+          <w:p>
+            <w:pPr>
+              <w:widowControl w:val="0"/>
+              <w:bidi w:val="1"/>
+              <w:spacing w:after="40" w:before="40" w:lineRule="auto"/>
+              <w:rPr>
+                <w:rFonts w:ascii="Google Sans" w:cs="Google Sans" w:eastAsia="Google Sans" w:hAnsi="Google Sans"/>
+              </w:rPr>
+            </w:pPr>
+            <w:r>
+              <w:rPr>
+                <w:rFonts w:ascii="Google Sans" w:cs="Google Sans" w:eastAsia="Google Sans" w:hAnsi="Google Sans"/>
+                <w:b w:val="1"/>
+                <w:bCs w:val="1"/>
+                <w:sz w:val="20"/>
+                <w:szCs w:val="20"/>
+                <w:rtl w:val="0"/>
+              </w:rPr>
+              <w:t xml:space="preserve">x86_64</w:t>
+            </w:r>
+          </w:p>
+        </w:tc>
+        <w:tc>
+          <w:tcPr>
+            <w:tcBorders>
+              <w:top w:color="d9d9d9" w:space="0" w:sz="8" w:val="single"/>
+              <w:left w:color="d9d9d9" w:space="0" w:sz="8" w:val="single"/>
+              <w:bottom w:color="d9d9d9" w:space="0" w:sz="8" w:val="single"/>
+              <w:right w:color="d9d9d9" w:space="0" w:sz="8" w:val="single"/>
+            </w:tcBorders>
+            <w:shd w:fill="auto" w:val="clear"/>
+            <w:tcMar>
+              <w:top w:w="90" w:type="dxa"/>
+              <w:left w:w="120" w:type="dxa"/>
+              <w:bottom w:w="90" w:type="dxa"/>
+              <w:right w:w="120" w:type="dxa"/>
+            </w:tcMar>
+            <w:vAlign w:val="top"/>
+          </w:tcPr>
+          <w:p>
+            <w:pPr>
+              <w:widowControl w:val="0"/>
+              <w:bidi w:val="1"/>
+              <w:spacing w:after="40" w:before="40" w:lineRule="auto"/>
+              <w:rPr>
+                <w:rFonts w:ascii="Google Sans" w:cs="Google Sans" w:eastAsia="Google Sans" w:hAnsi="Google Sans"/>
+              </w:rPr>
+            </w:pPr>
+            <w:r>
+              <w:rPr>
+                <w:rFonts w:ascii="Google Sans" w:cs="Google Sans" w:eastAsia="Google Sans" w:hAnsi="Google Sans"/>
+                <w:b w:val="0"/>
+                <w:bCs w:val="0"/>
+                <w:sz w:val="20"/>
+                <w:szCs w:val="20"/>
+                <w:rtl w:val="1"/>
+              </w:rPr>
+              <w:t xml:space="preserve">ארכיטקטורת המעבד שעליה המערכת רצה. הרחבה בת </w:t>
+            </w:r>
+            <w:r>
+              <w:rPr>
+                <w:rFonts w:ascii="Google Sans" w:cs="Google Sans" w:eastAsia="Google Sans" w:hAnsi="Google Sans"/>
+                <w:b w:val="0"/>
+                <w:bCs w:val="0"/>
+                <w:sz w:val="20"/>
+                <w:szCs w:val="20"/>
+                <w:rtl w:val="0"/>
+              </w:rPr>
+              <w:t xml:space="preserve">64</w:t>
+            </w:r>
+            <w:r>
+              <w:rPr>
+                <w:rFonts w:ascii="Google Sans" w:cs="Google Sans" w:eastAsia="Google Sans" w:hAnsi="Google Sans"/>
+                <w:b w:val="0"/>
+                <w:bCs w:val="0"/>
+                <w:sz w:val="20"/>
+                <w:szCs w:val="20"/>
+                <w:rtl w:val="1"/>
+              </w:rPr>
+              <w:t xml:space="preserve"> סיביות של ארכיטקטורת </w:t>
+            </w:r>
+            <w:r>
+              <w:rPr>
+                <w:rFonts w:ascii="Google Sans" w:cs="Google Sans" w:eastAsia="Google Sans" w:hAnsi="Google Sans"/>
+                <w:b w:val="0"/>
+                <w:bCs w:val="0"/>
+                <w:sz w:val="20"/>
+                <w:szCs w:val="20"/>
+                <w:rtl w:val="0"/>
+              </w:rPr>
+              <w:t xml:space="preserve">x86</w:t>
+            </w:r>
+            <w:r>
+              <w:rPr>
+                <w:rFonts w:ascii="Google Sans" w:cs="Google Sans" w:eastAsia="Google Sans" w:hAnsi="Google Sans"/>
+                <w:b w:val="0"/>
+                <w:bCs w:val="0"/>
+                <w:sz w:val="20"/>
+                <w:szCs w:val="20"/>
+                <w:rtl w:val="1"/>
+              </w:rPr>
+              <w:t xml:space="preserve"> של אינטל, המאפשרת מרחב כתובות גדול ורגיסטרים רחבים יותר. נקראת גם </w:t>
+            </w:r>
+            <w:r>
+              <w:rPr>
+                <w:rFonts w:ascii="Google Sans" w:cs="Google Sans" w:eastAsia="Google Sans" w:hAnsi="Google Sans"/>
+                <w:b w:val="0"/>
+                <w:bCs w:val="0"/>
+                <w:sz w:val="20"/>
+                <w:szCs w:val="20"/>
+                <w:rtl w:val="0"/>
+              </w:rPr>
+              <w:t xml:space="preserve">AMD64.</w:t>
+            </w:r>
+          </w:p>
+        </w:tc>
+      </w:tr>
+      <w:tr>
+        <w:trPr>
+          <w:cantSplit w:val="0"/>
+          <w:tblHeader w:val="0"/>
+        </w:trPr>
+        <w:tc>
+          <w:tcPr>
+            <w:tcBorders>
+              <w:top w:color="d9d9d9" w:space="0" w:sz="8" w:val="single"/>
+              <w:left w:color="d9d9d9" w:space="0" w:sz="8" w:val="single"/>
+              <w:bottom w:color="d9d9d9" w:space="0" w:sz="8" w:val="single"/>
+              <w:right w:color="d9d9d9" w:space="0" w:sz="8" w:val="single"/>
+            </w:tcBorders>
+            <w:shd w:fill="auto" w:val="clear"/>
+            <w:tcMar>
+              <w:top w:w="90" w:type="dxa"/>
+              <w:left w:w="120" w:type="dxa"/>
+              <w:bottom w:w="90" w:type="dxa"/>
+              <w:right w:w="120" w:type="dxa"/>
+            </w:tcMar>
+            <w:vAlign w:val="top"/>
+          </w:tcPr>
+          <w:p>
+            <w:pPr>
+              <w:widowControl w:val="0"/>
+              <w:bidi w:val="1"/>
+              <w:spacing w:after="40" w:before="40" w:lineRule="auto"/>
+              <w:rPr>
+                <w:rFonts w:ascii="Google Sans" w:cs="Google Sans" w:eastAsia="Google Sans" w:hAnsi="Google Sans"/>
+              </w:rPr>
+            </w:pPr>
+            <w:r>
+              <w:rPr>
+                <w:rFonts w:ascii="Google Sans" w:cs="Google Sans" w:eastAsia="Google Sans" w:hAnsi="Google Sans"/>
+                <w:b w:val="1"/>
+                <w:bCs w:val="1"/>
+                <w:sz w:val="20"/>
+                <w:szCs w:val="20"/>
+                <w:rtl w:val="1"/>
+              </w:rPr>
+              <w:t xml:space="preserve">רגיסטר (</w:t>
+            </w:r>
+            <w:r>
+              <w:rPr>
+                <w:rFonts w:ascii="Google Sans" w:cs="Google Sans" w:eastAsia="Google Sans" w:hAnsi="Google Sans"/>
+                <w:b w:val="1"/>
+                <w:bCs w:val="1"/>
+                <w:sz w:val="20"/>
+                <w:szCs w:val="20"/>
+                <w:rtl w:val="0"/>
+              </w:rPr>
+              <w:t xml:space="preserve">register</w:t>
+            </w:r>
+            <w:r>
+              <w:rPr>
+                <w:rFonts w:ascii="Google Sans" w:cs="Google Sans" w:eastAsia="Google Sans" w:hAnsi="Google Sans"/>
+                <w:b w:val="1"/>
+                <w:bCs w:val="1"/>
+                <w:sz w:val="20"/>
+                <w:szCs w:val="20"/>
+                <w:rtl w:val="1"/>
+              </w:rPr>
+              <w:t xml:space="preserve">)</w:t>
+            </w:r>
+          </w:p>
+        </w:tc>
+        <w:tc>
+          <w:tcPr>
+            <w:tcBorders>
+              <w:top w:color="d9d9d9" w:space="0" w:sz="8" w:val="single"/>
+              <w:left w:color="d9d9d9" w:space="0" w:sz="8" w:val="single"/>
+              <w:bottom w:color="d9d9d9" w:space="0" w:sz="8" w:val="single"/>
+              <w:right w:color="d9d9d9" w:space="0" w:sz="8" w:val="single"/>
+            </w:tcBorders>
+            <w:shd w:fill="auto" w:val="clear"/>
+            <w:tcMar>
+              <w:top w:w="90" w:type="dxa"/>
+              <w:left w:w="120" w:type="dxa"/>
+              <w:bottom w:w="90" w:type="dxa"/>
+              <w:right w:w="120" w:type="dxa"/>
+            </w:tcMar>
+            <w:vAlign w:val="top"/>
+          </w:tcPr>
+          <w:p>
+            <w:pPr>
+              <w:widowControl w:val="0"/>
+              <w:bidi w:val="1"/>
+              <w:spacing w:after="40" w:before="40" w:lineRule="auto"/>
+              <w:rPr>
+                <w:rFonts w:ascii="Google Sans" w:cs="Google Sans" w:eastAsia="Google Sans" w:hAnsi="Google Sans"/>
+              </w:rPr>
+            </w:pPr>
+            <w:r>
+              <w:rPr>
+                <w:rFonts w:ascii="Google Sans" w:cs="Google Sans" w:eastAsia="Google Sans" w:hAnsi="Google Sans"/>
+                <w:b w:val="0"/>
+                <w:bCs w:val="0"/>
+                <w:sz w:val="20"/>
+                <w:szCs w:val="20"/>
+                <w:rtl w:val="1"/>
+              </w:rPr>
+              <w:t xml:space="preserve">תא זיכרון זעיר שיושב בתוך המעבד עצמו. הגישה אליו מהירה בהרבה מגישה ל-</w:t>
+            </w:r>
+            <w:r>
+              <w:rPr>
+                <w:rFonts w:ascii="Google Sans" w:cs="Google Sans" w:eastAsia="Google Sans" w:hAnsi="Google Sans"/>
+                <w:b w:val="0"/>
+                <w:bCs w:val="0"/>
+                <w:sz w:val="20"/>
+                <w:szCs w:val="20"/>
+                <w:rtl w:val="0"/>
+              </w:rPr>
+              <w:t xml:space="preserve">RAM</w:t>
+            </w:r>
+            <w:r>
+              <w:rPr>
+                <w:rFonts w:ascii="Google Sans" w:cs="Google Sans" w:eastAsia="Google Sans" w:hAnsi="Google Sans"/>
+                <w:b w:val="0"/>
+                <w:bCs w:val="0"/>
+                <w:sz w:val="20"/>
+                <w:szCs w:val="20"/>
+                <w:rtl w:val="1"/>
+              </w:rPr>
+              <w:t xml:space="preserve">, ולכן כל חישוב עובר דרכו.</w:t>
+            </w:r>
+          </w:p>
+        </w:tc>
+      </w:tr>
+      <w:tr>
+        <w:trPr>
+          <w:cantSplit w:val="0"/>
+          <w:tblHeader w:val="0"/>
+        </w:trPr>
+        <w:tc>
+          <w:tcPr>
+            <w:tcBorders>
+              <w:top w:color="d9d9d9" w:space="0" w:sz="8" w:val="single"/>
+              <w:left w:color="d9d9d9" w:space="0" w:sz="8" w:val="single"/>
+              <w:bottom w:color="d9d9d9" w:space="0" w:sz="8" w:val="single"/>
+              <w:right w:color="d9d9d9" w:space="0" w:sz="8" w:val="single"/>
+            </w:tcBorders>
+            <w:shd w:fill="auto" w:val="clear"/>
+            <w:tcMar>
+              <w:top w:w="90" w:type="dxa"/>
+              <w:left w:w="120" w:type="dxa"/>
+              <w:bottom w:w="90" w:type="dxa"/>
+              <w:right w:w="120" w:type="dxa"/>
+            </w:tcMar>
+            <w:vAlign w:val="top"/>
+          </w:tcPr>
+          <w:p>
+            <w:pPr>
+              <w:widowControl w:val="0"/>
+              <w:bidi w:val="1"/>
+              <w:spacing w:after="40" w:before="40" w:lineRule="auto"/>
+              <w:rPr>
+                <w:rFonts w:ascii="Google Sans" w:cs="Google Sans" w:eastAsia="Google Sans" w:hAnsi="Google Sans"/>
+              </w:rPr>
+            </w:pPr>
+            <w:r>
+              <w:rPr>
+                <w:rFonts w:ascii="Google Sans" w:cs="Google Sans" w:eastAsia="Google Sans" w:hAnsi="Google Sans"/>
+                <w:b w:val="1"/>
+                <w:bCs w:val="1"/>
+                <w:sz w:val="20"/>
+                <w:szCs w:val="20"/>
+                <w:rtl w:val="0"/>
+              </w:rPr>
+              <w:t xml:space="preserve">RIP</w:t>
+            </w:r>
+            <w:r>
+              <w:rPr>
+                <w:rFonts w:ascii="Google Sans" w:cs="Google Sans" w:eastAsia="Google Sans" w:hAnsi="Google Sans"/>
+                <w:b w:val="1"/>
+                <w:bCs w:val="1"/>
+                <w:sz w:val="20"/>
+                <w:szCs w:val="20"/>
+                <w:rtl w:val="1"/>
+              </w:rPr>
+              <w:t xml:space="preserve">, </w:t>
+            </w:r>
+            <w:r>
+              <w:rPr>
+                <w:rFonts w:ascii="Google Sans" w:cs="Google Sans" w:eastAsia="Google Sans" w:hAnsi="Google Sans"/>
+                <w:b w:val="1"/>
+                <w:bCs w:val="1"/>
+                <w:sz w:val="20"/>
+                <w:szCs w:val="20"/>
+                <w:rtl w:val="0"/>
+              </w:rPr>
+              <w:t xml:space="preserve">RSP</w:t>
+            </w:r>
+            <w:r>
+              <w:rPr>
+                <w:rFonts w:ascii="Google Sans" w:cs="Google Sans" w:eastAsia="Google Sans" w:hAnsi="Google Sans"/>
+                <w:b w:val="1"/>
+                <w:bCs w:val="1"/>
+                <w:sz w:val="20"/>
+                <w:szCs w:val="20"/>
+                <w:rtl w:val="1"/>
+              </w:rPr>
+              <w:t xml:space="preserve">, </w:t>
+            </w:r>
+            <w:r>
+              <w:rPr>
+                <w:rFonts w:ascii="Google Sans" w:cs="Google Sans" w:eastAsia="Google Sans" w:hAnsi="Google Sans"/>
+                <w:b w:val="1"/>
+                <w:bCs w:val="1"/>
+                <w:sz w:val="20"/>
+                <w:szCs w:val="20"/>
+                <w:rtl w:val="0"/>
+              </w:rPr>
+              <w:t xml:space="preserve">CR3</w:t>
+            </w:r>
+          </w:p>
+        </w:tc>
+        <w:tc>
+          <w:tcPr>
+            <w:tcBorders>
+              <w:top w:color="d9d9d9" w:space="0" w:sz="8" w:val="single"/>
+              <w:left w:color="d9d9d9" w:space="0" w:sz="8" w:val="single"/>
+              <w:bottom w:color="d9d9d9" w:space="0" w:sz="8" w:val="single"/>
+              <w:right w:color="d9d9d9" w:space="0" w:sz="8" w:val="single"/>
+            </w:tcBorders>
+            <w:shd w:fill="auto" w:val="clear"/>
+            <w:tcMar>
+              <w:top w:w="90" w:type="dxa"/>
+              <w:left w:w="120" w:type="dxa"/>
+              <w:bottom w:w="90" w:type="dxa"/>
+              <w:right w:w="120" w:type="dxa"/>
+            </w:tcMar>
+            <w:vAlign w:val="top"/>
+          </w:tcPr>
+          <w:p>
+            <w:pPr>
+              <w:widowControl w:val="0"/>
+              <w:bidi w:val="1"/>
+              <w:spacing w:after="40" w:before="40" w:lineRule="auto"/>
+              <w:rPr>
+                <w:rFonts w:ascii="Google Sans" w:cs="Google Sans" w:eastAsia="Google Sans" w:hAnsi="Google Sans"/>
+              </w:rPr>
+            </w:pPr>
+            <w:r>
+              <w:rPr>
+                <w:rFonts w:ascii="Google Sans" w:cs="Google Sans" w:eastAsia="Google Sans" w:hAnsi="Google Sans"/>
+                <w:b w:val="0"/>
+                <w:bCs w:val="0"/>
+                <w:sz w:val="20"/>
+                <w:szCs w:val="20"/>
+                <w:rtl w:val="1"/>
+              </w:rPr>
+              <w:t xml:space="preserve">רגיסטרים מרכזיים בעבודה שלנו: </w:t>
+            </w:r>
+            <w:r>
+              <w:rPr>
+                <w:rFonts w:ascii="Google Sans" w:cs="Google Sans" w:eastAsia="Google Sans" w:hAnsi="Google Sans"/>
+                <w:b w:val="0"/>
+                <w:bCs w:val="0"/>
+                <w:sz w:val="20"/>
+                <w:szCs w:val="20"/>
+                <w:rtl w:val="0"/>
+              </w:rPr>
+              <w:t xml:space="preserve">RIP</w:t>
+            </w:r>
+            <w:r>
+              <w:rPr>
+                <w:rFonts w:ascii="Google Sans" w:cs="Google Sans" w:eastAsia="Google Sans" w:hAnsi="Google Sans"/>
+                <w:b w:val="0"/>
+                <w:bCs w:val="0"/>
+                <w:sz w:val="20"/>
+                <w:szCs w:val="20"/>
+                <w:rtl w:val="1"/>
+              </w:rPr>
+              <w:t xml:space="preserve"> מחזיק את כתובת הפקודה הבאה שתרוץ, </w:t>
+            </w:r>
+            <w:r>
+              <w:rPr>
+                <w:rFonts w:ascii="Google Sans" w:cs="Google Sans" w:eastAsia="Google Sans" w:hAnsi="Google Sans"/>
+                <w:b w:val="0"/>
+                <w:bCs w:val="0"/>
+                <w:sz w:val="20"/>
+                <w:szCs w:val="20"/>
+                <w:rtl w:val="0"/>
+              </w:rPr>
+              <w:t xml:space="preserve">RSP</w:t>
+            </w:r>
+            <w:r>
+              <w:rPr>
+                <w:rFonts w:ascii="Google Sans" w:cs="Google Sans" w:eastAsia="Google Sans" w:hAnsi="Google Sans"/>
+                <w:b w:val="0"/>
+                <w:bCs w:val="0"/>
+                <w:sz w:val="20"/>
+                <w:szCs w:val="20"/>
+                <w:rtl w:val="1"/>
+              </w:rPr>
+              <w:t xml:space="preserve"> את ראש המחסנית, ו-</w:t>
+            </w:r>
+            <w:r>
+              <w:rPr>
+                <w:rFonts w:ascii="Google Sans" w:cs="Google Sans" w:eastAsia="Google Sans" w:hAnsi="Google Sans"/>
+                <w:b w:val="0"/>
+                <w:bCs w:val="0"/>
+                <w:sz w:val="20"/>
+                <w:szCs w:val="20"/>
+                <w:rtl w:val="0"/>
+              </w:rPr>
+              <w:t xml:space="preserve">CR3</w:t>
+            </w:r>
+            <w:r>
+              <w:rPr>
+                <w:rFonts w:ascii="Google Sans" w:cs="Google Sans" w:eastAsia="Google Sans" w:hAnsi="Google Sans"/>
+                <w:b w:val="0"/>
+                <w:bCs w:val="0"/>
+                <w:sz w:val="20"/>
+                <w:szCs w:val="20"/>
+                <w:rtl w:val="1"/>
+              </w:rPr>
+              <w:t xml:space="preserve"> את הכתובת של טבלת הדפים הפעילה.</w:t>
+            </w:r>
+          </w:p>
+        </w:tc>
+      </w:tr>
+      <w:tr>
+        <w:trPr>
+          <w:cantSplit w:val="0"/>
+          <w:tblHeader w:val="0"/>
+        </w:trPr>
+        <w:tc>
+          <w:tcPr>
+            <w:tcBorders>
+              <w:top w:color="d9d9d9" w:space="0" w:sz="8" w:val="single"/>
+              <w:left w:color="d9d9d9" w:space="0" w:sz="8" w:val="single"/>
+              <w:bottom w:color="d9d9d9" w:space="0" w:sz="8" w:val="single"/>
+              <w:right w:color="d9d9d9" w:space="0" w:sz="8" w:val="single"/>
+            </w:tcBorders>
+            <w:shd w:fill="auto" w:val="clear"/>
+            <w:tcMar>
+              <w:top w:w="90" w:type="dxa"/>
+              <w:left w:w="120" w:type="dxa"/>
+              <w:bottom w:w="90" w:type="dxa"/>
+              <w:right w:w="120" w:type="dxa"/>
+            </w:tcMar>
+            <w:vAlign w:val="top"/>
+          </w:tcPr>
+          <w:p>
+            <w:pPr>
+              <w:widowControl w:val="0"/>
+              <w:bidi w:val="1"/>
+              <w:spacing w:after="40" w:before="40" w:lineRule="auto"/>
+              <w:rPr>
+                <w:rFonts w:ascii="Google Sans" w:cs="Google Sans" w:eastAsia="Google Sans" w:hAnsi="Google Sans"/>
+              </w:rPr>
+            </w:pPr>
+            <w:r>
+              <w:rPr>
+                <w:rFonts w:ascii="Google Sans" w:cs="Google Sans" w:eastAsia="Google Sans" w:hAnsi="Google Sans"/>
+                <w:b w:val="1"/>
+                <w:bCs w:val="1"/>
+                <w:sz w:val="20"/>
+                <w:szCs w:val="20"/>
+                <w:rtl w:val="0"/>
+              </w:rPr>
+              <w:t xml:space="preserve">Ring</w:t>
+            </w:r>
+            <w:r>
+              <w:rPr>
+                <w:rFonts w:ascii="Google Sans" w:cs="Google Sans" w:eastAsia="Google Sans" w:hAnsi="Google Sans"/>
+                <w:b w:val="1"/>
+                <w:bCs w:val="1"/>
+                <w:sz w:val="20"/>
+                <w:szCs w:val="20"/>
+                <w:rtl w:val="1"/>
+              </w:rPr>
+              <w:t xml:space="preserve"> </w:t>
+            </w:r>
+            <w:r>
+              <w:rPr>
+                <w:rFonts w:ascii="Google Sans" w:cs="Google Sans" w:eastAsia="Google Sans" w:hAnsi="Google Sans"/>
+                <w:b w:val="1"/>
+                <w:bCs w:val="1"/>
+                <w:sz w:val="20"/>
+                <w:szCs w:val="20"/>
+                <w:rtl w:val="0"/>
+              </w:rPr>
+              <w:t xml:space="preserve">0</w:t>
+            </w:r>
+            <w:r>
+              <w:rPr>
+                <w:rFonts w:ascii="Google Sans" w:cs="Google Sans" w:eastAsia="Google Sans" w:hAnsi="Google Sans"/>
+                <w:b w:val="1"/>
+                <w:bCs w:val="1"/>
+                <w:sz w:val="20"/>
+                <w:szCs w:val="20"/>
+                <w:rtl w:val="1"/>
+              </w:rPr>
+              <w:t xml:space="preserve"> ו-</w:t>
+            </w:r>
+            <w:r>
+              <w:rPr>
+                <w:rFonts w:ascii="Google Sans" w:cs="Google Sans" w:eastAsia="Google Sans" w:hAnsi="Google Sans"/>
+                <w:b w:val="1"/>
+                <w:bCs w:val="1"/>
+                <w:sz w:val="20"/>
+                <w:szCs w:val="20"/>
+                <w:rtl w:val="0"/>
+              </w:rPr>
+              <w:t xml:space="preserve">Ring</w:t>
+            </w:r>
+            <w:r>
+              <w:rPr>
+                <w:rFonts w:ascii="Google Sans" w:cs="Google Sans" w:eastAsia="Google Sans" w:hAnsi="Google Sans"/>
+                <w:b w:val="1"/>
+                <w:bCs w:val="1"/>
+                <w:sz w:val="20"/>
+                <w:szCs w:val="20"/>
+                <w:rtl w:val="1"/>
+              </w:rPr>
+              <w:t xml:space="preserve"> </w:t>
+            </w:r>
+            <w:r>
+              <w:rPr>
+                <w:rFonts w:ascii="Google Sans" w:cs="Google Sans" w:eastAsia="Google Sans" w:hAnsi="Google Sans"/>
+                <w:b w:val="1"/>
+                <w:bCs w:val="1"/>
+                <w:sz w:val="20"/>
+                <w:szCs w:val="20"/>
+                <w:rtl w:val="0"/>
+              </w:rPr>
+              <w:t xml:space="preserve">3</w:t>
+            </w:r>
+          </w:p>
+        </w:tc>
+        <w:tc>
+          <w:tcPr>
+            <w:tcBorders>
+              <w:top w:color="d9d9d9" w:space="0" w:sz="8" w:val="single"/>
+              <w:left w:color="d9d9d9" w:space="0" w:sz="8" w:val="single"/>
+              <w:bottom w:color="d9d9d9" w:space="0" w:sz="8" w:val="single"/>
+              <w:right w:color="d9d9d9" w:space="0" w:sz="8" w:val="single"/>
+            </w:tcBorders>
+            <w:shd w:fill="auto" w:val="clear"/>
+            <w:tcMar>
+              <w:top w:w="90" w:type="dxa"/>
+              <w:left w:w="120" w:type="dxa"/>
+              <w:bottom w:w="90" w:type="dxa"/>
+              <w:right w:w="120" w:type="dxa"/>
+            </w:tcMar>
+            <w:vAlign w:val="top"/>
+          </w:tcPr>
+          <w:p>
+            <w:pPr>
+              <w:widowControl w:val="0"/>
+              <w:bidi w:val="1"/>
+              <w:spacing w:after="40" w:before="40" w:lineRule="auto"/>
+              <w:rPr>
+                <w:rFonts w:ascii="Google Sans" w:cs="Google Sans" w:eastAsia="Google Sans" w:hAnsi="Google Sans"/>
+              </w:rPr>
+            </w:pPr>
+            <w:r>
+              <w:rPr>
+                <w:rFonts w:ascii="Google Sans" w:cs="Google Sans" w:eastAsia="Google Sans" w:hAnsi="Google Sans"/>
+                <w:b w:val="0"/>
+                <w:bCs w:val="0"/>
+                <w:sz w:val="20"/>
+                <w:szCs w:val="20"/>
+                <w:rtl w:val="1"/>
+              </w:rPr>
+              <w:t xml:space="preserve">רמות ההרשאה של המעבד. הקרנל רץ ב-</w:t>
+            </w:r>
+            <w:r>
+              <w:rPr>
+                <w:rFonts w:ascii="Google Sans" w:cs="Google Sans" w:eastAsia="Google Sans" w:hAnsi="Google Sans"/>
+                <w:b w:val="0"/>
+                <w:bCs w:val="0"/>
+                <w:sz w:val="20"/>
+                <w:szCs w:val="20"/>
+                <w:rtl w:val="0"/>
+              </w:rPr>
+              <w:t xml:space="preserve">Ring</w:t>
+            </w:r>
+            <w:r>
+              <w:rPr>
+                <w:rFonts w:ascii="Google Sans" w:cs="Google Sans" w:eastAsia="Google Sans" w:hAnsi="Google Sans"/>
+                <w:b w:val="0"/>
+                <w:bCs w:val="0"/>
+                <w:sz w:val="20"/>
+                <w:szCs w:val="20"/>
+                <w:rtl w:val="1"/>
+              </w:rPr>
+              <w:t xml:space="preserve"> </w:t>
+            </w:r>
+            <w:r>
+              <w:rPr>
+                <w:rFonts w:ascii="Google Sans" w:cs="Google Sans" w:eastAsia="Google Sans" w:hAnsi="Google Sans"/>
+                <w:b w:val="0"/>
+                <w:bCs w:val="0"/>
+                <w:sz w:val="20"/>
+                <w:szCs w:val="20"/>
+                <w:rtl w:val="0"/>
+              </w:rPr>
+              <w:t xml:space="preserve">0</w:t>
+            </w:r>
+            <w:r>
+              <w:rPr>
+                <w:rFonts w:ascii="Google Sans" w:cs="Google Sans" w:eastAsia="Google Sans" w:hAnsi="Google Sans"/>
+                <w:b w:val="0"/>
+                <w:bCs w:val="0"/>
+                <w:sz w:val="20"/>
+                <w:szCs w:val="20"/>
+                <w:rtl w:val="1"/>
+              </w:rPr>
+              <w:t xml:space="preserve"> עם גישה מלאה לחומרה, וקוד משתמש רץ ב-</w:t>
+            </w:r>
+            <w:r>
+              <w:rPr>
+                <w:rFonts w:ascii="Google Sans" w:cs="Google Sans" w:eastAsia="Google Sans" w:hAnsi="Google Sans"/>
+                <w:b w:val="0"/>
+                <w:bCs w:val="0"/>
+                <w:sz w:val="20"/>
+                <w:szCs w:val="20"/>
+                <w:rtl w:val="0"/>
+              </w:rPr>
+              <w:t xml:space="preserve">Ring</w:t>
+            </w:r>
+            <w:r>
+              <w:rPr>
+                <w:rFonts w:ascii="Google Sans" w:cs="Google Sans" w:eastAsia="Google Sans" w:hAnsi="Google Sans"/>
+                <w:b w:val="0"/>
+                <w:bCs w:val="0"/>
+                <w:sz w:val="20"/>
+                <w:szCs w:val="20"/>
+                <w:rtl w:val="1"/>
+              </w:rPr>
+              <w:t xml:space="preserve"> </w:t>
+            </w:r>
+            <w:r>
+              <w:rPr>
+                <w:rFonts w:ascii="Google Sans" w:cs="Google Sans" w:eastAsia="Google Sans" w:hAnsi="Google Sans"/>
+                <w:b w:val="0"/>
+                <w:bCs w:val="0"/>
+                <w:sz w:val="20"/>
+                <w:szCs w:val="20"/>
+                <w:rtl w:val="0"/>
+              </w:rPr>
+              <w:t xml:space="preserve">3</w:t>
+            </w:r>
+            <w:r>
+              <w:rPr>
+                <w:rFonts w:ascii="Google Sans" w:cs="Google Sans" w:eastAsia="Google Sans" w:hAnsi="Google Sans"/>
+                <w:b w:val="0"/>
+                <w:bCs w:val="0"/>
+                <w:sz w:val="20"/>
+                <w:szCs w:val="20"/>
+                <w:rtl w:val="1"/>
+              </w:rPr>
+              <w:t xml:space="preserve"> עם גישה מוגבלת.</w:t>
+            </w:r>
+          </w:p>
+        </w:tc>
+      </w:tr>
+      <w:tr>
+        <w:trPr>
+          <w:cantSplit w:val="0"/>
+          <w:tblHeader w:val="0"/>
+        </w:trPr>
+        <w:tc>
+          <w:tcPr>
+            <w:tcBorders>
+              <w:top w:color="d9d9d9" w:space="0" w:sz="8" w:val="single"/>
+              <w:left w:color="d9d9d9" w:space="0" w:sz="8" w:val="single"/>
+              <w:bottom w:color="d9d9d9" w:space="0" w:sz="8" w:val="single"/>
+              <w:right w:color="d9d9d9" w:space="0" w:sz="8" w:val="single"/>
+            </w:tcBorders>
+            <w:shd w:fill="auto" w:val="clear"/>
+            <w:tcMar>
+              <w:top w:w="90" w:type="dxa"/>
+              <w:left w:w="120" w:type="dxa"/>
+              <w:bottom w:w="90" w:type="dxa"/>
+              <w:right w:w="120" w:type="dxa"/>
+            </w:tcMar>
+            <w:vAlign w:val="top"/>
+          </w:tcPr>
+          <w:p>
+            <w:pPr>
+              <w:widowControl w:val="0"/>
+              <w:bidi w:val="1"/>
+              <w:spacing w:after="40" w:before="40" w:lineRule="auto"/>
+              <w:rPr>
+                <w:rFonts w:ascii="Google Sans" w:cs="Google Sans" w:eastAsia="Google Sans" w:hAnsi="Google Sans"/>
+              </w:rPr>
+            </w:pPr>
+            <w:r>
+              <w:rPr>
+                <w:rFonts w:ascii="Google Sans" w:cs="Google Sans" w:eastAsia="Google Sans" w:hAnsi="Google Sans"/>
+                <w:b w:val="1"/>
+                <w:bCs w:val="1"/>
+                <w:sz w:val="20"/>
+                <w:szCs w:val="20"/>
+                <w:rtl w:val="0"/>
+              </w:rPr>
+              <w:t xml:space="preserve">bare</w:t>
+            </w:r>
+            <w:r>
+              <w:rPr>
+                <w:rFonts w:ascii="Google Sans" w:cs="Google Sans" w:eastAsia="Google Sans" w:hAnsi="Google Sans"/>
+                <w:b w:val="1"/>
+                <w:bCs w:val="1"/>
+                <w:sz w:val="20"/>
+                <w:szCs w:val="20"/>
+                <w:rtl w:val="1"/>
+              </w:rPr>
+              <w:t xml:space="preserve"> </w:t>
+            </w:r>
+            <w:r>
+              <w:rPr>
+                <w:rFonts w:ascii="Google Sans" w:cs="Google Sans" w:eastAsia="Google Sans" w:hAnsi="Google Sans"/>
+                <w:b w:val="1"/>
+                <w:bCs w:val="1"/>
+                <w:sz w:val="20"/>
+                <w:szCs w:val="20"/>
+                <w:rtl w:val="0"/>
+              </w:rPr>
+              <w:t xml:space="preserve">metal</w:t>
+            </w:r>
+          </w:p>
+        </w:tc>
+        <w:tc>
+          <w:tcPr>
+            <w:tcBorders>
+              <w:top w:color="d9d9d9" w:space="0" w:sz="8" w:val="single"/>
+              <w:left w:color="d9d9d9" w:space="0" w:sz="8" w:val="single"/>
+              <w:bottom w:color="d9d9d9" w:space="0" w:sz="8" w:val="single"/>
+              <w:right w:color="d9d9d9" w:space="0" w:sz="8" w:val="single"/>
+            </w:tcBorders>
+            <w:shd w:fill="auto" w:val="clear"/>
+            <w:tcMar>
+              <w:top w:w="90" w:type="dxa"/>
+              <w:left w:w="120" w:type="dxa"/>
+              <w:bottom w:w="90" w:type="dxa"/>
+              <w:right w:w="120" w:type="dxa"/>
+            </w:tcMar>
+            <w:vAlign w:val="top"/>
+          </w:tcPr>
+          <w:p>
+            <w:pPr>
+              <w:widowControl w:val="0"/>
+              <w:bidi w:val="1"/>
+              <w:spacing w:after="40" w:before="40" w:lineRule="auto"/>
+              <w:rPr>
+                <w:rFonts w:ascii="Google Sans" w:cs="Google Sans" w:eastAsia="Google Sans" w:hAnsi="Google Sans"/>
+              </w:rPr>
+            </w:pPr>
+            <w:r>
+              <w:rPr>
+                <w:rFonts w:ascii="Google Sans" w:cs="Google Sans" w:eastAsia="Google Sans" w:hAnsi="Google Sans"/>
+                <w:b w:val="0"/>
+                <w:bCs w:val="0"/>
+                <w:sz w:val="20"/>
+                <w:szCs w:val="20"/>
+                <w:rtl w:val="1"/>
+              </w:rPr>
+              <w:t xml:space="preserve">הרצת קוד ישירות מעל החומרה, בלי מערכת הפעלה או שכבת ביניים כלשהי מתחתיו.</w:t>
+            </w:r>
+          </w:p>
+        </w:tc>
+      </w:tr>
+    </w:tbl>
+    <w:p>
+      <w:pPr>
+        <w:bidi w:val="1"/>
+        <w:spacing w:after="0" w:before="0" w:lineRule="auto"/>
+        <w:rPr>
+          <w:rFonts w:ascii="Google Sans" w:cs="Google Sans" w:eastAsia="Google Sans" w:hAnsi="Google Sans"/>
+        </w:rPr>
+      </w:pPr>
+    </w:p>
+    <w:p>
+      <w:pPr>
+        <w:bidi w:val="1"/>
+        <w:spacing w:after="60" w:before="240" w:lineRule="auto"/>
+        <w:rPr>
+          <w:rFonts w:ascii="Google Sans" w:cs="Google Sans" w:eastAsia="Google Sans" w:hAnsi="Google Sans"/>
+          <w:b w:val="1"/>
+          <w:bCs w:val="1"/>
+          <w:color w:val="4285f4"/>
+          <w:sz w:val="24"/>
+          <w:szCs w:val="24"/>
+        </w:rPr>
+      </w:pPr>
+      <w:r>
+        <w:rPr>
+          <w:rFonts w:ascii="Google Sans" w:cs="Google Sans" w:eastAsia="Google Sans" w:hAnsi="Google Sans"/>
+          <w:b w:val="1"/>
+          <w:bCs w:val="1"/>
+          <w:color w:val="4285f4"/>
+          <w:sz w:val="24"/>
+          <w:szCs w:val="24"/>
+          <w:rtl w:val="1"/>
+        </w:rPr>
+        <w:t xml:space="preserve">אתחול המערכת</w:t>
+      </w:r>
+    </w:p>
+    <w:tbl>
+      <w:tblPr>
+        <w:tblStyle w:val="Table1"/>
+        <w:bidiVisual w:val="1"/>
+        <w:tblW w:w="10320.0" w:type="dxa"/>
+        <w:jc w:val="center"/>
+        <w:tblBorders>
+          <w:top w:color="d9d9d9" w:space="0" w:sz="8" w:val="single"/>
+          <w:left w:color="d9d9d9" w:space="0" w:sz="8" w:val="single"/>
+          <w:bottom w:color="d9d9d9" w:space="0" w:sz="8" w:val="single"/>
+          <w:right w:color="d9d9d9" w:space="0" w:sz="8" w:val="single"/>
+          <w:insideH w:color="d9d9d9" w:space="0" w:sz="8" w:val="single"/>
+          <w:insideV w:color="d9d9d9" w:space="0" w:sz="8" w:val="single"/>
+        </w:tblBorders>
+        <w:tblLayout w:type="fixed"/>
+        <w:tblLook w:val="0600"/>
+      </w:tblPr>
+      <w:tblGrid>
+        <w:gridCol w:w="2500"/>
+        <w:gridCol w:w="7820"/>
+      </w:tblGrid>
+      <w:tr>
+        <w:trPr>
+          <w:cantSplit w:val="0"/>
+          <w:tblHeader w:val="1"/>
+        </w:trPr>
+        <w:tc>
+          <w:tcPr>
+            <w:tcBorders>
+              <w:top w:color="d9d9d9" w:space="0" w:sz="8" w:val="single"/>
+              <w:left w:color="d9d9d9" w:space="0" w:sz="8" w:val="single"/>
+              <w:bottom w:color="d9d9d9" w:space="0" w:sz="8" w:val="single"/>
+              <w:right w:color="d9d9d9" w:space="0" w:sz="8" w:val="single"/>
+            </w:tcBorders>
+            <w:shd w:fill="auto" w:val="clear"/>
+            <w:tcMar>
+              <w:top w:w="90" w:type="dxa"/>
+              <w:left w:w="120" w:type="dxa"/>
+              <w:bottom w:w="90" w:type="dxa"/>
+              <w:right w:w="120" w:type="dxa"/>
+            </w:tcMar>
+            <w:vAlign w:val="top"/>
+          </w:tcPr>
+          <w:p>
+            <w:pPr>
+              <w:widowControl w:val="0"/>
+              <w:bidi w:val="1"/>
+              <w:spacing w:after="40" w:before="40" w:lineRule="auto"/>
+              <w:rPr>
+                <w:rFonts w:ascii="Google Sans" w:cs="Google Sans" w:eastAsia="Google Sans" w:hAnsi="Google Sans"/>
+              </w:rPr>
+            </w:pPr>
+            <w:r>
+              <w:rPr>
+                <w:rFonts w:ascii="Google Sans" w:cs="Google Sans" w:eastAsia="Google Sans" w:hAnsi="Google Sans"/>
+                <w:b w:val="1"/>
+                <w:bCs w:val="1"/>
+                <w:color w:val="4285f4"/>
+                <w:sz w:val="20"/>
+                <w:szCs w:val="20"/>
+                <w:rtl w:val="1"/>
+              </w:rPr>
+              <w:t xml:space="preserve">מונח</w:t>
+            </w:r>
+          </w:p>
+        </w:tc>
+        <w:tc>
+          <w:tcPr>
+            <w:tcBorders>
+              <w:top w:color="d9d9d9" w:space="0" w:sz="8" w:val="single"/>
+              <w:left w:color="d9d9d9" w:space="0" w:sz="8" w:val="single"/>
+              <w:bottom w:color="d9d9d9" w:space="0" w:sz="8" w:val="single"/>
+              <w:right w:color="d9d9d9" w:space="0" w:sz="8" w:val="single"/>
+            </w:tcBorders>
+            <w:shd w:fill="auto" w:val="clear"/>
+            <w:tcMar>
+              <w:top w:w="90" w:type="dxa"/>
+              <w:left w:w="120" w:type="dxa"/>
+              <w:bottom w:w="90" w:type="dxa"/>
+              <w:right w:w="120" w:type="dxa"/>
+            </w:tcMar>
+            <w:vAlign w:val="top"/>
+          </w:tcPr>
+          <w:p>
+            <w:pPr>
+              <w:widowControl w:val="0"/>
+              <w:bidi w:val="1"/>
+              <w:spacing w:after="40" w:before="40" w:lineRule="auto"/>
+              <w:rPr>
+                <w:rFonts w:ascii="Google Sans" w:cs="Google Sans" w:eastAsia="Google Sans" w:hAnsi="Google Sans"/>
+              </w:rPr>
+            </w:pPr>
+            <w:r>
+              <w:rPr>
+                <w:rFonts w:ascii="Google Sans" w:cs="Google Sans" w:eastAsia="Google Sans" w:hAnsi="Google Sans"/>
+                <w:b w:val="1"/>
+                <w:bCs w:val="1"/>
+                <w:color w:val="4285f4"/>
+                <w:sz w:val="20"/>
+                <w:szCs w:val="20"/>
+                <w:rtl w:val="1"/>
+              </w:rPr>
+              <w:t xml:space="preserve">משמעות</w:t>
+            </w:r>
+          </w:p>
+        </w:tc>
+      </w:tr>
+      <w:tr>
+        <w:trPr>
+          <w:cantSplit w:val="0"/>
+          <w:tblHeader w:val="0"/>
+        </w:trPr>
+        <w:tc>
+          <w:tcPr>
+            <w:tcBorders>
+              <w:top w:color="d9d9d9" w:space="0" w:sz="8" w:val="single"/>
+              <w:left w:color="d9d9d9" w:space="0" w:sz="8" w:val="single"/>
+              <w:bottom w:color="d9d9d9" w:space="0" w:sz="8" w:val="single"/>
+              <w:right w:color="d9d9d9" w:space="0" w:sz="8" w:val="single"/>
+            </w:tcBorders>
+            <w:shd w:fill="auto" w:val="clear"/>
+            <w:tcMar>
+              <w:top w:w="90" w:type="dxa"/>
+              <w:left w:w="120" w:type="dxa"/>
+              <w:bottom w:w="90" w:type="dxa"/>
+              <w:right w:w="120" w:type="dxa"/>
+            </w:tcMar>
+            <w:vAlign w:val="top"/>
+          </w:tcPr>
+          <w:p>
+            <w:pPr>
+              <w:widowControl w:val="0"/>
+              <w:bidi w:val="1"/>
+              <w:spacing w:after="40" w:before="40" w:lineRule="auto"/>
+              <w:rPr>
+                <w:rFonts w:ascii="Google Sans" w:cs="Google Sans" w:eastAsia="Google Sans" w:hAnsi="Google Sans"/>
+              </w:rPr>
+            </w:pPr>
+            <w:r>
+              <w:rPr>
+                <w:rFonts w:ascii="Google Sans" w:cs="Google Sans" w:eastAsia="Google Sans" w:hAnsi="Google Sans"/>
+                <w:b w:val="1"/>
+                <w:bCs w:val="1"/>
+                <w:sz w:val="20"/>
+                <w:szCs w:val="20"/>
+                <w:rtl w:val="0"/>
+              </w:rPr>
+              <w:t xml:space="preserve">BIOS</w:t>
+            </w:r>
+          </w:p>
+        </w:tc>
+        <w:tc>
+          <w:tcPr>
+            <w:tcBorders>
+              <w:top w:color="d9d9d9" w:space="0" w:sz="8" w:val="single"/>
+              <w:left w:color="d9d9d9" w:space="0" w:sz="8" w:val="single"/>
+              <w:bottom w:color="d9d9d9" w:space="0" w:sz="8" w:val="single"/>
+              <w:right w:color="d9d9d9" w:space="0" w:sz="8" w:val="single"/>
+            </w:tcBorders>
+            <w:shd w:fill="auto" w:val="clear"/>
+            <w:tcMar>
+              <w:top w:w="90" w:type="dxa"/>
+              <w:left w:w="120" w:type="dxa"/>
+              <w:bottom w:w="90" w:type="dxa"/>
+              <w:right w:w="120" w:type="dxa"/>
+            </w:tcMar>
+            <w:vAlign w:val="top"/>
+          </w:tcPr>
+          <w:p>
+            <w:pPr>
+              <w:widowControl w:val="0"/>
+              <w:bidi w:val="1"/>
+              <w:spacing w:after="40" w:before="40" w:lineRule="auto"/>
+              <w:rPr>
+                <w:rFonts w:ascii="Google Sans" w:cs="Google Sans" w:eastAsia="Google Sans" w:hAnsi="Google Sans"/>
+              </w:rPr>
+            </w:pPr>
+            <w:r>
+              <w:rPr>
+                <w:rFonts w:ascii="Google Sans" w:cs="Google Sans" w:eastAsia="Google Sans" w:hAnsi="Google Sans"/>
+                <w:b w:val="0"/>
+                <w:bCs w:val="0"/>
+                <w:sz w:val="20"/>
+                <w:szCs w:val="20"/>
+                <w:rtl w:val="1"/>
+              </w:rPr>
+              <w:t xml:space="preserve">הקושחה הישנה שהריצה את המחשב בעת ההדלקה. עובדת ב-</w:t>
+            </w:r>
+            <w:r>
+              <w:rPr>
+                <w:rFonts w:ascii="Google Sans" w:cs="Google Sans" w:eastAsia="Google Sans" w:hAnsi="Google Sans"/>
+                <w:b w:val="0"/>
+                <w:bCs w:val="0"/>
+                <w:sz w:val="20"/>
+                <w:szCs w:val="20"/>
+                <w:rtl w:val="0"/>
+              </w:rPr>
+              <w:t xml:space="preserve">16</w:t>
+            </w:r>
+            <w:r>
+              <w:rPr>
+                <w:rFonts w:ascii="Google Sans" w:cs="Google Sans" w:eastAsia="Google Sans" w:hAnsi="Google Sans"/>
+                <w:b w:val="0"/>
+                <w:bCs w:val="0"/>
+                <w:sz w:val="20"/>
+                <w:szCs w:val="20"/>
+                <w:rtl w:val="1"/>
+              </w:rPr>
+              <w:t xml:space="preserve"> סיביות ומוגבלת מאוד. הוחלפה ב-</w:t>
+            </w:r>
+            <w:r>
+              <w:rPr>
+                <w:rFonts w:ascii="Google Sans" w:cs="Google Sans" w:eastAsia="Google Sans" w:hAnsi="Google Sans"/>
+                <w:b w:val="0"/>
+                <w:bCs w:val="0"/>
+                <w:sz w:val="20"/>
+                <w:szCs w:val="20"/>
+                <w:rtl w:val="0"/>
+              </w:rPr>
+              <w:t xml:space="preserve">UEFI.</w:t>
+            </w:r>
+          </w:p>
+        </w:tc>
+      </w:tr>
+      <w:tr>
+        <w:trPr>
+          <w:cantSplit w:val="0"/>
+          <w:tblHeader w:val="0"/>
+        </w:trPr>
+        <w:tc>
+          <w:tcPr>
+            <w:tcBorders>
+              <w:top w:color="d9d9d9" w:space="0" w:sz="8" w:val="single"/>
+              <w:left w:color="d9d9d9" w:space="0" w:sz="8" w:val="single"/>
+              <w:bottom w:color="d9d9d9" w:space="0" w:sz="8" w:val="single"/>
+              <w:right w:color="d9d9d9" w:space="0" w:sz="8" w:val="single"/>
+            </w:tcBorders>
+            <w:shd w:fill="auto" w:val="clear"/>
+            <w:tcMar>
+              <w:top w:w="90" w:type="dxa"/>
+              <w:left w:w="120" w:type="dxa"/>
+              <w:bottom w:w="90" w:type="dxa"/>
+              <w:right w:w="120" w:type="dxa"/>
+            </w:tcMar>
+            <w:vAlign w:val="top"/>
+          </w:tcPr>
+          <w:p>
+            <w:pPr>
+              <w:widowControl w:val="0"/>
+              <w:bidi w:val="1"/>
+              <w:spacing w:after="40" w:before="40" w:lineRule="auto"/>
+              <w:rPr>
+                <w:rFonts w:ascii="Google Sans" w:cs="Google Sans" w:eastAsia="Google Sans" w:hAnsi="Google Sans"/>
+              </w:rPr>
+            </w:pPr>
+            <w:r>
+              <w:rPr>
+                <w:rFonts w:ascii="Google Sans" w:cs="Google Sans" w:eastAsia="Google Sans" w:hAnsi="Google Sans"/>
+                <w:b w:val="1"/>
+                <w:bCs w:val="1"/>
+                <w:sz w:val="20"/>
+                <w:szCs w:val="20"/>
+                <w:rtl w:val="0"/>
+              </w:rPr>
+              <w:t xml:space="preserve">UEFI</w:t>
+            </w:r>
+          </w:p>
+        </w:tc>
+        <w:tc>
+          <w:tcPr>
+            <w:tcBorders>
+              <w:top w:color="d9d9d9" w:space="0" w:sz="8" w:val="single"/>
+              <w:left w:color="d9d9d9" w:space="0" w:sz="8" w:val="single"/>
+              <w:bottom w:color="d9d9d9" w:space="0" w:sz="8" w:val="single"/>
+              <w:right w:color="d9d9d9" w:space="0" w:sz="8" w:val="single"/>
+            </w:tcBorders>
+            <w:shd w:fill="auto" w:val="clear"/>
+            <w:tcMar>
+              <w:top w:w="90" w:type="dxa"/>
+              <w:left w:w="120" w:type="dxa"/>
+              <w:bottom w:w="90" w:type="dxa"/>
+              <w:right w:w="120" w:type="dxa"/>
+            </w:tcMar>
+            <w:vAlign w:val="top"/>
+          </w:tcPr>
+          <w:p>
+            <w:pPr>
+              <w:widowControl w:val="0"/>
+              <w:bidi w:val="1"/>
+              <w:spacing w:after="40" w:before="40" w:lineRule="auto"/>
+              <w:rPr>
+                <w:rFonts w:ascii="Google Sans" w:cs="Google Sans" w:eastAsia="Google Sans" w:hAnsi="Google Sans"/>
+              </w:rPr>
+            </w:pPr>
+            <w:r>
+              <w:rPr>
+                <w:rFonts w:ascii="Google Sans" w:cs="Google Sans" w:eastAsia="Google Sans" w:hAnsi="Google Sans"/>
+                <w:b w:val="0"/>
+                <w:bCs w:val="0"/>
+                <w:sz w:val="20"/>
+                <w:szCs w:val="20"/>
+                <w:rtl w:val="1"/>
+              </w:rPr>
+              <w:t xml:space="preserve">הממשק הסטנדרטי המודרני שדרכו מחשב מתחיל להריץ תוכנה בעת ההדלקה. מספק שירותי אתחול, גישה למערכת קבצים ופרוטוקול גרפיקה, ומעביר בסופו של דבר את השליטה לקרנל.</w:t>
+            </w:r>
+          </w:p>
+        </w:tc>
+      </w:tr>
+      <w:tr>
+        <w:trPr>
+          <w:cantSplit w:val="0"/>
+          <w:tblHeader w:val="0"/>
+        </w:trPr>
+        <w:tc>
+          <w:tcPr>
+            <w:tcBorders>
+              <w:top w:color="d9d9d9" w:space="0" w:sz="8" w:val="single"/>
+              <w:left w:color="d9d9d9" w:space="0" w:sz="8" w:val="single"/>
+              <w:bottom w:color="d9d9d9" w:space="0" w:sz="8" w:val="single"/>
+              <w:right w:color="d9d9d9" w:space="0" w:sz="8" w:val="single"/>
+            </w:tcBorders>
+            <w:shd w:fill="auto" w:val="clear"/>
+            <w:tcMar>
+              <w:top w:w="90" w:type="dxa"/>
+              <w:left w:w="120" w:type="dxa"/>
+              <w:bottom w:w="90" w:type="dxa"/>
+              <w:right w:w="120" w:type="dxa"/>
+            </w:tcMar>
+            <w:vAlign w:val="top"/>
+          </w:tcPr>
+          <w:p>
+            <w:pPr>
+              <w:widowControl w:val="0"/>
+              <w:bidi w:val="1"/>
+              <w:spacing w:after="40" w:before="40" w:lineRule="auto"/>
+              <w:rPr>
+                <w:rFonts w:ascii="Google Sans" w:cs="Google Sans" w:eastAsia="Google Sans" w:hAnsi="Google Sans"/>
+              </w:rPr>
+            </w:pPr>
+            <w:r>
+              <w:rPr>
+                <w:rFonts w:ascii="Google Sans" w:cs="Google Sans" w:eastAsia="Google Sans" w:hAnsi="Google Sans"/>
+                <w:b w:val="1"/>
+                <w:bCs w:val="1"/>
+                <w:sz w:val="20"/>
+                <w:szCs w:val="20"/>
+                <w:rtl w:val="1"/>
+              </w:rPr>
+              <w:t xml:space="preserve">קושחה (</w:t>
+            </w:r>
+            <w:r>
+              <w:rPr>
+                <w:rFonts w:ascii="Google Sans" w:cs="Google Sans" w:eastAsia="Google Sans" w:hAnsi="Google Sans"/>
+                <w:b w:val="1"/>
+                <w:bCs w:val="1"/>
+                <w:sz w:val="20"/>
+                <w:szCs w:val="20"/>
+                <w:rtl w:val="0"/>
+              </w:rPr>
+              <w:t xml:space="preserve">firmware</w:t>
+            </w:r>
+            <w:r>
+              <w:rPr>
+                <w:rFonts w:ascii="Google Sans" w:cs="Google Sans" w:eastAsia="Google Sans" w:hAnsi="Google Sans"/>
+                <w:b w:val="1"/>
+                <w:bCs w:val="1"/>
+                <w:sz w:val="20"/>
+                <w:szCs w:val="20"/>
+                <w:rtl w:val="1"/>
+              </w:rPr>
+              <w:t xml:space="preserve">)</w:t>
+            </w:r>
+          </w:p>
+        </w:tc>
+        <w:tc>
+          <w:tcPr>
+            <w:tcBorders>
+              <w:top w:color="d9d9d9" w:space="0" w:sz="8" w:val="single"/>
+              <w:left w:color="d9d9d9" w:space="0" w:sz="8" w:val="single"/>
+              <w:bottom w:color="d9d9d9" w:space="0" w:sz="8" w:val="single"/>
+              <w:right w:color="d9d9d9" w:space="0" w:sz="8" w:val="single"/>
+            </w:tcBorders>
+            <w:shd w:fill="auto" w:val="clear"/>
+            <w:tcMar>
+              <w:top w:w="90" w:type="dxa"/>
+              <w:left w:w="120" w:type="dxa"/>
+              <w:bottom w:w="90" w:type="dxa"/>
+              <w:right w:w="120" w:type="dxa"/>
+            </w:tcMar>
+            <w:vAlign w:val="top"/>
+          </w:tcPr>
+          <w:p>
+            <w:pPr>
+              <w:widowControl w:val="0"/>
+              <w:bidi w:val="1"/>
+              <w:spacing w:after="40" w:before="40" w:lineRule="auto"/>
+              <w:rPr>
+                <w:rFonts w:ascii="Google Sans" w:cs="Google Sans" w:eastAsia="Google Sans" w:hAnsi="Google Sans"/>
+              </w:rPr>
+            </w:pPr>
+            <w:r>
+              <w:rPr>
+                <w:rFonts w:ascii="Google Sans" w:cs="Google Sans" w:eastAsia="Google Sans" w:hAnsi="Google Sans"/>
+                <w:b w:val="0"/>
+                <w:bCs w:val="0"/>
+                <w:sz w:val="20"/>
+                <w:szCs w:val="20"/>
+                <w:rtl w:val="1"/>
+              </w:rPr>
+              <w:t xml:space="preserve">תוכנה שצרובה על שבב בלוח האם ורצה עוד לפני כל מערכת הפעלה. ה-</w:t>
+            </w:r>
+            <w:r>
+              <w:rPr>
+                <w:rFonts w:ascii="Google Sans" w:cs="Google Sans" w:eastAsia="Google Sans" w:hAnsi="Google Sans"/>
+                <w:b w:val="0"/>
+                <w:bCs w:val="0"/>
+                <w:sz w:val="20"/>
+                <w:szCs w:val="20"/>
+                <w:rtl w:val="0"/>
+              </w:rPr>
+              <w:t xml:space="preserve">UEFI</w:t>
+            </w:r>
+            <w:r>
+              <w:rPr>
+                <w:rFonts w:ascii="Google Sans" w:cs="Google Sans" w:eastAsia="Google Sans" w:hAnsi="Google Sans"/>
+                <w:b w:val="0"/>
+                <w:bCs w:val="0"/>
+                <w:sz w:val="20"/>
+                <w:szCs w:val="20"/>
+                <w:rtl w:val="1"/>
+              </w:rPr>
+              <w:t xml:space="preserve"> הוא הקושחה של המחשב.</w:t>
+            </w:r>
+          </w:p>
+        </w:tc>
+      </w:tr>
+      <w:tr>
+        <w:trPr>
+          <w:cantSplit w:val="0"/>
+          <w:tblHeader w:val="0"/>
+        </w:trPr>
+        <w:tc>
+          <w:tcPr>
+            <w:tcBorders>
+              <w:top w:color="d9d9d9" w:space="0" w:sz="8" w:val="single"/>
+              <w:left w:color="d9d9d9" w:space="0" w:sz="8" w:val="single"/>
+              <w:bottom w:color="d9d9d9" w:space="0" w:sz="8" w:val="single"/>
+              <w:right w:color="d9d9d9" w:space="0" w:sz="8" w:val="single"/>
+            </w:tcBorders>
+            <w:shd w:fill="auto" w:val="clear"/>
+            <w:tcMar>
+              <w:top w:w="90" w:type="dxa"/>
+              <w:left w:w="120" w:type="dxa"/>
+              <w:bottom w:w="90" w:type="dxa"/>
+              <w:right w:w="120" w:type="dxa"/>
+            </w:tcMar>
+            <w:vAlign w:val="top"/>
+          </w:tcPr>
+          <w:p>
+            <w:pPr>
+              <w:widowControl w:val="0"/>
+              <w:bidi w:val="1"/>
+              <w:spacing w:after="40" w:before="40" w:lineRule="auto"/>
+              <w:rPr>
+                <w:rFonts w:ascii="Google Sans" w:cs="Google Sans" w:eastAsia="Google Sans" w:hAnsi="Google Sans"/>
+              </w:rPr>
+            </w:pPr>
+            <w:r>
+              <w:rPr>
+                <w:rFonts w:ascii="Google Sans" w:cs="Google Sans" w:eastAsia="Google Sans" w:hAnsi="Google Sans"/>
+                <w:b w:val="1"/>
+                <w:bCs w:val="1"/>
+                <w:sz w:val="20"/>
+                <w:szCs w:val="20"/>
+                <w:rtl w:val="0"/>
+              </w:rPr>
+              <w:t xml:space="preserve">bootloader</w:t>
+            </w:r>
+          </w:p>
+        </w:tc>
+        <w:tc>
+          <w:tcPr>
+            <w:tcBorders>
+              <w:top w:color="d9d9d9" w:space="0" w:sz="8" w:val="single"/>
+              <w:left w:color="d9d9d9" w:space="0" w:sz="8" w:val="single"/>
+              <w:bottom w:color="d9d9d9" w:space="0" w:sz="8" w:val="single"/>
+              <w:right w:color="d9d9d9" w:space="0" w:sz="8" w:val="single"/>
+            </w:tcBorders>
+            <w:shd w:fill="auto" w:val="clear"/>
+            <w:tcMar>
+              <w:top w:w="90" w:type="dxa"/>
+              <w:left w:w="120" w:type="dxa"/>
+              <w:bottom w:w="90" w:type="dxa"/>
+              <w:right w:w="120" w:type="dxa"/>
+            </w:tcMar>
+            <w:vAlign w:val="top"/>
+          </w:tcPr>
+          <w:p>
+            <w:pPr>
+              <w:widowControl w:val="0"/>
+              <w:bidi w:val="1"/>
+              <w:spacing w:after="40" w:before="40" w:lineRule="auto"/>
+              <w:rPr>
+                <w:rFonts w:ascii="Google Sans" w:cs="Google Sans" w:eastAsia="Google Sans" w:hAnsi="Google Sans"/>
+              </w:rPr>
+            </w:pPr>
+            <w:r>
+              <w:rPr>
+                <w:rFonts w:ascii="Google Sans" w:cs="Google Sans" w:eastAsia="Google Sans" w:hAnsi="Google Sans"/>
+                <w:b w:val="0"/>
+                <w:bCs w:val="0"/>
+                <w:sz w:val="20"/>
+                <w:szCs w:val="20"/>
+                <w:rtl w:val="1"/>
+              </w:rPr>
+              <w:t xml:space="preserve">התוכנה שרצה בין הקושחה לקרנל, ותפקידה לטעון את הקרנל לזיכרון ולהעביר אליו את השליטה. בפרויקט הזה אנחנו כותבים אותה בעצמנו.</w:t>
+            </w:r>
+          </w:p>
+        </w:tc>
+      </w:tr>
+      <w:tr>
+        <w:trPr>
+          <w:cantSplit w:val="0"/>
+          <w:tblHeader w:val="0"/>
+        </w:trPr>
+        <w:tc>
+          <w:tcPr>
+            <w:tcBorders>
+              <w:top w:color="d9d9d9" w:space="0" w:sz="8" w:val="single"/>
+              <w:left w:color="d9d9d9" w:space="0" w:sz="8" w:val="single"/>
+              <w:bottom w:color="d9d9d9" w:space="0" w:sz="8" w:val="single"/>
+              <w:right w:color="d9d9d9" w:space="0" w:sz="8" w:val="single"/>
+            </w:tcBorders>
+            <w:shd w:fill="auto" w:val="clear"/>
+            <w:tcMar>
+              <w:top w:w="90" w:type="dxa"/>
+              <w:left w:w="120" w:type="dxa"/>
+              <w:bottom w:w="90" w:type="dxa"/>
+              <w:right w:w="120" w:type="dxa"/>
+            </w:tcMar>
+            <w:vAlign w:val="top"/>
+          </w:tcPr>
+          <w:p>
+            <w:pPr>
+              <w:widowControl w:val="0"/>
+              <w:bidi w:val="1"/>
+              <w:spacing w:after="40" w:before="40" w:lineRule="auto"/>
+              <w:rPr>
+                <w:rFonts w:ascii="Google Sans" w:cs="Google Sans" w:eastAsia="Google Sans" w:hAnsi="Google Sans"/>
+              </w:rPr>
+            </w:pPr>
+            <w:r>
+              <w:rPr>
+                <w:rFonts w:ascii="Google Sans" w:cs="Google Sans" w:eastAsia="Google Sans" w:hAnsi="Google Sans"/>
+                <w:b w:val="1"/>
+                <w:bCs w:val="1"/>
+                <w:sz w:val="20"/>
+                <w:szCs w:val="20"/>
+                <w:rtl w:val="0"/>
+              </w:rPr>
+              <w:t xml:space="preserve">Boot</w:t>
+            </w:r>
+            <w:r>
+              <w:rPr>
+                <w:rFonts w:ascii="Google Sans" w:cs="Google Sans" w:eastAsia="Google Sans" w:hAnsi="Google Sans"/>
+                <w:b w:val="1"/>
+                <w:bCs w:val="1"/>
+                <w:sz w:val="20"/>
+                <w:szCs w:val="20"/>
+                <w:rtl w:val="1"/>
+              </w:rPr>
+              <w:t xml:space="preserve"> </w:t>
+            </w:r>
+            <w:r>
+              <w:rPr>
+                <w:rFonts w:ascii="Google Sans" w:cs="Google Sans" w:eastAsia="Google Sans" w:hAnsi="Google Sans"/>
+                <w:b w:val="1"/>
+                <w:bCs w:val="1"/>
+                <w:sz w:val="20"/>
+                <w:szCs w:val="20"/>
+                <w:rtl w:val="0"/>
+              </w:rPr>
+              <w:t xml:space="preserve">Services</w:t>
+            </w:r>
+          </w:p>
+        </w:tc>
+        <w:tc>
+          <w:tcPr>
+            <w:tcBorders>
+              <w:top w:color="d9d9d9" w:space="0" w:sz="8" w:val="single"/>
+              <w:left w:color="d9d9d9" w:space="0" w:sz="8" w:val="single"/>
+              <w:bottom w:color="d9d9d9" w:space="0" w:sz="8" w:val="single"/>
+              <w:right w:color="d9d9d9" w:space="0" w:sz="8" w:val="single"/>
+            </w:tcBorders>
+            <w:shd w:fill="auto" w:val="clear"/>
+            <w:tcMar>
+              <w:top w:w="90" w:type="dxa"/>
+              <w:left w:w="120" w:type="dxa"/>
+              <w:bottom w:w="90" w:type="dxa"/>
+              <w:right w:w="120" w:type="dxa"/>
+            </w:tcMar>
+            <w:vAlign w:val="top"/>
+          </w:tcPr>
+          <w:p>
+            <w:pPr>
+              <w:widowControl w:val="0"/>
+              <w:bidi w:val="1"/>
+              <w:spacing w:after="40" w:before="40" w:lineRule="auto"/>
+              <w:rPr>
+                <w:rFonts w:ascii="Google Sans" w:cs="Google Sans" w:eastAsia="Google Sans" w:hAnsi="Google Sans"/>
+              </w:rPr>
+            </w:pPr>
+            <w:r>
+              <w:rPr>
+                <w:rFonts w:ascii="Google Sans" w:cs="Google Sans" w:eastAsia="Google Sans" w:hAnsi="Google Sans"/>
+                <w:b w:val="0"/>
+                <w:bCs w:val="0"/>
+                <w:sz w:val="20"/>
+                <w:szCs w:val="20"/>
+                <w:rtl w:val="1"/>
+              </w:rPr>
+              <w:t xml:space="preserve">אוסף השירותים שה-</w:t>
+            </w:r>
+            <w:r>
+              <w:rPr>
+                <w:rFonts w:ascii="Google Sans" w:cs="Google Sans" w:eastAsia="Google Sans" w:hAnsi="Google Sans"/>
+                <w:b w:val="0"/>
+                <w:bCs w:val="0"/>
+                <w:sz w:val="20"/>
+                <w:szCs w:val="20"/>
+                <w:rtl w:val="0"/>
+              </w:rPr>
+              <w:t xml:space="preserve">UEFI</w:t>
+            </w:r>
+            <w:r>
+              <w:rPr>
+                <w:rFonts w:ascii="Google Sans" w:cs="Google Sans" w:eastAsia="Google Sans" w:hAnsi="Google Sans"/>
+                <w:b w:val="0"/>
+                <w:bCs w:val="0"/>
+                <w:sz w:val="20"/>
+                <w:szCs w:val="20"/>
+                <w:rtl w:val="1"/>
+              </w:rPr>
+              <w:t xml:space="preserve"> מעמיד לרשות הבוטלואדר: הקצאת זיכרון, קריאת קבצים, הדפסה למסך ואיתור פרוטוקולים. כולם מפסיקים לעבוד ברגע היציאה.</w:t>
+            </w:r>
+          </w:p>
+        </w:tc>
+      </w:tr>
+      <w:tr>
+        <w:trPr>
+          <w:cantSplit w:val="0"/>
+          <w:tblHeader w:val="0"/>
+        </w:trPr>
+        <w:tc>
+          <w:tcPr>
+            <w:tcBorders>
+              <w:top w:color="d9d9d9" w:space="0" w:sz="8" w:val="single"/>
+              <w:left w:color="d9d9d9" w:space="0" w:sz="8" w:val="single"/>
+              <w:bottom w:color="d9d9d9" w:space="0" w:sz="8" w:val="single"/>
+              <w:right w:color="d9d9d9" w:space="0" w:sz="8" w:val="single"/>
+            </w:tcBorders>
+            <w:shd w:fill="auto" w:val="clear"/>
+            <w:tcMar>
+              <w:top w:w="90" w:type="dxa"/>
+              <w:left w:w="120" w:type="dxa"/>
+              <w:bottom w:w="90" w:type="dxa"/>
+              <w:right w:w="120" w:type="dxa"/>
+            </w:tcMar>
+            <w:vAlign w:val="top"/>
+          </w:tcPr>
+          <w:p>
+            <w:pPr>
+              <w:widowControl w:val="0"/>
+              <w:bidi w:val="1"/>
+              <w:spacing w:after="40" w:before="40" w:lineRule="auto"/>
+              <w:rPr>
+                <w:rFonts w:ascii="Google Sans" w:cs="Google Sans" w:eastAsia="Google Sans" w:hAnsi="Google Sans"/>
+              </w:rPr>
+            </w:pPr>
+            <w:r>
+              <w:rPr>
+                <w:rFonts w:ascii="Google Sans" w:cs="Google Sans" w:eastAsia="Google Sans" w:hAnsi="Google Sans"/>
+                <w:b w:val="1"/>
+                <w:bCs w:val="1"/>
+                <w:sz w:val="20"/>
+                <w:szCs w:val="20"/>
+                <w:rtl w:val="0"/>
+              </w:rPr>
+              <w:t xml:space="preserve">ExitBootServices</w:t>
+            </w:r>
+          </w:p>
+        </w:tc>
+        <w:tc>
+          <w:tcPr>
+            <w:tcBorders>
+              <w:top w:color="d9d9d9" w:space="0" w:sz="8" w:val="single"/>
+              <w:left w:color="d9d9d9" w:space="0" w:sz="8" w:val="single"/>
+              <w:bottom w:color="d9d9d9" w:space="0" w:sz="8" w:val="single"/>
+              <w:right w:color="d9d9d9" w:space="0" w:sz="8" w:val="single"/>
+            </w:tcBorders>
+            <w:shd w:fill="auto" w:val="clear"/>
+            <w:tcMar>
+              <w:top w:w="90" w:type="dxa"/>
+              <w:left w:w="120" w:type="dxa"/>
+              <w:bottom w:w="90" w:type="dxa"/>
+              <w:right w:w="120" w:type="dxa"/>
+            </w:tcMar>
+            <w:vAlign w:val="top"/>
+          </w:tcPr>
+          <w:p>
+            <w:pPr>
+              <w:widowControl w:val="0"/>
+              <w:bidi w:val="1"/>
+              <w:spacing w:after="40" w:before="40" w:lineRule="auto"/>
+              <w:rPr>
+                <w:rFonts w:ascii="Google Sans" w:cs="Google Sans" w:eastAsia="Google Sans" w:hAnsi="Google Sans"/>
+              </w:rPr>
+            </w:pPr>
+            <w:r>
+              <w:rPr>
+                <w:rFonts w:ascii="Google Sans" w:cs="Google Sans" w:eastAsia="Google Sans" w:hAnsi="Google Sans"/>
+                <w:b w:val="0"/>
+                <w:bCs w:val="0"/>
+                <w:sz w:val="20"/>
+                <w:szCs w:val="20"/>
+                <w:rtl w:val="1"/>
+              </w:rPr>
+              <w:t xml:space="preserve">הקריאה שבה הבוטלואדר לוקח מהקושחה את השליטה המלאה בחומרה. מרגע זה שירותי הקושחה כבים ואין דרך חזרה.</w:t>
+            </w:r>
+          </w:p>
+        </w:tc>
+      </w:tr>
+      <w:tr>
+        <w:trPr>
+          <w:cantSplit w:val="0"/>
+          <w:tblHeader w:val="0"/>
+        </w:trPr>
+        <w:tc>
+          <w:tcPr>
+            <w:tcBorders>
+              <w:top w:color="d9d9d9" w:space="0" w:sz="8" w:val="single"/>
+              <w:left w:color="d9d9d9" w:space="0" w:sz="8" w:val="single"/>
+              <w:bottom w:color="d9d9d9" w:space="0" w:sz="8" w:val="single"/>
+              <w:right w:color="d9d9d9" w:space="0" w:sz="8" w:val="single"/>
+            </w:tcBorders>
+            <w:shd w:fill="auto" w:val="clear"/>
+            <w:tcMar>
+              <w:top w:w="90" w:type="dxa"/>
+              <w:left w:w="120" w:type="dxa"/>
+              <w:bottom w:w="90" w:type="dxa"/>
+              <w:right w:w="120" w:type="dxa"/>
+            </w:tcMar>
+            <w:vAlign w:val="top"/>
+          </w:tcPr>
+          <w:p>
+            <w:pPr>
+              <w:widowControl w:val="0"/>
+              <w:bidi w:val="1"/>
+              <w:spacing w:after="40" w:before="40" w:lineRule="auto"/>
+              <w:rPr>
+                <w:rFonts w:ascii="Google Sans" w:cs="Google Sans" w:eastAsia="Google Sans" w:hAnsi="Google Sans"/>
+              </w:rPr>
+            </w:pPr>
+            <w:r>
+              <w:rPr>
+                <w:rFonts w:ascii="Google Sans" w:cs="Google Sans" w:eastAsia="Google Sans" w:hAnsi="Google Sans"/>
+                <w:b w:val="1"/>
+                <w:bCs w:val="1"/>
+                <w:sz w:val="20"/>
+                <w:szCs w:val="20"/>
+                <w:rtl w:val="0"/>
+              </w:rPr>
+              <w:t xml:space="preserve">handoff</w:t>
+            </w:r>
+          </w:p>
+        </w:tc>
+        <w:tc>
+          <w:tcPr>
+            <w:tcBorders>
+              <w:top w:color="d9d9d9" w:space="0" w:sz="8" w:val="single"/>
+              <w:left w:color="d9d9d9" w:space="0" w:sz="8" w:val="single"/>
+              <w:bottom w:color="d9d9d9" w:space="0" w:sz="8" w:val="single"/>
+              <w:right w:color="d9d9d9" w:space="0" w:sz="8" w:val="single"/>
+            </w:tcBorders>
+            <w:shd w:fill="auto" w:val="clear"/>
+            <w:tcMar>
+              <w:top w:w="90" w:type="dxa"/>
+              <w:left w:w="120" w:type="dxa"/>
+              <w:bottom w:w="90" w:type="dxa"/>
+              <w:right w:w="120" w:type="dxa"/>
+            </w:tcMar>
+            <w:vAlign w:val="top"/>
+          </w:tcPr>
+          <w:p>
+            <w:pPr>
+              <w:widowControl w:val="0"/>
+              <w:bidi w:val="1"/>
+              <w:spacing w:after="40" w:before="40" w:lineRule="auto"/>
+              <w:rPr>
+                <w:rFonts w:ascii="Google Sans" w:cs="Google Sans" w:eastAsia="Google Sans" w:hAnsi="Google Sans"/>
+              </w:rPr>
+            </w:pPr>
+            <w:r>
+              <w:rPr>
+                <w:rFonts w:ascii="Google Sans" w:cs="Google Sans" w:eastAsia="Google Sans" w:hAnsi="Google Sans"/>
+                <w:b w:val="0"/>
+                <w:bCs w:val="0"/>
+                <w:sz w:val="20"/>
+                <w:szCs w:val="20"/>
+                <w:rtl w:val="1"/>
+              </w:rPr>
+              <w:t xml:space="preserve">נקודת מעבר השליטה מהבוטלואדר לקרנל, כולל העברת כל המידע שנאסף מהקושחה.</w:t>
+            </w:r>
+          </w:p>
+        </w:tc>
+      </w:tr>
+      <w:tr>
+        <w:trPr>
+          <w:cantSplit w:val="0"/>
+          <w:tblHeader w:val="0"/>
+        </w:trPr>
+        <w:tc>
+          <w:tcPr>
+            <w:tcBorders>
+              <w:top w:color="d9d9d9" w:space="0" w:sz="8" w:val="single"/>
+              <w:left w:color="d9d9d9" w:space="0" w:sz="8" w:val="single"/>
+              <w:bottom w:color="d9d9d9" w:space="0" w:sz="8" w:val="single"/>
+              <w:right w:color="d9d9d9" w:space="0" w:sz="8" w:val="single"/>
+            </w:tcBorders>
+            <w:shd w:fill="auto" w:val="clear"/>
+            <w:tcMar>
+              <w:top w:w="90" w:type="dxa"/>
+              <w:left w:w="120" w:type="dxa"/>
+              <w:bottom w:w="90" w:type="dxa"/>
+              <w:right w:w="120" w:type="dxa"/>
+            </w:tcMar>
+            <w:vAlign w:val="top"/>
+          </w:tcPr>
+          <w:p>
+            <w:pPr>
+              <w:widowControl w:val="0"/>
+              <w:bidi w:val="1"/>
+              <w:spacing w:after="40" w:before="40" w:lineRule="auto"/>
+              <w:rPr>
+                <w:rFonts w:ascii="Google Sans" w:cs="Google Sans" w:eastAsia="Google Sans" w:hAnsi="Google Sans"/>
+              </w:rPr>
+            </w:pPr>
+            <w:r>
+              <w:rPr>
+                <w:rFonts w:ascii="Google Sans" w:cs="Google Sans" w:eastAsia="Google Sans" w:hAnsi="Google Sans"/>
+                <w:b w:val="1"/>
+                <w:bCs w:val="1"/>
+                <w:sz w:val="20"/>
+                <w:szCs w:val="20"/>
+                <w:rtl w:val="0"/>
+              </w:rPr>
+              <w:t xml:space="preserve">GPT</w:t>
+            </w:r>
+          </w:p>
+        </w:tc>
+        <w:tc>
+          <w:tcPr>
+            <w:tcBorders>
+              <w:top w:color="d9d9d9" w:space="0" w:sz="8" w:val="single"/>
+              <w:left w:color="d9d9d9" w:space="0" w:sz="8" w:val="single"/>
+              <w:bottom w:color="d9d9d9" w:space="0" w:sz="8" w:val="single"/>
+              <w:right w:color="d9d9d9" w:space="0" w:sz="8" w:val="single"/>
+            </w:tcBorders>
+            <w:shd w:fill="auto" w:val="clear"/>
+            <w:tcMar>
+              <w:top w:w="90" w:type="dxa"/>
+              <w:left w:w="120" w:type="dxa"/>
+              <w:bottom w:w="90" w:type="dxa"/>
+              <w:right w:w="120" w:type="dxa"/>
+            </w:tcMar>
+            <w:vAlign w:val="top"/>
+          </w:tcPr>
+          <w:p>
+            <w:pPr>
+              <w:widowControl w:val="0"/>
+              <w:bidi w:val="1"/>
+              <w:spacing w:after="40" w:before="40" w:lineRule="auto"/>
+              <w:rPr>
+                <w:rFonts w:ascii="Google Sans" w:cs="Google Sans" w:eastAsia="Google Sans" w:hAnsi="Google Sans"/>
+              </w:rPr>
+            </w:pPr>
+            <w:r>
+              <w:rPr>
+                <w:rFonts w:ascii="Google Sans" w:cs="Google Sans" w:eastAsia="Google Sans" w:hAnsi="Google Sans"/>
+                <w:b w:val="0"/>
+                <w:bCs w:val="0"/>
+                <w:sz w:val="20"/>
+                <w:szCs w:val="20"/>
+                <w:rtl w:val="1"/>
+              </w:rPr>
+              <w:t xml:space="preserve">פורמט מודרני לטבלת המחיצות של הדיסק, שהחליף את טבלת ה-</w:t>
+            </w:r>
+            <w:r>
+              <w:rPr>
+                <w:rFonts w:ascii="Google Sans" w:cs="Google Sans" w:eastAsia="Google Sans" w:hAnsi="Google Sans"/>
+                <w:b w:val="0"/>
+                <w:bCs w:val="0"/>
+                <w:sz w:val="20"/>
+                <w:szCs w:val="20"/>
+                <w:rtl w:val="0"/>
+              </w:rPr>
+              <w:t xml:space="preserve">MBR</w:t>
+            </w:r>
+            <w:r>
+              <w:rPr>
+                <w:rFonts w:ascii="Google Sans" w:cs="Google Sans" w:eastAsia="Google Sans" w:hAnsi="Google Sans"/>
+                <w:b w:val="0"/>
+                <w:bCs w:val="0"/>
+                <w:sz w:val="20"/>
+                <w:szCs w:val="20"/>
+                <w:rtl w:val="1"/>
+              </w:rPr>
+              <w:t xml:space="preserve"> הישנה.</w:t>
+            </w:r>
+          </w:p>
+        </w:tc>
+      </w:tr>
+      <w:tr>
+        <w:trPr>
+          <w:cantSplit w:val="0"/>
+          <w:tblHeader w:val="0"/>
+        </w:trPr>
+        <w:tc>
+          <w:tcPr>
+            <w:tcBorders>
+              <w:top w:color="d9d9d9" w:space="0" w:sz="8" w:val="single"/>
+              <w:left w:color="d9d9d9" w:space="0" w:sz="8" w:val="single"/>
+              <w:bottom w:color="d9d9d9" w:space="0" w:sz="8" w:val="single"/>
+              <w:right w:color="d9d9d9" w:space="0" w:sz="8" w:val="single"/>
+            </w:tcBorders>
+            <w:shd w:fill="auto" w:val="clear"/>
+            <w:tcMar>
+              <w:top w:w="90" w:type="dxa"/>
+              <w:left w:w="120" w:type="dxa"/>
+              <w:bottom w:w="90" w:type="dxa"/>
+              <w:right w:w="120" w:type="dxa"/>
+            </w:tcMar>
+            <w:vAlign w:val="top"/>
+          </w:tcPr>
+          <w:p>
+            <w:pPr>
+              <w:widowControl w:val="0"/>
+              <w:bidi w:val="1"/>
+              <w:spacing w:after="40" w:before="40" w:lineRule="auto"/>
+              <w:rPr>
+                <w:rFonts w:ascii="Google Sans" w:cs="Google Sans" w:eastAsia="Google Sans" w:hAnsi="Google Sans"/>
+              </w:rPr>
+            </w:pPr>
+            <w:r>
+              <w:rPr>
+                <w:rFonts w:ascii="Google Sans" w:cs="Google Sans" w:eastAsia="Google Sans" w:hAnsi="Google Sans"/>
+                <w:b w:val="1"/>
+                <w:bCs w:val="1"/>
+                <w:sz w:val="20"/>
+                <w:szCs w:val="20"/>
+                <w:rtl w:val="0"/>
+              </w:rPr>
+              <w:t xml:space="preserve">ESP</w:t>
+            </w:r>
+            <w:r>
+              <w:rPr>
+                <w:rFonts w:ascii="Google Sans" w:cs="Google Sans" w:eastAsia="Google Sans" w:hAnsi="Google Sans"/>
+                <w:b w:val="1"/>
+                <w:bCs w:val="1"/>
+                <w:sz w:val="20"/>
+                <w:szCs w:val="20"/>
+                <w:rtl w:val="1"/>
+              </w:rPr>
+              <w:t xml:space="preserve"> (</w:t>
+            </w:r>
+            <w:r>
+              <w:rPr>
+                <w:rFonts w:ascii="Google Sans" w:cs="Google Sans" w:eastAsia="Google Sans" w:hAnsi="Google Sans"/>
+                <w:b w:val="1"/>
+                <w:bCs w:val="1"/>
+                <w:sz w:val="20"/>
+                <w:szCs w:val="20"/>
+                <w:rtl w:val="0"/>
+              </w:rPr>
+              <w:t xml:space="preserve">EFI</w:t>
+            </w:r>
+            <w:r>
+              <w:rPr>
+                <w:rFonts w:ascii="Google Sans" w:cs="Google Sans" w:eastAsia="Google Sans" w:hAnsi="Google Sans"/>
+                <w:b w:val="1"/>
+                <w:bCs w:val="1"/>
+                <w:sz w:val="20"/>
+                <w:szCs w:val="20"/>
+                <w:rtl w:val="1"/>
+              </w:rPr>
+              <w:t xml:space="preserve"> </w:t>
+            </w:r>
+            <w:r>
+              <w:rPr>
+                <w:rFonts w:ascii="Google Sans" w:cs="Google Sans" w:eastAsia="Google Sans" w:hAnsi="Google Sans"/>
+                <w:b w:val="1"/>
+                <w:bCs w:val="1"/>
+                <w:sz w:val="20"/>
+                <w:szCs w:val="20"/>
+                <w:rtl w:val="0"/>
+              </w:rPr>
+              <w:t xml:space="preserve">System</w:t>
+            </w:r>
+            <w:r>
+              <w:rPr>
+                <w:rFonts w:ascii="Google Sans" w:cs="Google Sans" w:eastAsia="Google Sans" w:hAnsi="Google Sans"/>
+                <w:b w:val="1"/>
+                <w:bCs w:val="1"/>
+                <w:sz w:val="20"/>
+                <w:szCs w:val="20"/>
+                <w:rtl w:val="1"/>
+              </w:rPr>
+              <w:t xml:space="preserve"> </w:t>
+            </w:r>
+            <w:r>
+              <w:rPr>
+                <w:rFonts w:ascii="Google Sans" w:cs="Google Sans" w:eastAsia="Google Sans" w:hAnsi="Google Sans"/>
+                <w:b w:val="1"/>
+                <w:bCs w:val="1"/>
+                <w:sz w:val="20"/>
+                <w:szCs w:val="20"/>
+                <w:rtl w:val="0"/>
+              </w:rPr>
+              <w:t xml:space="preserve">Partition</w:t>
+            </w:r>
+            <w:r>
+              <w:rPr>
+                <w:rFonts w:ascii="Google Sans" w:cs="Google Sans" w:eastAsia="Google Sans" w:hAnsi="Google Sans"/>
+                <w:b w:val="1"/>
+                <w:bCs w:val="1"/>
+                <w:sz w:val="20"/>
+                <w:szCs w:val="20"/>
+                <w:rtl w:val="1"/>
+              </w:rPr>
+              <w:t xml:space="preserve">)</w:t>
+            </w:r>
+          </w:p>
+        </w:tc>
+        <w:tc>
+          <w:tcPr>
+            <w:tcBorders>
+              <w:top w:color="d9d9d9" w:space="0" w:sz="8" w:val="single"/>
+              <w:left w:color="d9d9d9" w:space="0" w:sz="8" w:val="single"/>
+              <w:bottom w:color="d9d9d9" w:space="0" w:sz="8" w:val="single"/>
+              <w:right w:color="d9d9d9" w:space="0" w:sz="8" w:val="single"/>
+            </w:tcBorders>
+            <w:shd w:fill="auto" w:val="clear"/>
+            <w:tcMar>
+              <w:top w:w="90" w:type="dxa"/>
+              <w:left w:w="120" w:type="dxa"/>
+              <w:bottom w:w="90" w:type="dxa"/>
+              <w:right w:w="120" w:type="dxa"/>
+            </w:tcMar>
+            <w:vAlign w:val="top"/>
+          </w:tcPr>
+          <w:p>
+            <w:pPr>
+              <w:widowControl w:val="0"/>
+              <w:bidi w:val="1"/>
+              <w:spacing w:after="40" w:before="40" w:lineRule="auto"/>
+              <w:rPr>
+                <w:rFonts w:ascii="Google Sans" w:cs="Google Sans" w:eastAsia="Google Sans" w:hAnsi="Google Sans"/>
+              </w:rPr>
+            </w:pPr>
+            <w:r>
+              <w:rPr>
+                <w:rFonts w:ascii="Google Sans" w:cs="Google Sans" w:eastAsia="Google Sans" w:hAnsi="Google Sans"/>
+                <w:b w:val="0"/>
+                <w:bCs w:val="0"/>
+                <w:sz w:val="20"/>
+                <w:szCs w:val="20"/>
+                <w:rtl w:val="1"/>
+              </w:rPr>
+              <w:t xml:space="preserve">מחיצה בפורמט </w:t>
+            </w:r>
+            <w:r>
+              <w:rPr>
+                <w:rFonts w:ascii="Google Sans" w:cs="Google Sans" w:eastAsia="Google Sans" w:hAnsi="Google Sans"/>
+                <w:b w:val="0"/>
+                <w:bCs w:val="0"/>
+                <w:sz w:val="20"/>
+                <w:szCs w:val="20"/>
+                <w:rtl w:val="0"/>
+              </w:rPr>
+              <w:t xml:space="preserve">FAT32</w:t>
+            </w:r>
+            <w:r>
+              <w:rPr>
+                <w:rFonts w:ascii="Google Sans" w:cs="Google Sans" w:eastAsia="Google Sans" w:hAnsi="Google Sans"/>
+                <w:b w:val="0"/>
+                <w:bCs w:val="0"/>
+                <w:sz w:val="20"/>
+                <w:szCs w:val="20"/>
+                <w:rtl w:val="1"/>
+              </w:rPr>
+              <w:t xml:space="preserve"> שממנה הקושחה טוענת את קובץ האתחול. שם יושבים הבוטלואדר והקרנל שלנו.</w:t>
+            </w:r>
+          </w:p>
+        </w:tc>
+      </w:tr>
+      <w:tr>
+        <w:trPr>
+          <w:cantSplit w:val="0"/>
+          <w:tblHeader w:val="0"/>
+        </w:trPr>
+        <w:tc>
+          <w:tcPr>
+            <w:tcBorders>
+              <w:top w:color="d9d9d9" w:space="0" w:sz="8" w:val="single"/>
+              <w:left w:color="d9d9d9" w:space="0" w:sz="8" w:val="single"/>
+              <w:bottom w:color="d9d9d9" w:space="0" w:sz="8" w:val="single"/>
+              <w:right w:color="d9d9d9" w:space="0" w:sz="8" w:val="single"/>
+            </w:tcBorders>
+            <w:shd w:fill="auto" w:val="clear"/>
+            <w:tcMar>
+              <w:top w:w="90" w:type="dxa"/>
+              <w:left w:w="120" w:type="dxa"/>
+              <w:bottom w:w="90" w:type="dxa"/>
+              <w:right w:w="120" w:type="dxa"/>
+            </w:tcMar>
+            <w:vAlign w:val="top"/>
+          </w:tcPr>
+          <w:p>
+            <w:pPr>
+              <w:widowControl w:val="0"/>
+              <w:bidi w:val="1"/>
+              <w:spacing w:after="40" w:before="40" w:lineRule="auto"/>
+              <w:rPr>
+                <w:rFonts w:ascii="Google Sans" w:cs="Google Sans" w:eastAsia="Google Sans" w:hAnsi="Google Sans"/>
+              </w:rPr>
+            </w:pPr>
+            <w:r>
+              <w:rPr>
+                <w:rFonts w:ascii="Google Sans" w:cs="Google Sans" w:eastAsia="Google Sans" w:hAnsi="Google Sans"/>
+                <w:b w:val="1"/>
+                <w:bCs w:val="1"/>
+                <w:sz w:val="20"/>
+                <w:szCs w:val="20"/>
+                <w:rtl w:val="0"/>
+              </w:rPr>
+              <w:t xml:space="preserve">ELF</w:t>
+            </w:r>
+          </w:p>
+        </w:tc>
+        <w:tc>
+          <w:tcPr>
+            <w:tcBorders>
+              <w:top w:color="d9d9d9" w:space="0" w:sz="8" w:val="single"/>
+              <w:left w:color="d9d9d9" w:space="0" w:sz="8" w:val="single"/>
+              <w:bottom w:color="d9d9d9" w:space="0" w:sz="8" w:val="single"/>
+              <w:right w:color="d9d9d9" w:space="0" w:sz="8" w:val="single"/>
+            </w:tcBorders>
+            <w:shd w:fill="auto" w:val="clear"/>
+            <w:tcMar>
+              <w:top w:w="90" w:type="dxa"/>
+              <w:left w:w="120" w:type="dxa"/>
+              <w:bottom w:w="90" w:type="dxa"/>
+              <w:right w:w="120" w:type="dxa"/>
+            </w:tcMar>
+            <w:vAlign w:val="top"/>
+          </w:tcPr>
+          <w:p>
+            <w:pPr>
+              <w:widowControl w:val="0"/>
+              <w:bidi w:val="1"/>
+              <w:spacing w:after="40" w:before="40" w:lineRule="auto"/>
+              <w:rPr>
+                <w:rFonts w:ascii="Google Sans" w:cs="Google Sans" w:eastAsia="Google Sans" w:hAnsi="Google Sans"/>
+              </w:rPr>
+            </w:pPr>
+            <w:r>
+              <w:rPr>
+                <w:rFonts w:ascii="Google Sans" w:cs="Google Sans" w:eastAsia="Google Sans" w:hAnsi="Google Sans"/>
+                <w:b w:val="0"/>
+                <w:bCs w:val="0"/>
+                <w:sz w:val="20"/>
+                <w:szCs w:val="20"/>
+                <w:rtl w:val="1"/>
+              </w:rPr>
+              <w:t xml:space="preserve">פורמט הקובץ הבינארי הסטנדרטי בעולם היוניקס. הקרנל שלנו נבנה כקובץ </w:t>
+            </w:r>
+            <w:r>
+              <w:rPr>
+                <w:rFonts w:ascii="Google Sans" w:cs="Google Sans" w:eastAsia="Google Sans" w:hAnsi="Google Sans"/>
+                <w:b w:val="0"/>
+                <w:bCs w:val="0"/>
+                <w:sz w:val="20"/>
+                <w:szCs w:val="20"/>
+                <w:rtl w:val="0"/>
+              </w:rPr>
+              <w:t xml:space="preserve">ELF64</w:t>
+            </w:r>
+            <w:r>
+              <w:rPr>
+                <w:rFonts w:ascii="Google Sans" w:cs="Google Sans" w:eastAsia="Google Sans" w:hAnsi="Google Sans"/>
+                <w:b w:val="0"/>
+                <w:bCs w:val="0"/>
+                <w:sz w:val="20"/>
+                <w:szCs w:val="20"/>
+                <w:rtl w:val="1"/>
+              </w:rPr>
+              <w:t xml:space="preserve">, והבוטלואדר מפרסר אותו וטוען את מקטעיו לזיכרון.</w:t>
+            </w:r>
+          </w:p>
+        </w:tc>
+      </w:tr>
+      <w:tr>
+        <w:trPr>
+          <w:cantSplit w:val="0"/>
+          <w:tblHeader w:val="0"/>
+        </w:trPr>
+        <w:tc>
+          <w:tcPr>
+            <w:tcBorders>
+              <w:top w:color="d9d9d9" w:space="0" w:sz="8" w:val="single"/>
+              <w:left w:color="d9d9d9" w:space="0" w:sz="8" w:val="single"/>
+              <w:bottom w:color="d9d9d9" w:space="0" w:sz="8" w:val="single"/>
+              <w:right w:color="d9d9d9" w:space="0" w:sz="8" w:val="single"/>
+            </w:tcBorders>
+            <w:shd w:fill="auto" w:val="clear"/>
+            <w:tcMar>
+              <w:top w:w="90" w:type="dxa"/>
+              <w:left w:w="120" w:type="dxa"/>
+              <w:bottom w:w="90" w:type="dxa"/>
+              <w:right w:w="120" w:type="dxa"/>
+            </w:tcMar>
+            <w:vAlign w:val="top"/>
+          </w:tcPr>
+          <w:p>
+            <w:pPr>
+              <w:widowControl w:val="0"/>
+              <w:bidi w:val="1"/>
+              <w:spacing w:after="40" w:before="40" w:lineRule="auto"/>
+              <w:rPr>
+                <w:rFonts w:ascii="Google Sans" w:cs="Google Sans" w:eastAsia="Google Sans" w:hAnsi="Google Sans"/>
+              </w:rPr>
+            </w:pPr>
+            <w:r>
+              <w:rPr>
+                <w:rFonts w:ascii="Google Sans" w:cs="Google Sans" w:eastAsia="Google Sans" w:hAnsi="Google Sans"/>
+                <w:b w:val="1"/>
+                <w:bCs w:val="1"/>
+                <w:sz w:val="20"/>
+                <w:szCs w:val="20"/>
+                <w:rtl w:val="0"/>
+              </w:rPr>
+              <w:t xml:space="preserve">PT_LOAD</w:t>
+            </w:r>
+          </w:p>
+        </w:tc>
+        <w:tc>
+          <w:tcPr>
+            <w:tcBorders>
+              <w:top w:color="d9d9d9" w:space="0" w:sz="8" w:val="single"/>
+              <w:left w:color="d9d9d9" w:space="0" w:sz="8" w:val="single"/>
+              <w:bottom w:color="d9d9d9" w:space="0" w:sz="8" w:val="single"/>
+              <w:right w:color="d9d9d9" w:space="0" w:sz="8" w:val="single"/>
+            </w:tcBorders>
+            <w:shd w:fill="auto" w:val="clear"/>
+            <w:tcMar>
+              <w:top w:w="90" w:type="dxa"/>
+              <w:left w:w="120" w:type="dxa"/>
+              <w:bottom w:w="90" w:type="dxa"/>
+              <w:right w:w="120" w:type="dxa"/>
+            </w:tcMar>
+            <w:vAlign w:val="top"/>
+          </w:tcPr>
+          <w:p>
+            <w:pPr>
+              <w:widowControl w:val="0"/>
+              <w:bidi w:val="1"/>
+              <w:spacing w:after="40" w:before="40" w:lineRule="auto"/>
+              <w:rPr>
+                <w:rFonts w:ascii="Google Sans" w:cs="Google Sans" w:eastAsia="Google Sans" w:hAnsi="Google Sans"/>
+              </w:rPr>
+            </w:pPr>
+            <w:r>
+              <w:rPr>
+                <w:rFonts w:ascii="Google Sans" w:cs="Google Sans" w:eastAsia="Google Sans" w:hAnsi="Google Sans"/>
+                <w:b w:val="0"/>
+                <w:bCs w:val="0"/>
+                <w:sz w:val="20"/>
+                <w:szCs w:val="20"/>
+                <w:rtl w:val="1"/>
+              </w:rPr>
+              <w:t xml:space="preserve">סוג של מקטע בקובץ </w:t>
+            </w:r>
+            <w:r>
+              <w:rPr>
+                <w:rFonts w:ascii="Google Sans" w:cs="Google Sans" w:eastAsia="Google Sans" w:hAnsi="Google Sans"/>
+                <w:b w:val="0"/>
+                <w:bCs w:val="0"/>
+                <w:sz w:val="20"/>
+                <w:szCs w:val="20"/>
+                <w:rtl w:val="0"/>
+              </w:rPr>
+              <w:t xml:space="preserve">ELF</w:t>
+            </w:r>
+            <w:r>
+              <w:rPr>
+                <w:rFonts w:ascii="Google Sans" w:cs="Google Sans" w:eastAsia="Google Sans" w:hAnsi="Google Sans"/>
+                <w:b w:val="0"/>
+                <w:bCs w:val="0"/>
+                <w:sz w:val="20"/>
+                <w:szCs w:val="20"/>
+                <w:rtl w:val="1"/>
+              </w:rPr>
+              <w:t xml:space="preserve"> שצריך להיטען לזיכרון בפועל. מקטעים מסוגים אחרים אינם נטענים.</w:t>
+            </w:r>
+          </w:p>
+        </w:tc>
+      </w:tr>
+      <w:tr>
+        <w:trPr>
+          <w:cantSplit w:val="0"/>
+          <w:tblHeader w:val="0"/>
+        </w:trPr>
+        <w:tc>
+          <w:tcPr>
+            <w:tcBorders>
+              <w:top w:color="d9d9d9" w:space="0" w:sz="8" w:val="single"/>
+              <w:left w:color="d9d9d9" w:space="0" w:sz="8" w:val="single"/>
+              <w:bottom w:color="d9d9d9" w:space="0" w:sz="8" w:val="single"/>
+              <w:right w:color="d9d9d9" w:space="0" w:sz="8" w:val="single"/>
+            </w:tcBorders>
+            <w:shd w:fill="auto" w:val="clear"/>
+            <w:tcMar>
+              <w:top w:w="90" w:type="dxa"/>
+              <w:left w:w="120" w:type="dxa"/>
+              <w:bottom w:w="90" w:type="dxa"/>
+              <w:right w:w="120" w:type="dxa"/>
+            </w:tcMar>
+            <w:vAlign w:val="top"/>
+          </w:tcPr>
+          <w:p>
+            <w:pPr>
+              <w:widowControl w:val="0"/>
+              <w:bidi w:val="1"/>
+              <w:spacing w:after="40" w:before="40" w:lineRule="auto"/>
+              <w:rPr>
+                <w:rFonts w:ascii="Google Sans" w:cs="Google Sans" w:eastAsia="Google Sans" w:hAnsi="Google Sans"/>
+              </w:rPr>
+            </w:pPr>
+            <w:r>
+              <w:rPr>
+                <w:rFonts w:ascii="Google Sans" w:cs="Google Sans" w:eastAsia="Google Sans" w:hAnsi="Google Sans"/>
+                <w:b w:val="1"/>
+                <w:bCs w:val="1"/>
+                <w:sz w:val="20"/>
+                <w:szCs w:val="20"/>
+                <w:rtl w:val="0"/>
+              </w:rPr>
+              <w:t xml:space="preserve">watchdog</w:t>
+            </w:r>
+          </w:p>
+        </w:tc>
+        <w:tc>
+          <w:tcPr>
+            <w:tcBorders>
+              <w:top w:color="d9d9d9" w:space="0" w:sz="8" w:val="single"/>
+              <w:left w:color="d9d9d9" w:space="0" w:sz="8" w:val="single"/>
+              <w:bottom w:color="d9d9d9" w:space="0" w:sz="8" w:val="single"/>
+              <w:right w:color="d9d9d9" w:space="0" w:sz="8" w:val="single"/>
+            </w:tcBorders>
+            <w:shd w:fill="auto" w:val="clear"/>
+            <w:tcMar>
+              <w:top w:w="90" w:type="dxa"/>
+              <w:left w:w="120" w:type="dxa"/>
+              <w:bottom w:w="90" w:type="dxa"/>
+              <w:right w:w="120" w:type="dxa"/>
+            </w:tcMar>
+            <w:vAlign w:val="top"/>
+          </w:tcPr>
+          <w:p>
+            <w:pPr>
+              <w:widowControl w:val="0"/>
+              <w:bidi w:val="1"/>
+              <w:spacing w:after="40" w:before="40" w:lineRule="auto"/>
+              <w:rPr>
+                <w:rFonts w:ascii="Google Sans" w:cs="Google Sans" w:eastAsia="Google Sans" w:hAnsi="Google Sans"/>
+              </w:rPr>
+            </w:pPr>
+            <w:r>
+              <w:rPr>
+                <w:rFonts w:ascii="Google Sans" w:cs="Google Sans" w:eastAsia="Google Sans" w:hAnsi="Google Sans"/>
+                <w:b w:val="0"/>
+                <w:bCs w:val="0"/>
+                <w:sz w:val="20"/>
+                <w:szCs w:val="20"/>
+                <w:rtl w:val="1"/>
+              </w:rPr>
+              <w:t xml:space="preserve">טיימר של הקושחה שמאתחל את המחשב אם אפליקציית האתחול לא סיימה בתוך חמש דקות. אנחנו מבטלים אותו בתחילת הריצה.</w:t>
+            </w:r>
+          </w:p>
+        </w:tc>
+      </w:tr>
+    </w:tbl>
+    <w:p>
+      <w:pPr>
+        <w:bidi w:val="1"/>
+        <w:spacing w:after="0" w:before="0" w:lineRule="auto"/>
+        <w:rPr>
+          <w:rFonts w:ascii="Google Sans" w:cs="Google Sans" w:eastAsia="Google Sans" w:hAnsi="Google Sans"/>
+        </w:rPr>
+      </w:pPr>
+    </w:p>
+    <w:p>
+      <w:pPr>
+        <w:bidi w:val="1"/>
+        <w:spacing w:after="60" w:before="240" w:lineRule="auto"/>
+        <w:rPr>
+          <w:rFonts w:ascii="Google Sans" w:cs="Google Sans" w:eastAsia="Google Sans" w:hAnsi="Google Sans"/>
+          <w:b w:val="1"/>
+          <w:bCs w:val="1"/>
+          <w:color w:val="4285f4"/>
+          <w:sz w:val="24"/>
+          <w:szCs w:val="24"/>
+        </w:rPr>
+      </w:pPr>
+      <w:r>
+        <w:rPr>
+          <w:rFonts w:ascii="Google Sans" w:cs="Google Sans" w:eastAsia="Google Sans" w:hAnsi="Google Sans"/>
+          <w:b w:val="1"/>
+          <w:bCs w:val="1"/>
+          <w:color w:val="4285f4"/>
+          <w:sz w:val="24"/>
+          <w:szCs w:val="24"/>
+          <w:rtl w:val="1"/>
+        </w:rPr>
+        <w:t xml:space="preserve">זיכרון</w:t>
+      </w:r>
+    </w:p>
+    <w:tbl>
+      <w:tblPr>
+        <w:tblStyle w:val="Table1"/>
+        <w:bidiVisual w:val="1"/>
+        <w:tblW w:w="10320.0" w:type="dxa"/>
+        <w:jc w:val="center"/>
+        <w:tblBorders>
+          <w:top w:color="d9d9d9" w:space="0" w:sz="8" w:val="single"/>
+          <w:left w:color="d9d9d9" w:space="0" w:sz="8" w:val="single"/>
+          <w:bottom w:color="d9d9d9" w:space="0" w:sz="8" w:val="single"/>
+          <w:right w:color="d9d9d9" w:space="0" w:sz="8" w:val="single"/>
+          <w:insideH w:color="d9d9d9" w:space="0" w:sz="8" w:val="single"/>
+          <w:insideV w:color="d9d9d9" w:space="0" w:sz="8" w:val="single"/>
+        </w:tblBorders>
+        <w:tblLayout w:type="fixed"/>
+        <w:tblLook w:val="0600"/>
+      </w:tblPr>
+      <w:tblGrid>
+        <w:gridCol w:w="2500"/>
+        <w:gridCol w:w="7820"/>
+      </w:tblGrid>
+      <w:tr>
+        <w:trPr>
+          <w:cantSplit w:val="0"/>
+          <w:tblHeader w:val="1"/>
+        </w:trPr>
+        <w:tc>
+          <w:tcPr>
+            <w:tcBorders>
+              <w:top w:color="d9d9d9" w:space="0" w:sz="8" w:val="single"/>
+              <w:left w:color="d9d9d9" w:space="0" w:sz="8" w:val="single"/>
+              <w:bottom w:color="d9d9d9" w:space="0" w:sz="8" w:val="single"/>
+              <w:right w:color="d9d9d9" w:space="0" w:sz="8" w:val="single"/>
+            </w:tcBorders>
+            <w:shd w:fill="auto" w:val="clear"/>
+            <w:tcMar>
+              <w:top w:w="90" w:type="dxa"/>
+              <w:left w:w="120" w:type="dxa"/>
+              <w:bottom w:w="90" w:type="dxa"/>
+              <w:right w:w="120" w:type="dxa"/>
+            </w:tcMar>
+            <w:vAlign w:val="top"/>
+          </w:tcPr>
+          <w:p>
+            <w:pPr>
+              <w:widowControl w:val="0"/>
+              <w:bidi w:val="1"/>
+              <w:spacing w:after="40" w:before="40" w:lineRule="auto"/>
+              <w:rPr>
+                <w:rFonts w:ascii="Google Sans" w:cs="Google Sans" w:eastAsia="Google Sans" w:hAnsi="Google Sans"/>
+              </w:rPr>
+            </w:pPr>
+            <w:r>
+              <w:rPr>
+                <w:rFonts w:ascii="Google Sans" w:cs="Google Sans" w:eastAsia="Google Sans" w:hAnsi="Google Sans"/>
+                <w:b w:val="1"/>
+                <w:bCs w:val="1"/>
+                <w:color w:val="4285f4"/>
+                <w:sz w:val="20"/>
+                <w:szCs w:val="20"/>
+                <w:rtl w:val="1"/>
+              </w:rPr>
+              <w:t xml:space="preserve">מונח</w:t>
+            </w:r>
+          </w:p>
+        </w:tc>
+        <w:tc>
+          <w:tcPr>
+            <w:tcBorders>
+              <w:top w:color="d9d9d9" w:space="0" w:sz="8" w:val="single"/>
+              <w:left w:color="d9d9d9" w:space="0" w:sz="8" w:val="single"/>
+              <w:bottom w:color="d9d9d9" w:space="0" w:sz="8" w:val="single"/>
+              <w:right w:color="d9d9d9" w:space="0" w:sz="8" w:val="single"/>
+            </w:tcBorders>
+            <w:shd w:fill="auto" w:val="clear"/>
+            <w:tcMar>
+              <w:top w:w="90" w:type="dxa"/>
+              <w:left w:w="120" w:type="dxa"/>
+              <w:bottom w:w="90" w:type="dxa"/>
+              <w:right w:w="120" w:type="dxa"/>
+            </w:tcMar>
+            <w:vAlign w:val="top"/>
+          </w:tcPr>
+          <w:p>
+            <w:pPr>
+              <w:widowControl w:val="0"/>
+              <w:bidi w:val="1"/>
+              <w:spacing w:after="40" w:before="40" w:lineRule="auto"/>
+              <w:rPr>
+                <w:rFonts w:ascii="Google Sans" w:cs="Google Sans" w:eastAsia="Google Sans" w:hAnsi="Google Sans"/>
+              </w:rPr>
+            </w:pPr>
+            <w:r>
+              <w:rPr>
+                <w:rFonts w:ascii="Google Sans" w:cs="Google Sans" w:eastAsia="Google Sans" w:hAnsi="Google Sans"/>
+                <w:b w:val="1"/>
+                <w:bCs w:val="1"/>
+                <w:color w:val="4285f4"/>
+                <w:sz w:val="20"/>
+                <w:szCs w:val="20"/>
+                <w:rtl w:val="1"/>
+              </w:rPr>
+              <w:t xml:space="preserve">משמעות</w:t>
+            </w:r>
+          </w:p>
+        </w:tc>
+      </w:tr>
+      <w:tr>
+        <w:trPr>
+          <w:cantSplit w:val="0"/>
+          <w:tblHeader w:val="0"/>
+        </w:trPr>
+        <w:tc>
+          <w:tcPr>
+            <w:tcBorders>
+              <w:top w:color="d9d9d9" w:space="0" w:sz="8" w:val="single"/>
+              <w:left w:color="d9d9d9" w:space="0" w:sz="8" w:val="single"/>
+              <w:bottom w:color="d9d9d9" w:space="0" w:sz="8" w:val="single"/>
+              <w:right w:color="d9d9d9" w:space="0" w:sz="8" w:val="single"/>
+            </w:tcBorders>
+            <w:shd w:fill="auto" w:val="clear"/>
+            <w:tcMar>
+              <w:top w:w="90" w:type="dxa"/>
+              <w:left w:w="120" w:type="dxa"/>
+              <w:bottom w:w="90" w:type="dxa"/>
+              <w:right w:w="120" w:type="dxa"/>
+            </w:tcMar>
+            <w:vAlign w:val="top"/>
+          </w:tcPr>
+          <w:p>
+            <w:pPr>
+              <w:widowControl w:val="0"/>
+              <w:bidi w:val="1"/>
+              <w:spacing w:after="40" w:before="40" w:lineRule="auto"/>
+              <w:rPr>
+                <w:rFonts w:ascii="Google Sans" w:cs="Google Sans" w:eastAsia="Google Sans" w:hAnsi="Google Sans"/>
+              </w:rPr>
+            </w:pPr>
+            <w:r>
+              <w:rPr>
+                <w:rFonts w:ascii="Google Sans" w:cs="Google Sans" w:eastAsia="Google Sans" w:hAnsi="Google Sans"/>
+                <w:b w:val="1"/>
+                <w:bCs w:val="1"/>
+                <w:sz w:val="20"/>
+                <w:szCs w:val="20"/>
+                <w:rtl w:val="0"/>
+              </w:rPr>
+              <w:t xml:space="preserve">framebuffer</w:t>
+            </w:r>
+          </w:p>
+        </w:tc>
+        <w:tc>
+          <w:tcPr>
+            <w:tcBorders>
+              <w:top w:color="d9d9d9" w:space="0" w:sz="8" w:val="single"/>
+              <w:left w:color="d9d9d9" w:space="0" w:sz="8" w:val="single"/>
+              <w:bottom w:color="d9d9d9" w:space="0" w:sz="8" w:val="single"/>
+              <w:right w:color="d9d9d9" w:space="0" w:sz="8" w:val="single"/>
+            </w:tcBorders>
+            <w:shd w:fill="auto" w:val="clear"/>
+            <w:tcMar>
+              <w:top w:w="90" w:type="dxa"/>
+              <w:left w:w="120" w:type="dxa"/>
+              <w:bottom w:w="90" w:type="dxa"/>
+              <w:right w:w="120" w:type="dxa"/>
+            </w:tcMar>
+            <w:vAlign w:val="top"/>
+          </w:tcPr>
+          <w:p>
+            <w:pPr>
+              <w:widowControl w:val="0"/>
+              <w:bidi w:val="1"/>
+              <w:spacing w:after="40" w:before="40" w:lineRule="auto"/>
+              <w:rPr>
+                <w:rFonts w:ascii="Google Sans" w:cs="Google Sans" w:eastAsia="Google Sans" w:hAnsi="Google Sans"/>
+              </w:rPr>
+            </w:pPr>
+            <w:r>
+              <w:rPr>
+                <w:rFonts w:ascii="Google Sans" w:cs="Google Sans" w:eastAsia="Google Sans" w:hAnsi="Google Sans"/>
+                <w:b w:val="0"/>
+                <w:bCs w:val="0"/>
+                <w:sz w:val="20"/>
+                <w:szCs w:val="20"/>
+                <w:rtl w:val="1"/>
+              </w:rPr>
+              <w:t xml:space="preserve">אזור בזיכרון שמייצג ישירות את מה שמוצג על המסך, פיקסל אחר פיקסל. כתיבה אליו משנה מיד את התמונה.</w:t>
+            </w:r>
+          </w:p>
+        </w:tc>
+      </w:tr>
+      <w:tr>
+        <w:trPr>
+          <w:cantSplit w:val="0"/>
+          <w:tblHeader w:val="0"/>
+        </w:trPr>
+        <w:tc>
+          <w:tcPr>
+            <w:tcBorders>
+              <w:top w:color="d9d9d9" w:space="0" w:sz="8" w:val="single"/>
+              <w:left w:color="d9d9d9" w:space="0" w:sz="8" w:val="single"/>
+              <w:bottom w:color="d9d9d9" w:space="0" w:sz="8" w:val="single"/>
+              <w:right w:color="d9d9d9" w:space="0" w:sz="8" w:val="single"/>
+            </w:tcBorders>
+            <w:shd w:fill="auto" w:val="clear"/>
+            <w:tcMar>
+              <w:top w:w="90" w:type="dxa"/>
+              <w:left w:w="120" w:type="dxa"/>
+              <w:bottom w:w="90" w:type="dxa"/>
+              <w:right w:w="120" w:type="dxa"/>
+            </w:tcMar>
+            <w:vAlign w:val="top"/>
+          </w:tcPr>
+          <w:p>
+            <w:pPr>
+              <w:widowControl w:val="0"/>
+              <w:bidi w:val="1"/>
+              <w:spacing w:after="40" w:before="40" w:lineRule="auto"/>
+              <w:rPr>
+                <w:rFonts w:ascii="Google Sans" w:cs="Google Sans" w:eastAsia="Google Sans" w:hAnsi="Google Sans"/>
+              </w:rPr>
+            </w:pPr>
+            <w:r>
+              <w:rPr>
+                <w:rFonts w:ascii="Google Sans" w:cs="Google Sans" w:eastAsia="Google Sans" w:hAnsi="Google Sans"/>
+                <w:b w:val="1"/>
+                <w:bCs w:val="1"/>
+                <w:sz w:val="20"/>
+                <w:szCs w:val="20"/>
+                <w:rtl w:val="0"/>
+              </w:rPr>
+              <w:t xml:space="preserve">stride</w:t>
+            </w:r>
+          </w:p>
+        </w:tc>
+        <w:tc>
+          <w:tcPr>
+            <w:tcBorders>
+              <w:top w:color="d9d9d9" w:space="0" w:sz="8" w:val="single"/>
+              <w:left w:color="d9d9d9" w:space="0" w:sz="8" w:val="single"/>
+              <w:bottom w:color="d9d9d9" w:space="0" w:sz="8" w:val="single"/>
+              <w:right w:color="d9d9d9" w:space="0" w:sz="8" w:val="single"/>
+            </w:tcBorders>
+            <w:shd w:fill="auto" w:val="clear"/>
+            <w:tcMar>
+              <w:top w:w="90" w:type="dxa"/>
+              <w:left w:w="120" w:type="dxa"/>
+              <w:bottom w:w="90" w:type="dxa"/>
+              <w:right w:w="120" w:type="dxa"/>
+            </w:tcMar>
+            <w:vAlign w:val="top"/>
+          </w:tcPr>
+          <w:p>
+            <w:pPr>
+              <w:widowControl w:val="0"/>
+              <w:bidi w:val="1"/>
+              <w:spacing w:after="40" w:before="40" w:lineRule="auto"/>
+              <w:rPr>
+                <w:rFonts w:ascii="Google Sans" w:cs="Google Sans" w:eastAsia="Google Sans" w:hAnsi="Google Sans"/>
+              </w:rPr>
+            </w:pPr>
+            <w:r>
+              <w:rPr>
+                <w:rFonts w:ascii="Google Sans" w:cs="Google Sans" w:eastAsia="Google Sans" w:hAnsi="Google Sans"/>
+                <w:b w:val="0"/>
+                <w:bCs w:val="0"/>
+                <w:sz w:val="20"/>
+                <w:szCs w:val="20"/>
+                <w:rtl w:val="1"/>
+              </w:rPr>
+              <w:t xml:space="preserve">מספר הפיקסלים בשורה אחת של ה-</w:t>
+            </w:r>
+            <w:r>
+              <w:rPr>
+                <w:rFonts w:ascii="Google Sans" w:cs="Google Sans" w:eastAsia="Google Sans" w:hAnsi="Google Sans"/>
+                <w:b w:val="0"/>
+                <w:bCs w:val="0"/>
+                <w:sz w:val="20"/>
+                <w:szCs w:val="20"/>
+                <w:rtl w:val="0"/>
+              </w:rPr>
+              <w:t xml:space="preserve">framebuffer</w:t>
+            </w:r>
+            <w:r>
+              <w:rPr>
+                <w:rFonts w:ascii="Google Sans" w:cs="Google Sans" w:eastAsia="Google Sans" w:hAnsi="Google Sans"/>
+                <w:b w:val="0"/>
+                <w:bCs w:val="0"/>
+                <w:sz w:val="20"/>
+                <w:szCs w:val="20"/>
+                <w:rtl w:val="1"/>
+              </w:rPr>
+              <w:t xml:space="preserve">, כולל פיקסלי ריפוד שאינם מוצגים. לרוב גדול מהרוחב הנראה, ובלבול בין השניים מייצר תמונה משופעת.</w:t>
+            </w:r>
+          </w:p>
+        </w:tc>
+      </w:tr>
+      <w:tr>
+        <w:trPr>
+          <w:cantSplit w:val="0"/>
+          <w:tblHeader w:val="0"/>
+        </w:trPr>
+        <w:tc>
+          <w:tcPr>
+            <w:tcBorders>
+              <w:top w:color="d9d9d9" w:space="0" w:sz="8" w:val="single"/>
+              <w:left w:color="d9d9d9" w:space="0" w:sz="8" w:val="single"/>
+              <w:bottom w:color="d9d9d9" w:space="0" w:sz="8" w:val="single"/>
+              <w:right w:color="d9d9d9" w:space="0" w:sz="8" w:val="single"/>
+            </w:tcBorders>
+            <w:shd w:fill="auto" w:val="clear"/>
+            <w:tcMar>
+              <w:top w:w="90" w:type="dxa"/>
+              <w:left w:w="120" w:type="dxa"/>
+              <w:bottom w:w="90" w:type="dxa"/>
+              <w:right w:w="120" w:type="dxa"/>
+            </w:tcMar>
+            <w:vAlign w:val="top"/>
+          </w:tcPr>
+          <w:p>
+            <w:pPr>
+              <w:widowControl w:val="0"/>
+              <w:bidi w:val="1"/>
+              <w:spacing w:after="40" w:before="40" w:lineRule="auto"/>
+              <w:rPr>
+                <w:rFonts w:ascii="Google Sans" w:cs="Google Sans" w:eastAsia="Google Sans" w:hAnsi="Google Sans"/>
+              </w:rPr>
+            </w:pPr>
+            <w:r>
+              <w:rPr>
+                <w:rFonts w:ascii="Google Sans" w:cs="Google Sans" w:eastAsia="Google Sans" w:hAnsi="Google Sans"/>
+                <w:b w:val="1"/>
+                <w:bCs w:val="1"/>
+                <w:sz w:val="20"/>
+                <w:szCs w:val="20"/>
+                <w:rtl w:val="1"/>
+              </w:rPr>
+              <w:t xml:space="preserve">דף (</w:t>
+            </w:r>
+            <w:r>
+              <w:rPr>
+                <w:rFonts w:ascii="Google Sans" w:cs="Google Sans" w:eastAsia="Google Sans" w:hAnsi="Google Sans"/>
+                <w:b w:val="1"/>
+                <w:bCs w:val="1"/>
+                <w:sz w:val="20"/>
+                <w:szCs w:val="20"/>
+                <w:rtl w:val="0"/>
+              </w:rPr>
+              <w:t xml:space="preserve">page</w:t>
+            </w:r>
+            <w:r>
+              <w:rPr>
+                <w:rFonts w:ascii="Google Sans" w:cs="Google Sans" w:eastAsia="Google Sans" w:hAnsi="Google Sans"/>
+                <w:b w:val="1"/>
+                <w:bCs w:val="1"/>
+                <w:sz w:val="20"/>
+                <w:szCs w:val="20"/>
+                <w:rtl w:val="1"/>
+              </w:rPr>
+              <w:t xml:space="preserve">)</w:t>
+            </w:r>
+          </w:p>
+        </w:tc>
+        <w:tc>
+          <w:tcPr>
+            <w:tcBorders>
+              <w:top w:color="d9d9d9" w:space="0" w:sz="8" w:val="single"/>
+              <w:left w:color="d9d9d9" w:space="0" w:sz="8" w:val="single"/>
+              <w:bottom w:color="d9d9d9" w:space="0" w:sz="8" w:val="single"/>
+              <w:right w:color="d9d9d9" w:space="0" w:sz="8" w:val="single"/>
+            </w:tcBorders>
+            <w:shd w:fill="auto" w:val="clear"/>
+            <w:tcMar>
+              <w:top w:w="90" w:type="dxa"/>
+              <w:left w:w="120" w:type="dxa"/>
+              <w:bottom w:w="90" w:type="dxa"/>
+              <w:right w:w="120" w:type="dxa"/>
+            </w:tcMar>
+            <w:vAlign w:val="top"/>
+          </w:tcPr>
+          <w:p>
+            <w:pPr>
+              <w:widowControl w:val="0"/>
+              <w:bidi w:val="1"/>
+              <w:spacing w:after="40" w:before="40" w:lineRule="auto"/>
+              <w:rPr>
+                <w:rFonts w:ascii="Google Sans" w:cs="Google Sans" w:eastAsia="Google Sans" w:hAnsi="Google Sans"/>
+              </w:rPr>
+            </w:pPr>
+            <w:r>
+              <w:rPr>
+                <w:rFonts w:ascii="Google Sans" w:cs="Google Sans" w:eastAsia="Google Sans" w:hAnsi="Google Sans"/>
+                <w:b w:val="0"/>
+                <w:bCs w:val="0"/>
+                <w:sz w:val="20"/>
+                <w:szCs w:val="20"/>
+                <w:rtl w:val="1"/>
+              </w:rPr>
+              <w:t xml:space="preserve">יחידת הזיכרון הבסיסית שהמעבד עובד איתה, בגודל </w:t>
+            </w:r>
+            <w:r>
+              <w:rPr>
+                <w:rFonts w:ascii="Google Sans" w:cs="Google Sans" w:eastAsia="Google Sans" w:hAnsi="Google Sans"/>
+                <w:b w:val="0"/>
+                <w:bCs w:val="0"/>
+                <w:sz w:val="20"/>
+                <w:szCs w:val="20"/>
+                <w:rtl w:val="0"/>
+              </w:rPr>
+              <w:t xml:space="preserve">4KB.</w:t>
+            </w:r>
+            <w:r>
+              <w:rPr>
+                <w:rFonts w:ascii="Google Sans" w:cs="Google Sans" w:eastAsia="Google Sans" w:hAnsi="Google Sans"/>
+                <w:b w:val="0"/>
+                <w:bCs w:val="0"/>
+                <w:sz w:val="20"/>
+                <w:szCs w:val="20"/>
+                <w:rtl w:val="1"/>
+              </w:rPr>
+              <w:t xml:space="preserve"> כל ניהול הזיכרון נעשה ביחידות של דפים.</w:t>
+            </w:r>
+          </w:p>
+        </w:tc>
+      </w:tr>
+      <w:tr>
+        <w:trPr>
+          <w:cantSplit w:val="0"/>
+          <w:tblHeader w:val="0"/>
+        </w:trPr>
+        <w:tc>
+          <w:tcPr>
+            <w:tcBorders>
+              <w:top w:color="d9d9d9" w:space="0" w:sz="8" w:val="single"/>
+              <w:left w:color="d9d9d9" w:space="0" w:sz="8" w:val="single"/>
+              <w:bottom w:color="d9d9d9" w:space="0" w:sz="8" w:val="single"/>
+              <w:right w:color="d9d9d9" w:space="0" w:sz="8" w:val="single"/>
+            </w:tcBorders>
+            <w:shd w:fill="auto" w:val="clear"/>
+            <w:tcMar>
+              <w:top w:w="90" w:type="dxa"/>
+              <w:left w:w="120" w:type="dxa"/>
+              <w:bottom w:w="90" w:type="dxa"/>
+              <w:right w:w="120" w:type="dxa"/>
+            </w:tcMar>
+            <w:vAlign w:val="top"/>
+          </w:tcPr>
+          <w:p>
+            <w:pPr>
+              <w:widowControl w:val="0"/>
+              <w:bidi w:val="1"/>
+              <w:spacing w:after="40" w:before="40" w:lineRule="auto"/>
+              <w:rPr>
+                <w:rFonts w:ascii="Google Sans" w:cs="Google Sans" w:eastAsia="Google Sans" w:hAnsi="Google Sans"/>
+              </w:rPr>
+            </w:pPr>
+            <w:r>
+              <w:rPr>
+                <w:rFonts w:ascii="Google Sans" w:cs="Google Sans" w:eastAsia="Google Sans" w:hAnsi="Google Sans"/>
+                <w:b w:val="1"/>
+                <w:bCs w:val="1"/>
+                <w:sz w:val="20"/>
+                <w:szCs w:val="20"/>
+                <w:rtl w:val="0"/>
+              </w:rPr>
+              <w:t xml:space="preserve">paging</w:t>
+            </w:r>
+          </w:p>
+        </w:tc>
+        <w:tc>
+          <w:tcPr>
+            <w:tcBorders>
+              <w:top w:color="d9d9d9" w:space="0" w:sz="8" w:val="single"/>
+              <w:left w:color="d9d9d9" w:space="0" w:sz="8" w:val="single"/>
+              <w:bottom w:color="d9d9d9" w:space="0" w:sz="8" w:val="single"/>
+              <w:right w:color="d9d9d9" w:space="0" w:sz="8" w:val="single"/>
+            </w:tcBorders>
+            <w:shd w:fill="auto" w:val="clear"/>
+            <w:tcMar>
+              <w:top w:w="90" w:type="dxa"/>
+              <w:left w:w="120" w:type="dxa"/>
+              <w:bottom w:w="90" w:type="dxa"/>
+              <w:right w:w="120" w:type="dxa"/>
+            </w:tcMar>
+            <w:vAlign w:val="top"/>
+          </w:tcPr>
+          <w:p>
+            <w:pPr>
+              <w:widowControl w:val="0"/>
+              <w:bidi w:val="1"/>
+              <w:spacing w:after="40" w:before="40" w:lineRule="auto"/>
+              <w:rPr>
+                <w:rFonts w:ascii="Google Sans" w:cs="Google Sans" w:eastAsia="Google Sans" w:hAnsi="Google Sans"/>
+              </w:rPr>
+            </w:pPr>
+            <w:r>
+              <w:rPr>
+                <w:rFonts w:ascii="Google Sans" w:cs="Google Sans" w:eastAsia="Google Sans" w:hAnsi="Google Sans"/>
+                <w:b w:val="0"/>
+                <w:bCs w:val="0"/>
+                <w:sz w:val="20"/>
+                <w:szCs w:val="20"/>
+                <w:rtl w:val="1"/>
+              </w:rPr>
+              <w:t xml:space="preserve">מנגנון החומרה שממפה כתובות וירטואליות לכתובות פיזיות ומאפשר להגדיר הרשאות לכל דף בנפרד.</w:t>
+            </w:r>
+          </w:p>
+        </w:tc>
+      </w:tr>
+      <w:tr>
+        <w:trPr>
+          <w:cantSplit w:val="0"/>
+          <w:tblHeader w:val="0"/>
+        </w:trPr>
+        <w:tc>
+          <w:tcPr>
+            <w:tcBorders>
+              <w:top w:color="d9d9d9" w:space="0" w:sz="8" w:val="single"/>
+              <w:left w:color="d9d9d9" w:space="0" w:sz="8" w:val="single"/>
+              <w:bottom w:color="d9d9d9" w:space="0" w:sz="8" w:val="single"/>
+              <w:right w:color="d9d9d9" w:space="0" w:sz="8" w:val="single"/>
+            </w:tcBorders>
+            <w:shd w:fill="auto" w:val="clear"/>
+            <w:tcMar>
+              <w:top w:w="90" w:type="dxa"/>
+              <w:left w:w="120" w:type="dxa"/>
+              <w:bottom w:w="90" w:type="dxa"/>
+              <w:right w:w="120" w:type="dxa"/>
+            </w:tcMar>
+            <w:vAlign w:val="top"/>
+          </w:tcPr>
+          <w:p>
+            <w:pPr>
+              <w:widowControl w:val="0"/>
+              <w:bidi w:val="1"/>
+              <w:spacing w:after="40" w:before="40" w:lineRule="auto"/>
+              <w:rPr>
+                <w:rFonts w:ascii="Google Sans" w:cs="Google Sans" w:eastAsia="Google Sans" w:hAnsi="Google Sans"/>
+              </w:rPr>
+            </w:pPr>
+            <w:r>
+              <w:rPr>
+                <w:rFonts w:ascii="Google Sans" w:cs="Google Sans" w:eastAsia="Google Sans" w:hAnsi="Google Sans"/>
+                <w:b w:val="1"/>
+                <w:bCs w:val="1"/>
+                <w:sz w:val="20"/>
+                <w:szCs w:val="20"/>
+                <w:rtl w:val="0"/>
+              </w:rPr>
+              <w:t xml:space="preserve">PML4</w:t>
+            </w:r>
+            <w:r>
+              <w:rPr>
+                <w:rFonts w:ascii="Google Sans" w:cs="Google Sans" w:eastAsia="Google Sans" w:hAnsi="Google Sans"/>
+                <w:b w:val="1"/>
+                <w:bCs w:val="1"/>
+                <w:sz w:val="20"/>
+                <w:szCs w:val="20"/>
+                <w:rtl w:val="1"/>
+              </w:rPr>
+              <w:t xml:space="preserve">, </w:t>
+            </w:r>
+            <w:r>
+              <w:rPr>
+                <w:rFonts w:ascii="Google Sans" w:cs="Google Sans" w:eastAsia="Google Sans" w:hAnsi="Google Sans"/>
+                <w:b w:val="1"/>
+                <w:bCs w:val="1"/>
+                <w:sz w:val="20"/>
+                <w:szCs w:val="20"/>
+                <w:rtl w:val="0"/>
+              </w:rPr>
+              <w:t xml:space="preserve">PDPT</w:t>
+            </w:r>
+            <w:r>
+              <w:rPr>
+                <w:rFonts w:ascii="Google Sans" w:cs="Google Sans" w:eastAsia="Google Sans" w:hAnsi="Google Sans"/>
+                <w:b w:val="1"/>
+                <w:bCs w:val="1"/>
+                <w:sz w:val="20"/>
+                <w:szCs w:val="20"/>
+                <w:rtl w:val="1"/>
+              </w:rPr>
+              <w:t xml:space="preserve">, </w:t>
+            </w:r>
+            <w:r>
+              <w:rPr>
+                <w:rFonts w:ascii="Google Sans" w:cs="Google Sans" w:eastAsia="Google Sans" w:hAnsi="Google Sans"/>
+                <w:b w:val="1"/>
+                <w:bCs w:val="1"/>
+                <w:sz w:val="20"/>
+                <w:szCs w:val="20"/>
+                <w:rtl w:val="0"/>
+              </w:rPr>
+              <w:t xml:space="preserve">PD</w:t>
+            </w:r>
+            <w:r>
+              <w:rPr>
+                <w:rFonts w:ascii="Google Sans" w:cs="Google Sans" w:eastAsia="Google Sans" w:hAnsi="Google Sans"/>
+                <w:b w:val="1"/>
+                <w:bCs w:val="1"/>
+                <w:sz w:val="20"/>
+                <w:szCs w:val="20"/>
+                <w:rtl w:val="1"/>
+              </w:rPr>
+              <w:t xml:space="preserve">, </w:t>
+            </w:r>
+            <w:r>
+              <w:rPr>
+                <w:rFonts w:ascii="Google Sans" w:cs="Google Sans" w:eastAsia="Google Sans" w:hAnsi="Google Sans"/>
+                <w:b w:val="1"/>
+                <w:bCs w:val="1"/>
+                <w:sz w:val="20"/>
+                <w:szCs w:val="20"/>
+                <w:rtl w:val="0"/>
+              </w:rPr>
+              <w:t xml:space="preserve">PT</w:t>
+            </w:r>
+          </w:p>
+        </w:tc>
+        <w:tc>
+          <w:tcPr>
+            <w:tcBorders>
+              <w:top w:color="d9d9d9" w:space="0" w:sz="8" w:val="single"/>
+              <w:left w:color="d9d9d9" w:space="0" w:sz="8" w:val="single"/>
+              <w:bottom w:color="d9d9d9" w:space="0" w:sz="8" w:val="single"/>
+              <w:right w:color="d9d9d9" w:space="0" w:sz="8" w:val="single"/>
+            </w:tcBorders>
+            <w:shd w:fill="auto" w:val="clear"/>
+            <w:tcMar>
+              <w:top w:w="90" w:type="dxa"/>
+              <w:left w:w="120" w:type="dxa"/>
+              <w:bottom w:w="90" w:type="dxa"/>
+              <w:right w:w="120" w:type="dxa"/>
+            </w:tcMar>
+            <w:vAlign w:val="top"/>
+          </w:tcPr>
+          <w:p>
+            <w:pPr>
+              <w:widowControl w:val="0"/>
+              <w:bidi w:val="1"/>
+              <w:spacing w:after="40" w:before="40" w:lineRule="auto"/>
+              <w:rPr>
+                <w:rFonts w:ascii="Google Sans" w:cs="Google Sans" w:eastAsia="Google Sans" w:hAnsi="Google Sans"/>
+              </w:rPr>
+            </w:pPr>
+            <w:r>
+              <w:rPr>
+                <w:rFonts w:ascii="Google Sans" w:cs="Google Sans" w:eastAsia="Google Sans" w:hAnsi="Google Sans"/>
+                <w:b w:val="0"/>
+                <w:bCs w:val="0"/>
+                <w:sz w:val="20"/>
+                <w:szCs w:val="20"/>
+                <w:rtl w:val="1"/>
+              </w:rPr>
+              <w:t xml:space="preserve">ארבע הרמות של טבלאות הדפים ב-</w:t>
+            </w:r>
+            <w:r>
+              <w:rPr>
+                <w:rFonts w:ascii="Google Sans" w:cs="Google Sans" w:eastAsia="Google Sans" w:hAnsi="Google Sans"/>
+                <w:b w:val="0"/>
+                <w:bCs w:val="0"/>
+                <w:sz w:val="20"/>
+                <w:szCs w:val="20"/>
+                <w:rtl w:val="0"/>
+              </w:rPr>
+              <w:t xml:space="preserve">x86_64.</w:t>
+            </w:r>
+            <w:r>
+              <w:rPr>
+                <w:rFonts w:ascii="Google Sans" w:cs="Google Sans" w:eastAsia="Google Sans" w:hAnsi="Google Sans"/>
+                <w:b w:val="0"/>
+                <w:bCs w:val="0"/>
+                <w:sz w:val="20"/>
+                <w:szCs w:val="20"/>
+                <w:rtl w:val="1"/>
+              </w:rPr>
+              <w:t xml:space="preserve"> כל רמה מצביעה לרמה שמתחתיה, והאחרונה מתארת את הדף עצמו.</w:t>
+            </w:r>
+          </w:p>
+        </w:tc>
+      </w:tr>
+      <w:tr>
+        <w:trPr>
+          <w:cantSplit w:val="0"/>
+          <w:tblHeader w:val="0"/>
+        </w:trPr>
+        <w:tc>
+          <w:tcPr>
+            <w:tcBorders>
+              <w:top w:color="d9d9d9" w:space="0" w:sz="8" w:val="single"/>
+              <w:left w:color="d9d9d9" w:space="0" w:sz="8" w:val="single"/>
+              <w:bottom w:color="d9d9d9" w:space="0" w:sz="8" w:val="single"/>
+              <w:right w:color="d9d9d9" w:space="0" w:sz="8" w:val="single"/>
+            </w:tcBorders>
+            <w:shd w:fill="auto" w:val="clear"/>
+            <w:tcMar>
+              <w:top w:w="90" w:type="dxa"/>
+              <w:left w:w="120" w:type="dxa"/>
+              <w:bottom w:w="90" w:type="dxa"/>
+              <w:right w:w="120" w:type="dxa"/>
+            </w:tcMar>
+            <w:vAlign w:val="top"/>
+          </w:tcPr>
+          <w:p>
+            <w:pPr>
+              <w:widowControl w:val="0"/>
+              <w:bidi w:val="1"/>
+              <w:spacing w:after="40" w:before="40" w:lineRule="auto"/>
+              <w:rPr>
+                <w:rFonts w:ascii="Google Sans" w:cs="Google Sans" w:eastAsia="Google Sans" w:hAnsi="Google Sans"/>
+              </w:rPr>
+            </w:pPr>
+            <w:r>
+              <w:rPr>
+                <w:rFonts w:ascii="Google Sans" w:cs="Google Sans" w:eastAsia="Google Sans" w:hAnsi="Google Sans"/>
+                <w:b w:val="1"/>
+                <w:bCs w:val="1"/>
+                <w:sz w:val="20"/>
+                <w:szCs w:val="20"/>
+                <w:rtl w:val="0"/>
+              </w:rPr>
+              <w:t xml:space="preserve">TLB</w:t>
+            </w:r>
+          </w:p>
+        </w:tc>
+        <w:tc>
+          <w:tcPr>
+            <w:tcBorders>
+              <w:top w:color="d9d9d9" w:space="0" w:sz="8" w:val="single"/>
+              <w:left w:color="d9d9d9" w:space="0" w:sz="8" w:val="single"/>
+              <w:bottom w:color="d9d9d9" w:space="0" w:sz="8" w:val="single"/>
+              <w:right w:color="d9d9d9" w:space="0" w:sz="8" w:val="single"/>
+            </w:tcBorders>
+            <w:shd w:fill="auto" w:val="clear"/>
+            <w:tcMar>
+              <w:top w:w="90" w:type="dxa"/>
+              <w:left w:w="120" w:type="dxa"/>
+              <w:bottom w:w="90" w:type="dxa"/>
+              <w:right w:w="120" w:type="dxa"/>
+            </w:tcMar>
+            <w:vAlign w:val="top"/>
+          </w:tcPr>
+          <w:p>
+            <w:pPr>
+              <w:widowControl w:val="0"/>
+              <w:bidi w:val="1"/>
+              <w:spacing w:after="40" w:before="40" w:lineRule="auto"/>
+              <w:rPr>
+                <w:rFonts w:ascii="Google Sans" w:cs="Google Sans" w:eastAsia="Google Sans" w:hAnsi="Google Sans"/>
+              </w:rPr>
+            </w:pPr>
+            <w:r>
+              <w:rPr>
+                <w:rFonts w:ascii="Google Sans" w:cs="Google Sans" w:eastAsia="Google Sans" w:hAnsi="Google Sans"/>
+                <w:b w:val="0"/>
+                <w:bCs w:val="0"/>
+                <w:sz w:val="20"/>
+                <w:szCs w:val="20"/>
+                <w:rtl w:val="1"/>
+              </w:rPr>
+              <w:t xml:space="preserve">מטמון בתוך המעבד ששומר תרגומי כתובות שכבר חושבו, כדי לא לעבור על טבלאות הדפים בכל גישה.</w:t>
+            </w:r>
+          </w:p>
+        </w:tc>
+      </w:tr>
+      <w:tr>
+        <w:trPr>
+          <w:cantSplit w:val="0"/>
+          <w:tblHeader w:val="0"/>
+        </w:trPr>
+        <w:tc>
+          <w:tcPr>
+            <w:tcBorders>
+              <w:top w:color="d9d9d9" w:space="0" w:sz="8" w:val="single"/>
+              <w:left w:color="d9d9d9" w:space="0" w:sz="8" w:val="single"/>
+              <w:bottom w:color="d9d9d9" w:space="0" w:sz="8" w:val="single"/>
+              <w:right w:color="d9d9d9" w:space="0" w:sz="8" w:val="single"/>
+            </w:tcBorders>
+            <w:shd w:fill="auto" w:val="clear"/>
+            <w:tcMar>
+              <w:top w:w="90" w:type="dxa"/>
+              <w:left w:w="120" w:type="dxa"/>
+              <w:bottom w:w="90" w:type="dxa"/>
+              <w:right w:w="120" w:type="dxa"/>
+            </w:tcMar>
+            <w:vAlign w:val="top"/>
+          </w:tcPr>
+          <w:p>
+            <w:pPr>
+              <w:widowControl w:val="0"/>
+              <w:bidi w:val="1"/>
+              <w:spacing w:after="40" w:before="40" w:lineRule="auto"/>
+              <w:rPr>
+                <w:rFonts w:ascii="Google Sans" w:cs="Google Sans" w:eastAsia="Google Sans" w:hAnsi="Google Sans"/>
+              </w:rPr>
+            </w:pPr>
+            <w:r>
+              <w:rPr>
+                <w:rFonts w:ascii="Google Sans" w:cs="Google Sans" w:eastAsia="Google Sans" w:hAnsi="Google Sans"/>
+                <w:b w:val="1"/>
+                <w:bCs w:val="1"/>
+                <w:sz w:val="20"/>
+                <w:szCs w:val="20"/>
+                <w:rtl w:val="0"/>
+              </w:rPr>
+              <w:t xml:space="preserve">NX</w:t>
+            </w:r>
+          </w:p>
+        </w:tc>
+        <w:tc>
+          <w:tcPr>
+            <w:tcBorders>
+              <w:top w:color="d9d9d9" w:space="0" w:sz="8" w:val="single"/>
+              <w:left w:color="d9d9d9" w:space="0" w:sz="8" w:val="single"/>
+              <w:bottom w:color="d9d9d9" w:space="0" w:sz="8" w:val="single"/>
+              <w:right w:color="d9d9d9" w:space="0" w:sz="8" w:val="single"/>
+            </w:tcBorders>
+            <w:shd w:fill="auto" w:val="clear"/>
+            <w:tcMar>
+              <w:top w:w="90" w:type="dxa"/>
+              <w:left w:w="120" w:type="dxa"/>
+              <w:bottom w:w="90" w:type="dxa"/>
+              <w:right w:w="120" w:type="dxa"/>
+            </w:tcMar>
+            <w:vAlign w:val="top"/>
+          </w:tcPr>
+          <w:p>
+            <w:pPr>
+              <w:widowControl w:val="0"/>
+              <w:bidi w:val="1"/>
+              <w:spacing w:after="40" w:before="40" w:lineRule="auto"/>
+              <w:rPr>
+                <w:rFonts w:ascii="Google Sans" w:cs="Google Sans" w:eastAsia="Google Sans" w:hAnsi="Google Sans"/>
+              </w:rPr>
+            </w:pPr>
+            <w:r>
+              <w:rPr>
+                <w:rFonts w:ascii="Google Sans" w:cs="Google Sans" w:eastAsia="Google Sans" w:hAnsi="Google Sans"/>
+                <w:b w:val="0"/>
+                <w:bCs w:val="0"/>
+                <w:sz w:val="20"/>
+                <w:szCs w:val="20"/>
+                <w:rtl w:val="1"/>
+              </w:rPr>
+              <w:t xml:space="preserve">דגל בטבלת הדפים שמסמן שדף מסוים אינו ניתן להרצה. משמש כדי שדף יהיה או ניתן לכתיבה או ניתן להרצה, אך לא שניהם.</w:t>
+            </w:r>
+          </w:p>
+        </w:tc>
+      </w:tr>
+      <w:tr>
+        <w:trPr>
+          <w:cantSplit w:val="0"/>
+          <w:tblHeader w:val="0"/>
+        </w:trPr>
+        <w:tc>
+          <w:tcPr>
+            <w:tcBorders>
+              <w:top w:color="d9d9d9" w:space="0" w:sz="8" w:val="single"/>
+              <w:left w:color="d9d9d9" w:space="0" w:sz="8" w:val="single"/>
+              <w:bottom w:color="d9d9d9" w:space="0" w:sz="8" w:val="single"/>
+              <w:right w:color="d9d9d9" w:space="0" w:sz="8" w:val="single"/>
+            </w:tcBorders>
+            <w:shd w:fill="auto" w:val="clear"/>
+            <w:tcMar>
+              <w:top w:w="90" w:type="dxa"/>
+              <w:left w:w="120" w:type="dxa"/>
+              <w:bottom w:w="90" w:type="dxa"/>
+              <w:right w:w="120" w:type="dxa"/>
+            </w:tcMar>
+            <w:vAlign w:val="top"/>
+          </w:tcPr>
+          <w:p>
+            <w:pPr>
+              <w:widowControl w:val="0"/>
+              <w:bidi w:val="1"/>
+              <w:spacing w:after="40" w:before="40" w:lineRule="auto"/>
+              <w:rPr>
+                <w:rFonts w:ascii="Google Sans" w:cs="Google Sans" w:eastAsia="Google Sans" w:hAnsi="Google Sans"/>
+              </w:rPr>
+            </w:pPr>
+            <w:r>
+              <w:rPr>
+                <w:rFonts w:ascii="Google Sans" w:cs="Google Sans" w:eastAsia="Google Sans" w:hAnsi="Google Sans"/>
+                <w:b w:val="1"/>
+                <w:bCs w:val="1"/>
+                <w:sz w:val="20"/>
+                <w:szCs w:val="20"/>
+                <w:rtl w:val="0"/>
+              </w:rPr>
+              <w:t xml:space="preserve">higher</w:t>
+            </w:r>
+            <w:r>
+              <w:rPr>
+                <w:rFonts w:ascii="Google Sans" w:cs="Google Sans" w:eastAsia="Google Sans" w:hAnsi="Google Sans"/>
+                <w:b w:val="1"/>
+                <w:bCs w:val="1"/>
+                <w:sz w:val="20"/>
+                <w:szCs w:val="20"/>
+                <w:rtl w:val="1"/>
+              </w:rPr>
+              <w:t xml:space="preserve"> </w:t>
+            </w:r>
+            <w:r>
+              <w:rPr>
+                <w:rFonts w:ascii="Google Sans" w:cs="Google Sans" w:eastAsia="Google Sans" w:hAnsi="Google Sans"/>
+                <w:b w:val="1"/>
+                <w:bCs w:val="1"/>
+                <w:sz w:val="20"/>
+                <w:szCs w:val="20"/>
+                <w:rtl w:val="0"/>
+              </w:rPr>
+              <w:t xml:space="preserve">half</w:t>
+            </w:r>
+          </w:p>
+        </w:tc>
+        <w:tc>
+          <w:tcPr>
+            <w:tcBorders>
+              <w:top w:color="d9d9d9" w:space="0" w:sz="8" w:val="single"/>
+              <w:left w:color="d9d9d9" w:space="0" w:sz="8" w:val="single"/>
+              <w:bottom w:color="d9d9d9" w:space="0" w:sz="8" w:val="single"/>
+              <w:right w:color="d9d9d9" w:space="0" w:sz="8" w:val="single"/>
+            </w:tcBorders>
+            <w:shd w:fill="auto" w:val="clear"/>
+            <w:tcMar>
+              <w:top w:w="90" w:type="dxa"/>
+              <w:left w:w="120" w:type="dxa"/>
+              <w:bottom w:w="90" w:type="dxa"/>
+              <w:right w:w="120" w:type="dxa"/>
+            </w:tcMar>
+            <w:vAlign w:val="top"/>
+          </w:tcPr>
+          <w:p>
+            <w:pPr>
+              <w:widowControl w:val="0"/>
+              <w:bidi w:val="1"/>
+              <w:spacing w:after="40" w:before="40" w:lineRule="auto"/>
+              <w:rPr>
+                <w:rFonts w:ascii="Google Sans" w:cs="Google Sans" w:eastAsia="Google Sans" w:hAnsi="Google Sans"/>
+              </w:rPr>
+            </w:pPr>
+            <w:r>
+              <w:rPr>
+                <w:rFonts w:ascii="Google Sans" w:cs="Google Sans" w:eastAsia="Google Sans" w:hAnsi="Google Sans"/>
+                <w:b w:val="0"/>
+                <w:bCs w:val="0"/>
+                <w:sz w:val="20"/>
+                <w:szCs w:val="20"/>
+                <w:rtl w:val="1"/>
+              </w:rPr>
+              <w:t xml:space="preserve">המוסכמה שלפיה הקרנל ממופה לחלק העליון של מרחב הכתובות הווירטואלי, בעוד קוד המשתמש יושב בחלק התחתון.</w:t>
+            </w:r>
+          </w:p>
+        </w:tc>
+      </w:tr>
+      <w:tr>
+        <w:trPr>
+          <w:cantSplit w:val="0"/>
+          <w:tblHeader w:val="0"/>
+        </w:trPr>
+        <w:tc>
+          <w:tcPr>
+            <w:tcBorders>
+              <w:top w:color="d9d9d9" w:space="0" w:sz="8" w:val="single"/>
+              <w:left w:color="d9d9d9" w:space="0" w:sz="8" w:val="single"/>
+              <w:bottom w:color="d9d9d9" w:space="0" w:sz="8" w:val="single"/>
+              <w:right w:color="d9d9d9" w:space="0" w:sz="8" w:val="single"/>
+            </w:tcBorders>
+            <w:shd w:fill="auto" w:val="clear"/>
+            <w:tcMar>
+              <w:top w:w="90" w:type="dxa"/>
+              <w:left w:w="120" w:type="dxa"/>
+              <w:bottom w:w="90" w:type="dxa"/>
+              <w:right w:w="120" w:type="dxa"/>
+            </w:tcMar>
+            <w:vAlign w:val="top"/>
+          </w:tcPr>
+          <w:p>
+            <w:pPr>
+              <w:widowControl w:val="0"/>
+              <w:bidi w:val="1"/>
+              <w:spacing w:after="40" w:before="40" w:lineRule="auto"/>
+              <w:rPr>
+                <w:rFonts w:ascii="Google Sans" w:cs="Google Sans" w:eastAsia="Google Sans" w:hAnsi="Google Sans"/>
+              </w:rPr>
+            </w:pPr>
+            <w:r>
+              <w:rPr>
+                <w:rFonts w:ascii="Google Sans" w:cs="Google Sans" w:eastAsia="Google Sans" w:hAnsi="Google Sans"/>
+                <w:b w:val="1"/>
+                <w:bCs w:val="1"/>
+                <w:sz w:val="20"/>
+                <w:szCs w:val="20"/>
+                <w:rtl w:val="0"/>
+              </w:rPr>
+              <w:t xml:space="preserve">PMM</w:t>
+            </w:r>
+          </w:p>
+        </w:tc>
+        <w:tc>
+          <w:tcPr>
+            <w:tcBorders>
+              <w:top w:color="d9d9d9" w:space="0" w:sz="8" w:val="single"/>
+              <w:left w:color="d9d9d9" w:space="0" w:sz="8" w:val="single"/>
+              <w:bottom w:color="d9d9d9" w:space="0" w:sz="8" w:val="single"/>
+              <w:right w:color="d9d9d9" w:space="0" w:sz="8" w:val="single"/>
+            </w:tcBorders>
+            <w:shd w:fill="auto" w:val="clear"/>
+            <w:tcMar>
+              <w:top w:w="90" w:type="dxa"/>
+              <w:left w:w="120" w:type="dxa"/>
+              <w:bottom w:w="90" w:type="dxa"/>
+              <w:right w:w="120" w:type="dxa"/>
+            </w:tcMar>
+            <w:vAlign w:val="top"/>
+          </w:tcPr>
+          <w:p>
+            <w:pPr>
+              <w:widowControl w:val="0"/>
+              <w:bidi w:val="1"/>
+              <w:spacing w:after="40" w:before="40" w:lineRule="auto"/>
+              <w:rPr>
+                <w:rFonts w:ascii="Google Sans" w:cs="Google Sans" w:eastAsia="Google Sans" w:hAnsi="Google Sans"/>
+              </w:rPr>
+            </w:pPr>
+            <w:r>
+              <w:rPr>
+                <w:rFonts w:ascii="Google Sans" w:cs="Google Sans" w:eastAsia="Google Sans" w:hAnsi="Google Sans"/>
+                <w:b w:val="0"/>
+                <w:bCs w:val="0"/>
+                <w:sz w:val="20"/>
+                <w:szCs w:val="20"/>
+                <w:rtl w:val="1"/>
+              </w:rPr>
+              <w:t xml:space="preserve">מנהל הזיכרון הפיזי. יודע אילו דפים פיזיים פנויים ומחלק אותם לפי דרישה.</w:t>
+            </w:r>
+          </w:p>
+        </w:tc>
+      </w:tr>
+      <w:tr>
+        <w:trPr>
+          <w:cantSplit w:val="0"/>
+          <w:tblHeader w:val="0"/>
+        </w:trPr>
+        <w:tc>
+          <w:tcPr>
+            <w:tcBorders>
+              <w:top w:color="d9d9d9" w:space="0" w:sz="8" w:val="single"/>
+              <w:left w:color="d9d9d9" w:space="0" w:sz="8" w:val="single"/>
+              <w:bottom w:color="d9d9d9" w:space="0" w:sz="8" w:val="single"/>
+              <w:right w:color="d9d9d9" w:space="0" w:sz="8" w:val="single"/>
+            </w:tcBorders>
+            <w:shd w:fill="auto" w:val="clear"/>
+            <w:tcMar>
+              <w:top w:w="90" w:type="dxa"/>
+              <w:left w:w="120" w:type="dxa"/>
+              <w:bottom w:w="90" w:type="dxa"/>
+              <w:right w:w="120" w:type="dxa"/>
+            </w:tcMar>
+            <w:vAlign w:val="top"/>
+          </w:tcPr>
+          <w:p>
+            <w:pPr>
+              <w:widowControl w:val="0"/>
+              <w:bidi w:val="1"/>
+              <w:spacing w:after="40" w:before="40" w:lineRule="auto"/>
+              <w:rPr>
+                <w:rFonts w:ascii="Google Sans" w:cs="Google Sans" w:eastAsia="Google Sans" w:hAnsi="Google Sans"/>
+              </w:rPr>
+            </w:pPr>
+            <w:r>
+              <w:rPr>
+                <w:rFonts w:ascii="Google Sans" w:cs="Google Sans" w:eastAsia="Google Sans" w:hAnsi="Google Sans"/>
+                <w:b w:val="1"/>
+                <w:bCs w:val="1"/>
+                <w:sz w:val="20"/>
+                <w:szCs w:val="20"/>
+                <w:rtl w:val="0"/>
+              </w:rPr>
+              <w:t xml:space="preserve">heap</w:t>
+            </w:r>
+          </w:p>
+        </w:tc>
+        <w:tc>
+          <w:tcPr>
+            <w:tcBorders>
+              <w:top w:color="d9d9d9" w:space="0" w:sz="8" w:val="single"/>
+              <w:left w:color="d9d9d9" w:space="0" w:sz="8" w:val="single"/>
+              <w:bottom w:color="d9d9d9" w:space="0" w:sz="8" w:val="single"/>
+              <w:right w:color="d9d9d9" w:space="0" w:sz="8" w:val="single"/>
+            </w:tcBorders>
+            <w:shd w:fill="auto" w:val="clear"/>
+            <w:tcMar>
+              <w:top w:w="90" w:type="dxa"/>
+              <w:left w:w="120" w:type="dxa"/>
+              <w:bottom w:w="90" w:type="dxa"/>
+              <w:right w:w="120" w:type="dxa"/>
+            </w:tcMar>
+            <w:vAlign w:val="top"/>
+          </w:tcPr>
+          <w:p>
+            <w:pPr>
+              <w:widowControl w:val="0"/>
+              <w:bidi w:val="1"/>
+              <w:spacing w:after="40" w:before="40" w:lineRule="auto"/>
+              <w:rPr>
+                <w:rFonts w:ascii="Google Sans" w:cs="Google Sans" w:eastAsia="Google Sans" w:hAnsi="Google Sans"/>
+              </w:rPr>
+            </w:pPr>
+            <w:r>
+              <w:rPr>
+                <w:rFonts w:ascii="Google Sans" w:cs="Google Sans" w:eastAsia="Google Sans" w:hAnsi="Google Sans"/>
+                <w:b w:val="0"/>
+                <w:bCs w:val="0"/>
+                <w:sz w:val="20"/>
+                <w:szCs w:val="20"/>
+                <w:rtl w:val="1"/>
+              </w:rPr>
+              <w:t xml:space="preserve">אזור זיכרון שממנו מוקצות בקשות קטנות בגודל בתים, מעל הדפים שה-</w:t>
+            </w:r>
+            <w:r>
+              <w:rPr>
+                <w:rFonts w:ascii="Google Sans" w:cs="Google Sans" w:eastAsia="Google Sans" w:hAnsi="Google Sans"/>
+                <w:b w:val="0"/>
+                <w:bCs w:val="0"/>
+                <w:sz w:val="20"/>
+                <w:szCs w:val="20"/>
+                <w:rtl w:val="0"/>
+              </w:rPr>
+              <w:t xml:space="preserve">PMM</w:t>
+            </w:r>
+            <w:r>
+              <w:rPr>
+                <w:rFonts w:ascii="Google Sans" w:cs="Google Sans" w:eastAsia="Google Sans" w:hAnsi="Google Sans"/>
+                <w:b w:val="0"/>
+                <w:bCs w:val="0"/>
+                <w:sz w:val="20"/>
+                <w:szCs w:val="20"/>
+                <w:rtl w:val="1"/>
+              </w:rPr>
+              <w:t xml:space="preserve"> סיפק.</w:t>
+            </w:r>
+          </w:p>
+        </w:tc>
+      </w:tr>
+    </w:tbl>
+    <w:p>
+      <w:pPr>
+        <w:bidi w:val="1"/>
+        <w:spacing w:after="0" w:before="0" w:lineRule="auto"/>
+        <w:rPr>
+          <w:rFonts w:ascii="Google Sans" w:cs="Google Sans" w:eastAsia="Google Sans" w:hAnsi="Google Sans"/>
+        </w:rPr>
+      </w:pPr>
+    </w:p>
+    <w:p>
+      <w:pPr>
+        <w:bidi w:val="1"/>
+        <w:spacing w:after="60" w:before="240" w:lineRule="auto"/>
+        <w:rPr>
+          <w:rFonts w:ascii="Google Sans" w:cs="Google Sans" w:eastAsia="Google Sans" w:hAnsi="Google Sans"/>
+          <w:b w:val="1"/>
+          <w:bCs w:val="1"/>
+          <w:color w:val="4285f4"/>
+          <w:sz w:val="24"/>
+          <w:szCs w:val="24"/>
+        </w:rPr>
+      </w:pPr>
+      <w:r>
+        <w:rPr>
+          <w:rFonts w:ascii="Google Sans" w:cs="Google Sans" w:eastAsia="Google Sans" w:hAnsi="Google Sans"/>
+          <w:b w:val="1"/>
+          <w:bCs w:val="1"/>
+          <w:color w:val="4285f4"/>
+          <w:sz w:val="24"/>
+          <w:szCs w:val="24"/>
+          <w:rtl w:val="1"/>
+        </w:rPr>
+        <w:t xml:space="preserve">פסיקות ותזמון</w:t>
+      </w:r>
+    </w:p>
+    <w:tbl>
+      <w:tblPr>
+        <w:tblStyle w:val="Table1"/>
+        <w:bidiVisual w:val="1"/>
+        <w:tblW w:w="10320.0" w:type="dxa"/>
+        <w:jc w:val="center"/>
+        <w:tblBorders>
+          <w:top w:color="d9d9d9" w:space="0" w:sz="8" w:val="single"/>
+          <w:left w:color="d9d9d9" w:space="0" w:sz="8" w:val="single"/>
+          <w:bottom w:color="d9d9d9" w:space="0" w:sz="8" w:val="single"/>
+          <w:right w:color="d9d9d9" w:space="0" w:sz="8" w:val="single"/>
+          <w:insideH w:color="d9d9d9" w:space="0" w:sz="8" w:val="single"/>
+          <w:insideV w:color="d9d9d9" w:space="0" w:sz="8" w:val="single"/>
+        </w:tblBorders>
+        <w:tblLayout w:type="fixed"/>
+        <w:tblLook w:val="0600"/>
+      </w:tblPr>
+      <w:tblGrid>
+        <w:gridCol w:w="2500"/>
+        <w:gridCol w:w="7820"/>
+      </w:tblGrid>
+      <w:tr>
+        <w:trPr>
+          <w:cantSplit w:val="0"/>
+          <w:tblHeader w:val="1"/>
+        </w:trPr>
+        <w:tc>
+          <w:tcPr>
+            <w:tcBorders>
+              <w:top w:color="d9d9d9" w:space="0" w:sz="8" w:val="single"/>
+              <w:left w:color="d9d9d9" w:space="0" w:sz="8" w:val="single"/>
+              <w:bottom w:color="d9d9d9" w:space="0" w:sz="8" w:val="single"/>
+              <w:right w:color="d9d9d9" w:space="0" w:sz="8" w:val="single"/>
+            </w:tcBorders>
+            <w:shd w:fill="auto" w:val="clear"/>
+            <w:tcMar>
+              <w:top w:w="90" w:type="dxa"/>
+              <w:left w:w="120" w:type="dxa"/>
+              <w:bottom w:w="90" w:type="dxa"/>
+              <w:right w:w="120" w:type="dxa"/>
+            </w:tcMar>
+            <w:vAlign w:val="top"/>
+          </w:tcPr>
+          <w:p>
+            <w:pPr>
+              <w:widowControl w:val="0"/>
+              <w:bidi w:val="1"/>
+              <w:spacing w:after="40" w:before="40" w:lineRule="auto"/>
+              <w:rPr>
+                <w:rFonts w:ascii="Google Sans" w:cs="Google Sans" w:eastAsia="Google Sans" w:hAnsi="Google Sans"/>
+              </w:rPr>
+            </w:pPr>
+            <w:r>
+              <w:rPr>
+                <w:rFonts w:ascii="Google Sans" w:cs="Google Sans" w:eastAsia="Google Sans" w:hAnsi="Google Sans"/>
+                <w:b w:val="1"/>
+                <w:bCs w:val="1"/>
+                <w:color w:val="4285f4"/>
+                <w:sz w:val="20"/>
+                <w:szCs w:val="20"/>
+                <w:rtl w:val="1"/>
+              </w:rPr>
+              <w:t xml:space="preserve">מונח</w:t>
+            </w:r>
+          </w:p>
+        </w:tc>
+        <w:tc>
+          <w:tcPr>
+            <w:tcBorders>
+              <w:top w:color="d9d9d9" w:space="0" w:sz="8" w:val="single"/>
+              <w:left w:color="d9d9d9" w:space="0" w:sz="8" w:val="single"/>
+              <w:bottom w:color="d9d9d9" w:space="0" w:sz="8" w:val="single"/>
+              <w:right w:color="d9d9d9" w:space="0" w:sz="8" w:val="single"/>
+            </w:tcBorders>
+            <w:shd w:fill="auto" w:val="clear"/>
+            <w:tcMar>
+              <w:top w:w="90" w:type="dxa"/>
+              <w:left w:w="120" w:type="dxa"/>
+              <w:bottom w:w="90" w:type="dxa"/>
+              <w:right w:w="120" w:type="dxa"/>
+            </w:tcMar>
+            <w:vAlign w:val="top"/>
+          </w:tcPr>
+          <w:p>
+            <w:pPr>
+              <w:widowControl w:val="0"/>
+              <w:bidi w:val="1"/>
+              <w:spacing w:after="40" w:before="40" w:lineRule="auto"/>
+              <w:rPr>
+                <w:rFonts w:ascii="Google Sans" w:cs="Google Sans" w:eastAsia="Google Sans" w:hAnsi="Google Sans"/>
+              </w:rPr>
+            </w:pPr>
+            <w:r>
+              <w:rPr>
+                <w:rFonts w:ascii="Google Sans" w:cs="Google Sans" w:eastAsia="Google Sans" w:hAnsi="Google Sans"/>
+                <w:b w:val="1"/>
+                <w:bCs w:val="1"/>
+                <w:color w:val="4285f4"/>
+                <w:sz w:val="20"/>
+                <w:szCs w:val="20"/>
+                <w:rtl w:val="1"/>
+              </w:rPr>
+              <w:t xml:space="preserve">משמעות</w:t>
+            </w:r>
+          </w:p>
+        </w:tc>
+      </w:tr>
+      <w:tr>
+        <w:trPr>
+          <w:cantSplit w:val="0"/>
+          <w:tblHeader w:val="0"/>
+        </w:trPr>
+        <w:tc>
+          <w:tcPr>
+            <w:tcBorders>
+              <w:top w:color="d9d9d9" w:space="0" w:sz="8" w:val="single"/>
+              <w:left w:color="d9d9d9" w:space="0" w:sz="8" w:val="single"/>
+              <w:bottom w:color="d9d9d9" w:space="0" w:sz="8" w:val="single"/>
+              <w:right w:color="d9d9d9" w:space="0" w:sz="8" w:val="single"/>
+            </w:tcBorders>
+            <w:shd w:fill="auto" w:val="clear"/>
+            <w:tcMar>
+              <w:top w:w="90" w:type="dxa"/>
+              <w:left w:w="120" w:type="dxa"/>
+              <w:bottom w:w="90" w:type="dxa"/>
+              <w:right w:w="120" w:type="dxa"/>
+            </w:tcMar>
+            <w:vAlign w:val="top"/>
+          </w:tcPr>
+          <w:p>
+            <w:pPr>
+              <w:widowControl w:val="0"/>
+              <w:bidi w:val="1"/>
+              <w:spacing w:after="40" w:before="40" w:lineRule="auto"/>
+              <w:rPr>
+                <w:rFonts w:ascii="Google Sans" w:cs="Google Sans" w:eastAsia="Google Sans" w:hAnsi="Google Sans"/>
+              </w:rPr>
+            </w:pPr>
+            <w:r>
+              <w:rPr>
+                <w:rFonts w:ascii="Google Sans" w:cs="Google Sans" w:eastAsia="Google Sans" w:hAnsi="Google Sans"/>
+                <w:b w:val="1"/>
+                <w:bCs w:val="1"/>
+                <w:sz w:val="20"/>
+                <w:szCs w:val="20"/>
+                <w:rtl w:val="1"/>
+              </w:rPr>
+              <w:t xml:space="preserve">הפרעה / פסיקה (</w:t>
+            </w:r>
+            <w:r>
+              <w:rPr>
+                <w:rFonts w:ascii="Google Sans" w:cs="Google Sans" w:eastAsia="Google Sans" w:hAnsi="Google Sans"/>
+                <w:b w:val="1"/>
+                <w:bCs w:val="1"/>
+                <w:sz w:val="20"/>
+                <w:szCs w:val="20"/>
+                <w:rtl w:val="0"/>
+              </w:rPr>
+              <w:t xml:space="preserve">interrupt</w:t>
+            </w:r>
+            <w:r>
+              <w:rPr>
+                <w:rFonts w:ascii="Google Sans" w:cs="Google Sans" w:eastAsia="Google Sans" w:hAnsi="Google Sans"/>
+                <w:b w:val="1"/>
+                <w:bCs w:val="1"/>
+                <w:sz w:val="20"/>
+                <w:szCs w:val="20"/>
+                <w:rtl w:val="1"/>
+              </w:rPr>
+              <w:t xml:space="preserve">)</w:t>
+            </w:r>
+          </w:p>
+        </w:tc>
+        <w:tc>
+          <w:tcPr>
+            <w:tcBorders>
+              <w:top w:color="d9d9d9" w:space="0" w:sz="8" w:val="single"/>
+              <w:left w:color="d9d9d9" w:space="0" w:sz="8" w:val="single"/>
+              <w:bottom w:color="d9d9d9" w:space="0" w:sz="8" w:val="single"/>
+              <w:right w:color="d9d9d9" w:space="0" w:sz="8" w:val="single"/>
+            </w:tcBorders>
+            <w:shd w:fill="auto" w:val="clear"/>
+            <w:tcMar>
+              <w:top w:w="90" w:type="dxa"/>
+              <w:left w:w="120" w:type="dxa"/>
+              <w:bottom w:w="90" w:type="dxa"/>
+              <w:right w:w="120" w:type="dxa"/>
+            </w:tcMar>
+            <w:vAlign w:val="top"/>
+          </w:tcPr>
+          <w:p>
+            <w:pPr>
+              <w:widowControl w:val="0"/>
+              <w:bidi w:val="1"/>
+              <w:spacing w:after="40" w:before="40" w:lineRule="auto"/>
+              <w:rPr>
+                <w:rFonts w:ascii="Google Sans" w:cs="Google Sans" w:eastAsia="Google Sans" w:hAnsi="Google Sans"/>
+              </w:rPr>
+            </w:pPr>
+            <w:r>
+              <w:rPr>
+                <w:rFonts w:ascii="Google Sans" w:cs="Google Sans" w:eastAsia="Google Sans" w:hAnsi="Google Sans"/>
+                <w:b w:val="0"/>
+                <w:bCs w:val="0"/>
+                <w:sz w:val="20"/>
+                <w:szCs w:val="20"/>
+                <w:rtl w:val="1"/>
+              </w:rPr>
+              <w:t xml:space="preserve">אות חומרה שעוצר לרגע את מה שהמעבד עושה ומפנה אותו לטפל באירוע דחוף.</w:t>
+            </w:r>
+          </w:p>
+        </w:tc>
+      </w:tr>
+      <w:tr>
+        <w:trPr>
+          <w:cantSplit w:val="0"/>
+          <w:tblHeader w:val="0"/>
+        </w:trPr>
+        <w:tc>
+          <w:tcPr>
+            <w:tcBorders>
+              <w:top w:color="d9d9d9" w:space="0" w:sz="8" w:val="single"/>
+              <w:left w:color="d9d9d9" w:space="0" w:sz="8" w:val="single"/>
+              <w:bottom w:color="d9d9d9" w:space="0" w:sz="8" w:val="single"/>
+              <w:right w:color="d9d9d9" w:space="0" w:sz="8" w:val="single"/>
+            </w:tcBorders>
+            <w:shd w:fill="auto" w:val="clear"/>
+            <w:tcMar>
+              <w:top w:w="90" w:type="dxa"/>
+              <w:left w:w="120" w:type="dxa"/>
+              <w:bottom w:w="90" w:type="dxa"/>
+              <w:right w:w="120" w:type="dxa"/>
+            </w:tcMar>
+            <w:vAlign w:val="top"/>
+          </w:tcPr>
+          <w:p>
+            <w:pPr>
+              <w:widowControl w:val="0"/>
+              <w:bidi w:val="1"/>
+              <w:spacing w:after="40" w:before="40" w:lineRule="auto"/>
+              <w:rPr>
+                <w:rFonts w:ascii="Google Sans" w:cs="Google Sans" w:eastAsia="Google Sans" w:hAnsi="Google Sans"/>
+              </w:rPr>
+            </w:pPr>
+            <w:r>
+              <w:rPr>
+                <w:rFonts w:ascii="Google Sans" w:cs="Google Sans" w:eastAsia="Google Sans" w:hAnsi="Google Sans"/>
+                <w:b w:val="1"/>
+                <w:bCs w:val="1"/>
+                <w:sz w:val="20"/>
+                <w:szCs w:val="20"/>
+                <w:rtl w:val="0"/>
+              </w:rPr>
+              <w:t xml:space="preserve">IRQ</w:t>
+            </w:r>
+          </w:p>
+        </w:tc>
+        <w:tc>
+          <w:tcPr>
+            <w:tcBorders>
+              <w:top w:color="d9d9d9" w:space="0" w:sz="8" w:val="single"/>
+              <w:left w:color="d9d9d9" w:space="0" w:sz="8" w:val="single"/>
+              <w:bottom w:color="d9d9d9" w:space="0" w:sz="8" w:val="single"/>
+              <w:right w:color="d9d9d9" w:space="0" w:sz="8" w:val="single"/>
+            </w:tcBorders>
+            <w:shd w:fill="auto" w:val="clear"/>
+            <w:tcMar>
+              <w:top w:w="90" w:type="dxa"/>
+              <w:left w:w="120" w:type="dxa"/>
+              <w:bottom w:w="90" w:type="dxa"/>
+              <w:right w:w="120" w:type="dxa"/>
+            </w:tcMar>
+            <w:vAlign w:val="top"/>
+          </w:tcPr>
+          <w:p>
+            <w:pPr>
+              <w:widowControl w:val="0"/>
+              <w:bidi w:val="1"/>
+              <w:spacing w:after="40" w:before="40" w:lineRule="auto"/>
+              <w:rPr>
+                <w:rFonts w:ascii="Google Sans" w:cs="Google Sans" w:eastAsia="Google Sans" w:hAnsi="Google Sans"/>
+              </w:rPr>
+            </w:pPr>
+            <w:r>
+              <w:rPr>
+                <w:rFonts w:ascii="Google Sans" w:cs="Google Sans" w:eastAsia="Google Sans" w:hAnsi="Google Sans"/>
+                <w:b w:val="0"/>
+                <w:bCs w:val="0"/>
+                <w:sz w:val="20"/>
+                <w:szCs w:val="20"/>
+                <w:rtl w:val="1"/>
+              </w:rPr>
+              <w:t xml:space="preserve">קו פסיקה מספרי שמזוהה עם התקן חומרה מסוים. למשל </w:t>
+            </w:r>
+            <w:r>
+              <w:rPr>
+                <w:rFonts w:ascii="Google Sans" w:cs="Google Sans" w:eastAsia="Google Sans" w:hAnsi="Google Sans"/>
+                <w:b w:val="0"/>
+                <w:bCs w:val="0"/>
+                <w:sz w:val="20"/>
+                <w:szCs w:val="20"/>
+                <w:rtl w:val="0"/>
+              </w:rPr>
+              <w:t xml:space="preserve">IRQ1</w:t>
+            </w:r>
+            <w:r>
+              <w:rPr>
+                <w:rFonts w:ascii="Google Sans" w:cs="Google Sans" w:eastAsia="Google Sans" w:hAnsi="Google Sans"/>
+                <w:b w:val="0"/>
+                <w:bCs w:val="0"/>
+                <w:sz w:val="20"/>
+                <w:szCs w:val="20"/>
+                <w:rtl w:val="1"/>
+              </w:rPr>
+              <w:t xml:space="preserve"> הוא קו הפסיקה של המקלדת.</w:t>
+            </w:r>
+          </w:p>
+        </w:tc>
+      </w:tr>
+      <w:tr>
+        <w:trPr>
+          <w:cantSplit w:val="0"/>
+          <w:tblHeader w:val="0"/>
+        </w:trPr>
+        <w:tc>
+          <w:tcPr>
+            <w:tcBorders>
+              <w:top w:color="d9d9d9" w:space="0" w:sz="8" w:val="single"/>
+              <w:left w:color="d9d9d9" w:space="0" w:sz="8" w:val="single"/>
+              <w:bottom w:color="d9d9d9" w:space="0" w:sz="8" w:val="single"/>
+              <w:right w:color="d9d9d9" w:space="0" w:sz="8" w:val="single"/>
+            </w:tcBorders>
+            <w:shd w:fill="auto" w:val="clear"/>
+            <w:tcMar>
+              <w:top w:w="90" w:type="dxa"/>
+              <w:left w:w="120" w:type="dxa"/>
+              <w:bottom w:w="90" w:type="dxa"/>
+              <w:right w:w="120" w:type="dxa"/>
+            </w:tcMar>
+            <w:vAlign w:val="top"/>
+          </w:tcPr>
+          <w:p>
+            <w:pPr>
+              <w:widowControl w:val="0"/>
+              <w:bidi w:val="1"/>
+              <w:spacing w:after="40" w:before="40" w:lineRule="auto"/>
+              <w:rPr>
+                <w:rFonts w:ascii="Google Sans" w:cs="Google Sans" w:eastAsia="Google Sans" w:hAnsi="Google Sans"/>
+              </w:rPr>
+            </w:pPr>
+            <w:r>
+              <w:rPr>
+                <w:rFonts w:ascii="Google Sans" w:cs="Google Sans" w:eastAsia="Google Sans" w:hAnsi="Google Sans"/>
+                <w:b w:val="1"/>
+                <w:bCs w:val="1"/>
+                <w:sz w:val="20"/>
+                <w:szCs w:val="20"/>
+                <w:rtl w:val="0"/>
+              </w:rPr>
+              <w:t xml:space="preserve">GDT</w:t>
+            </w:r>
+          </w:p>
+        </w:tc>
+        <w:tc>
+          <w:tcPr>
+            <w:tcBorders>
+              <w:top w:color="d9d9d9" w:space="0" w:sz="8" w:val="single"/>
+              <w:left w:color="d9d9d9" w:space="0" w:sz="8" w:val="single"/>
+              <w:bottom w:color="d9d9d9" w:space="0" w:sz="8" w:val="single"/>
+              <w:right w:color="d9d9d9" w:space="0" w:sz="8" w:val="single"/>
+            </w:tcBorders>
+            <w:shd w:fill="auto" w:val="clear"/>
+            <w:tcMar>
+              <w:top w:w="90" w:type="dxa"/>
+              <w:left w:w="120" w:type="dxa"/>
+              <w:bottom w:w="90" w:type="dxa"/>
+              <w:right w:w="120" w:type="dxa"/>
+            </w:tcMar>
+            <w:vAlign w:val="top"/>
+          </w:tcPr>
+          <w:p>
+            <w:pPr>
+              <w:widowControl w:val="0"/>
+              <w:bidi w:val="1"/>
+              <w:spacing w:after="40" w:before="40" w:lineRule="auto"/>
+              <w:rPr>
+                <w:rFonts w:ascii="Google Sans" w:cs="Google Sans" w:eastAsia="Google Sans" w:hAnsi="Google Sans"/>
+              </w:rPr>
+            </w:pPr>
+            <w:r>
+              <w:rPr>
+                <w:rFonts w:ascii="Google Sans" w:cs="Google Sans" w:eastAsia="Google Sans" w:hAnsi="Google Sans"/>
+                <w:b w:val="0"/>
+                <w:bCs w:val="0"/>
+                <w:sz w:val="20"/>
+                <w:szCs w:val="20"/>
+                <w:rtl w:val="1"/>
+              </w:rPr>
+              <w:t xml:space="preserve">טבלה שמתארת למעבד אילו מקטעי קוד ונתונים קיימים ובאיזו רמת הרשאה. חייבת להיות תקינה כבר בטיק הראשון.</w:t>
+            </w:r>
+          </w:p>
+        </w:tc>
+      </w:tr>
+      <w:tr>
+        <w:trPr>
+          <w:cantSplit w:val="0"/>
+          <w:tblHeader w:val="0"/>
+        </w:trPr>
+        <w:tc>
+          <w:tcPr>
+            <w:tcBorders>
+              <w:top w:color="d9d9d9" w:space="0" w:sz="8" w:val="single"/>
+              <w:left w:color="d9d9d9" w:space="0" w:sz="8" w:val="single"/>
+              <w:bottom w:color="d9d9d9" w:space="0" w:sz="8" w:val="single"/>
+              <w:right w:color="d9d9d9" w:space="0" w:sz="8" w:val="single"/>
+            </w:tcBorders>
+            <w:shd w:fill="auto" w:val="clear"/>
+            <w:tcMar>
+              <w:top w:w="90" w:type="dxa"/>
+              <w:left w:w="120" w:type="dxa"/>
+              <w:bottom w:w="90" w:type="dxa"/>
+              <w:right w:w="120" w:type="dxa"/>
+            </w:tcMar>
+            <w:vAlign w:val="top"/>
+          </w:tcPr>
+          <w:p>
+            <w:pPr>
+              <w:widowControl w:val="0"/>
+              <w:bidi w:val="1"/>
+              <w:spacing w:after="40" w:before="40" w:lineRule="auto"/>
+              <w:rPr>
+                <w:rFonts w:ascii="Google Sans" w:cs="Google Sans" w:eastAsia="Google Sans" w:hAnsi="Google Sans"/>
+              </w:rPr>
+            </w:pPr>
+            <w:r>
+              <w:rPr>
+                <w:rFonts w:ascii="Google Sans" w:cs="Google Sans" w:eastAsia="Google Sans" w:hAnsi="Google Sans"/>
+                <w:b w:val="1"/>
+                <w:bCs w:val="1"/>
+                <w:sz w:val="20"/>
+                <w:szCs w:val="20"/>
+                <w:rtl w:val="0"/>
+              </w:rPr>
+              <w:t xml:space="preserve">IDT</w:t>
+            </w:r>
+          </w:p>
+        </w:tc>
+        <w:tc>
+          <w:tcPr>
+            <w:tcBorders>
+              <w:top w:color="d9d9d9" w:space="0" w:sz="8" w:val="single"/>
+              <w:left w:color="d9d9d9" w:space="0" w:sz="8" w:val="single"/>
+              <w:bottom w:color="d9d9d9" w:space="0" w:sz="8" w:val="single"/>
+              <w:right w:color="d9d9d9" w:space="0" w:sz="8" w:val="single"/>
+            </w:tcBorders>
+            <w:shd w:fill="auto" w:val="clear"/>
+            <w:tcMar>
+              <w:top w:w="90" w:type="dxa"/>
+              <w:left w:w="120" w:type="dxa"/>
+              <w:bottom w:w="90" w:type="dxa"/>
+              <w:right w:w="120" w:type="dxa"/>
+            </w:tcMar>
+            <w:vAlign w:val="top"/>
+          </w:tcPr>
+          <w:p>
+            <w:pPr>
+              <w:widowControl w:val="0"/>
+              <w:bidi w:val="1"/>
+              <w:spacing w:after="40" w:before="40" w:lineRule="auto"/>
+              <w:rPr>
+                <w:rFonts w:ascii="Google Sans" w:cs="Google Sans" w:eastAsia="Google Sans" w:hAnsi="Google Sans"/>
+              </w:rPr>
+            </w:pPr>
+            <w:r>
+              <w:rPr>
+                <w:rFonts w:ascii="Google Sans" w:cs="Google Sans" w:eastAsia="Google Sans" w:hAnsi="Google Sans"/>
+                <w:b w:val="0"/>
+                <w:bCs w:val="0"/>
+                <w:sz w:val="20"/>
+                <w:szCs w:val="20"/>
+                <w:rtl w:val="1"/>
+              </w:rPr>
+              <w:t xml:space="preserve">טבלה בת </w:t>
+            </w:r>
+            <w:r>
+              <w:rPr>
+                <w:rFonts w:ascii="Google Sans" w:cs="Google Sans" w:eastAsia="Google Sans" w:hAnsi="Google Sans"/>
+                <w:b w:val="0"/>
+                <w:bCs w:val="0"/>
+                <w:sz w:val="20"/>
+                <w:szCs w:val="20"/>
+                <w:rtl w:val="0"/>
+              </w:rPr>
+              <w:t xml:space="preserve">256</w:t>
+            </w:r>
+            <w:r>
+              <w:rPr>
+                <w:rFonts w:ascii="Google Sans" w:cs="Google Sans" w:eastAsia="Google Sans" w:hAnsi="Google Sans"/>
+                <w:b w:val="0"/>
+                <w:bCs w:val="0"/>
+                <w:sz w:val="20"/>
+                <w:szCs w:val="20"/>
+                <w:rtl w:val="1"/>
+              </w:rPr>
+              <w:t xml:space="preserve"> כניסות שאומרת למעבד לאן לקפוץ עבור כל פסיקה או חריגה.</w:t>
+            </w:r>
+          </w:p>
+        </w:tc>
+      </w:tr>
+      <w:tr>
+        <w:trPr>
+          <w:cantSplit w:val="0"/>
+          <w:tblHeader w:val="0"/>
+        </w:trPr>
+        <w:tc>
+          <w:tcPr>
+            <w:tcBorders>
+              <w:top w:color="d9d9d9" w:space="0" w:sz="8" w:val="single"/>
+              <w:left w:color="d9d9d9" w:space="0" w:sz="8" w:val="single"/>
+              <w:bottom w:color="d9d9d9" w:space="0" w:sz="8" w:val="single"/>
+              <w:right w:color="d9d9d9" w:space="0" w:sz="8" w:val="single"/>
+            </w:tcBorders>
+            <w:shd w:fill="auto" w:val="clear"/>
+            <w:tcMar>
+              <w:top w:w="90" w:type="dxa"/>
+              <w:left w:w="120" w:type="dxa"/>
+              <w:bottom w:w="90" w:type="dxa"/>
+              <w:right w:w="120" w:type="dxa"/>
+            </w:tcMar>
+            <w:vAlign w:val="top"/>
+          </w:tcPr>
+          <w:p>
+            <w:pPr>
+              <w:widowControl w:val="0"/>
+              <w:bidi w:val="1"/>
+              <w:spacing w:after="40" w:before="40" w:lineRule="auto"/>
+              <w:rPr>
+                <w:rFonts w:ascii="Google Sans" w:cs="Google Sans" w:eastAsia="Google Sans" w:hAnsi="Google Sans"/>
+              </w:rPr>
+            </w:pPr>
+            <w:r>
+              <w:rPr>
+                <w:rFonts w:ascii="Google Sans" w:cs="Google Sans" w:eastAsia="Google Sans" w:hAnsi="Google Sans"/>
+                <w:b w:val="1"/>
+                <w:bCs w:val="1"/>
+                <w:sz w:val="20"/>
+                <w:szCs w:val="20"/>
+                <w:rtl w:val="0"/>
+              </w:rPr>
+              <w:t xml:space="preserve">TSS</w:t>
+            </w:r>
+          </w:p>
+        </w:tc>
+        <w:tc>
+          <w:tcPr>
+            <w:tcBorders>
+              <w:top w:color="d9d9d9" w:space="0" w:sz="8" w:val="single"/>
+              <w:left w:color="d9d9d9" w:space="0" w:sz="8" w:val="single"/>
+              <w:bottom w:color="d9d9d9" w:space="0" w:sz="8" w:val="single"/>
+              <w:right w:color="d9d9d9" w:space="0" w:sz="8" w:val="single"/>
+            </w:tcBorders>
+            <w:shd w:fill="auto" w:val="clear"/>
+            <w:tcMar>
+              <w:top w:w="90" w:type="dxa"/>
+              <w:left w:w="120" w:type="dxa"/>
+              <w:bottom w:w="90" w:type="dxa"/>
+              <w:right w:w="120" w:type="dxa"/>
+            </w:tcMar>
+            <w:vAlign w:val="top"/>
+          </w:tcPr>
+          <w:p>
+            <w:pPr>
+              <w:widowControl w:val="0"/>
+              <w:bidi w:val="1"/>
+              <w:spacing w:after="40" w:before="40" w:lineRule="auto"/>
+              <w:rPr>
+                <w:rFonts w:ascii="Google Sans" w:cs="Google Sans" w:eastAsia="Google Sans" w:hAnsi="Google Sans"/>
+              </w:rPr>
+            </w:pPr>
+            <w:r>
+              <w:rPr>
+                <w:rFonts w:ascii="Google Sans" w:cs="Google Sans" w:eastAsia="Google Sans" w:hAnsi="Google Sans"/>
+                <w:b w:val="0"/>
+                <w:bCs w:val="0"/>
+                <w:sz w:val="20"/>
+                <w:szCs w:val="20"/>
+                <w:rtl w:val="1"/>
+              </w:rPr>
+              <w:t xml:space="preserve">מבנה שמחזיק את כתובת המחסנית שאליה המעבד עובר כשפסיקה מגיעה מקוד משתמש.</w:t>
+            </w:r>
+          </w:p>
+        </w:tc>
+      </w:tr>
+      <w:tr>
+        <w:trPr>
+          <w:cantSplit w:val="0"/>
+          <w:tblHeader w:val="0"/>
+        </w:trPr>
+        <w:tc>
+          <w:tcPr>
+            <w:tcBorders>
+              <w:top w:color="d9d9d9" w:space="0" w:sz="8" w:val="single"/>
+              <w:left w:color="d9d9d9" w:space="0" w:sz="8" w:val="single"/>
+              <w:bottom w:color="d9d9d9" w:space="0" w:sz="8" w:val="single"/>
+              <w:right w:color="d9d9d9" w:space="0" w:sz="8" w:val="single"/>
+            </w:tcBorders>
+            <w:shd w:fill="auto" w:val="clear"/>
+            <w:tcMar>
+              <w:top w:w="90" w:type="dxa"/>
+              <w:left w:w="120" w:type="dxa"/>
+              <w:bottom w:w="90" w:type="dxa"/>
+              <w:right w:w="120" w:type="dxa"/>
+            </w:tcMar>
+            <w:vAlign w:val="top"/>
+          </w:tcPr>
+          <w:p>
+            <w:pPr>
+              <w:widowControl w:val="0"/>
+              <w:bidi w:val="1"/>
+              <w:spacing w:after="40" w:before="40" w:lineRule="auto"/>
+              <w:rPr>
+                <w:rFonts w:ascii="Google Sans" w:cs="Google Sans" w:eastAsia="Google Sans" w:hAnsi="Google Sans"/>
+              </w:rPr>
+            </w:pPr>
+            <w:r>
+              <w:rPr>
+                <w:rFonts w:ascii="Google Sans" w:cs="Google Sans" w:eastAsia="Google Sans" w:hAnsi="Google Sans"/>
+                <w:b w:val="1"/>
+                <w:bCs w:val="1"/>
+                <w:sz w:val="20"/>
+                <w:szCs w:val="20"/>
+                <w:rtl w:val="0"/>
+              </w:rPr>
+              <w:t xml:space="preserve">APIC</w:t>
+            </w:r>
+            <w:r>
+              <w:rPr>
+                <w:rFonts w:ascii="Google Sans" w:cs="Google Sans" w:eastAsia="Google Sans" w:hAnsi="Google Sans"/>
+                <w:b w:val="1"/>
+                <w:bCs w:val="1"/>
+                <w:sz w:val="20"/>
+                <w:szCs w:val="20"/>
+                <w:rtl w:val="1"/>
+              </w:rPr>
+              <w:t xml:space="preserve"> / </w:t>
+            </w:r>
+            <w:r>
+              <w:rPr>
+                <w:rFonts w:ascii="Google Sans" w:cs="Google Sans" w:eastAsia="Google Sans" w:hAnsi="Google Sans"/>
+                <w:b w:val="1"/>
+                <w:bCs w:val="1"/>
+                <w:sz w:val="20"/>
+                <w:szCs w:val="20"/>
+                <w:rtl w:val="0"/>
+              </w:rPr>
+              <w:t xml:space="preserve">Local</w:t>
+            </w:r>
+            <w:r>
+              <w:rPr>
+                <w:rFonts w:ascii="Google Sans" w:cs="Google Sans" w:eastAsia="Google Sans" w:hAnsi="Google Sans"/>
+                <w:b w:val="1"/>
+                <w:bCs w:val="1"/>
+                <w:sz w:val="20"/>
+                <w:szCs w:val="20"/>
+                <w:rtl w:val="1"/>
+              </w:rPr>
+              <w:t xml:space="preserve"> </w:t>
+            </w:r>
+            <w:r>
+              <w:rPr>
+                <w:rFonts w:ascii="Google Sans" w:cs="Google Sans" w:eastAsia="Google Sans" w:hAnsi="Google Sans"/>
+                <w:b w:val="1"/>
+                <w:bCs w:val="1"/>
+                <w:sz w:val="20"/>
+                <w:szCs w:val="20"/>
+                <w:rtl w:val="0"/>
+              </w:rPr>
+              <w:t xml:space="preserve">APIC</w:t>
+            </w:r>
+          </w:p>
+        </w:tc>
+        <w:tc>
+          <w:tcPr>
+            <w:tcBorders>
+              <w:top w:color="d9d9d9" w:space="0" w:sz="8" w:val="single"/>
+              <w:left w:color="d9d9d9" w:space="0" w:sz="8" w:val="single"/>
+              <w:bottom w:color="d9d9d9" w:space="0" w:sz="8" w:val="single"/>
+              <w:right w:color="d9d9d9" w:space="0" w:sz="8" w:val="single"/>
+            </w:tcBorders>
+            <w:shd w:fill="auto" w:val="clear"/>
+            <w:tcMar>
+              <w:top w:w="90" w:type="dxa"/>
+              <w:left w:w="120" w:type="dxa"/>
+              <w:bottom w:w="90" w:type="dxa"/>
+              <w:right w:w="120" w:type="dxa"/>
+            </w:tcMar>
+            <w:vAlign w:val="top"/>
+          </w:tcPr>
+          <w:p>
+            <w:pPr>
+              <w:widowControl w:val="0"/>
+              <w:bidi w:val="1"/>
+              <w:spacing w:after="40" w:before="40" w:lineRule="auto"/>
+              <w:rPr>
+                <w:rFonts w:ascii="Google Sans" w:cs="Google Sans" w:eastAsia="Google Sans" w:hAnsi="Google Sans"/>
+              </w:rPr>
+            </w:pPr>
+            <w:r>
+              <w:rPr>
+                <w:rFonts w:ascii="Google Sans" w:cs="Google Sans" w:eastAsia="Google Sans" w:hAnsi="Google Sans"/>
+                <w:b w:val="0"/>
+                <w:bCs w:val="0"/>
+                <w:sz w:val="20"/>
+                <w:szCs w:val="20"/>
+                <w:rtl w:val="1"/>
+              </w:rPr>
+              <w:t xml:space="preserve">בקר הפסיקות המודרני שיושב בתוך המעבד. מחליף את ה-</w:t>
+            </w:r>
+            <w:r>
+              <w:rPr>
+                <w:rFonts w:ascii="Google Sans" w:cs="Google Sans" w:eastAsia="Google Sans" w:hAnsi="Google Sans"/>
+                <w:b w:val="0"/>
+                <w:bCs w:val="0"/>
+                <w:sz w:val="20"/>
+                <w:szCs w:val="20"/>
+                <w:rtl w:val="0"/>
+              </w:rPr>
+              <w:t xml:space="preserve">PIC</w:t>
+            </w:r>
+            <w:r>
+              <w:rPr>
+                <w:rFonts w:ascii="Google Sans" w:cs="Google Sans" w:eastAsia="Google Sans" w:hAnsi="Google Sans"/>
+                <w:b w:val="0"/>
+                <w:bCs w:val="0"/>
+                <w:sz w:val="20"/>
+                <w:szCs w:val="20"/>
+                <w:rtl w:val="1"/>
+              </w:rPr>
+              <w:t xml:space="preserve"> הישן ומכיל גם טיימר.</w:t>
+            </w:r>
+          </w:p>
+        </w:tc>
+      </w:tr>
+      <w:tr>
+        <w:trPr>
+          <w:cantSplit w:val="0"/>
+          <w:tblHeader w:val="0"/>
+        </w:trPr>
+        <w:tc>
+          <w:tcPr>
+            <w:tcBorders>
+              <w:top w:color="d9d9d9" w:space="0" w:sz="8" w:val="single"/>
+              <w:left w:color="d9d9d9" w:space="0" w:sz="8" w:val="single"/>
+              <w:bottom w:color="d9d9d9" w:space="0" w:sz="8" w:val="single"/>
+              <w:right w:color="d9d9d9" w:space="0" w:sz="8" w:val="single"/>
+            </w:tcBorders>
+            <w:shd w:fill="auto" w:val="clear"/>
+            <w:tcMar>
+              <w:top w:w="90" w:type="dxa"/>
+              <w:left w:w="120" w:type="dxa"/>
+              <w:bottom w:w="90" w:type="dxa"/>
+              <w:right w:w="120" w:type="dxa"/>
+            </w:tcMar>
+            <w:vAlign w:val="top"/>
+          </w:tcPr>
+          <w:p>
+            <w:pPr>
+              <w:widowControl w:val="0"/>
+              <w:bidi w:val="1"/>
+              <w:spacing w:after="40" w:before="40" w:lineRule="auto"/>
+              <w:rPr>
+                <w:rFonts w:ascii="Google Sans" w:cs="Google Sans" w:eastAsia="Google Sans" w:hAnsi="Google Sans"/>
+              </w:rPr>
+            </w:pPr>
+            <w:r>
+              <w:rPr>
+                <w:rFonts w:ascii="Google Sans" w:cs="Google Sans" w:eastAsia="Google Sans" w:hAnsi="Google Sans"/>
+                <w:b w:val="1"/>
+                <w:bCs w:val="1"/>
+                <w:sz w:val="20"/>
+                <w:szCs w:val="20"/>
+                <w:rtl w:val="0"/>
+              </w:rPr>
+              <w:t xml:space="preserve">PIC</w:t>
+            </w:r>
+          </w:p>
+        </w:tc>
+        <w:tc>
+          <w:tcPr>
+            <w:tcBorders>
+              <w:top w:color="d9d9d9" w:space="0" w:sz="8" w:val="single"/>
+              <w:left w:color="d9d9d9" w:space="0" w:sz="8" w:val="single"/>
+              <w:bottom w:color="d9d9d9" w:space="0" w:sz="8" w:val="single"/>
+              <w:right w:color="d9d9d9" w:space="0" w:sz="8" w:val="single"/>
+            </w:tcBorders>
+            <w:shd w:fill="auto" w:val="clear"/>
+            <w:tcMar>
+              <w:top w:w="90" w:type="dxa"/>
+              <w:left w:w="120" w:type="dxa"/>
+              <w:bottom w:w="90" w:type="dxa"/>
+              <w:right w:w="120" w:type="dxa"/>
+            </w:tcMar>
+            <w:vAlign w:val="top"/>
+          </w:tcPr>
+          <w:p>
+            <w:pPr>
+              <w:widowControl w:val="0"/>
+              <w:bidi w:val="1"/>
+              <w:spacing w:after="40" w:before="40" w:lineRule="auto"/>
+              <w:rPr>
+                <w:rFonts w:ascii="Google Sans" w:cs="Google Sans" w:eastAsia="Google Sans" w:hAnsi="Google Sans"/>
+              </w:rPr>
+            </w:pPr>
+            <w:r>
+              <w:rPr>
+                <w:rFonts w:ascii="Google Sans" w:cs="Google Sans" w:eastAsia="Google Sans" w:hAnsi="Google Sans"/>
+                <w:b w:val="0"/>
+                <w:bCs w:val="0"/>
+                <w:sz w:val="20"/>
+                <w:szCs w:val="20"/>
+                <w:rtl w:val="1"/>
+              </w:rPr>
+              <w:t xml:space="preserve">בקר הפסיקות הישן. עדיין קיים בכל מכונה, ולכן צריך למסך אותו במפורש כדי שלא ישלח פסיקות מיותרות.</w:t>
+            </w:r>
+          </w:p>
+        </w:tc>
+      </w:tr>
+      <w:tr>
+        <w:trPr>
+          <w:cantSplit w:val="0"/>
+          <w:tblHeader w:val="0"/>
+        </w:trPr>
+        <w:tc>
+          <w:tcPr>
+            <w:tcBorders>
+              <w:top w:color="d9d9d9" w:space="0" w:sz="8" w:val="single"/>
+              <w:left w:color="d9d9d9" w:space="0" w:sz="8" w:val="single"/>
+              <w:bottom w:color="d9d9d9" w:space="0" w:sz="8" w:val="single"/>
+              <w:right w:color="d9d9d9" w:space="0" w:sz="8" w:val="single"/>
+            </w:tcBorders>
+            <w:shd w:fill="auto" w:val="clear"/>
+            <w:tcMar>
+              <w:top w:w="90" w:type="dxa"/>
+              <w:left w:w="120" w:type="dxa"/>
+              <w:bottom w:w="90" w:type="dxa"/>
+              <w:right w:w="120" w:type="dxa"/>
+            </w:tcMar>
+            <w:vAlign w:val="top"/>
+          </w:tcPr>
+          <w:p>
+            <w:pPr>
+              <w:widowControl w:val="0"/>
+              <w:bidi w:val="1"/>
+              <w:spacing w:after="40" w:before="40" w:lineRule="auto"/>
+              <w:rPr>
+                <w:rFonts w:ascii="Google Sans" w:cs="Google Sans" w:eastAsia="Google Sans" w:hAnsi="Google Sans"/>
+              </w:rPr>
+            </w:pPr>
+            <w:r>
+              <w:rPr>
+                <w:rFonts w:ascii="Google Sans" w:cs="Google Sans" w:eastAsia="Google Sans" w:hAnsi="Google Sans"/>
+                <w:b w:val="1"/>
+                <w:bCs w:val="1"/>
+                <w:sz w:val="20"/>
+                <w:szCs w:val="20"/>
+                <w:rtl w:val="0"/>
+              </w:rPr>
+              <w:t xml:space="preserve">HPET</w:t>
+            </w:r>
+          </w:p>
+        </w:tc>
+        <w:tc>
+          <w:tcPr>
+            <w:tcBorders>
+              <w:top w:color="d9d9d9" w:space="0" w:sz="8" w:val="single"/>
+              <w:left w:color="d9d9d9" w:space="0" w:sz="8" w:val="single"/>
+              <w:bottom w:color="d9d9d9" w:space="0" w:sz="8" w:val="single"/>
+              <w:right w:color="d9d9d9" w:space="0" w:sz="8" w:val="single"/>
+            </w:tcBorders>
+            <w:shd w:fill="auto" w:val="clear"/>
+            <w:tcMar>
+              <w:top w:w="90" w:type="dxa"/>
+              <w:left w:w="120" w:type="dxa"/>
+              <w:bottom w:w="90" w:type="dxa"/>
+              <w:right w:w="120" w:type="dxa"/>
+            </w:tcMar>
+            <w:vAlign w:val="top"/>
+          </w:tcPr>
+          <w:p>
+            <w:pPr>
+              <w:widowControl w:val="0"/>
+              <w:bidi w:val="1"/>
+              <w:spacing w:after="40" w:before="40" w:lineRule="auto"/>
+              <w:rPr>
+                <w:rFonts w:ascii="Google Sans" w:cs="Google Sans" w:eastAsia="Google Sans" w:hAnsi="Google Sans"/>
+              </w:rPr>
+            </w:pPr>
+            <w:r>
+              <w:rPr>
+                <w:rFonts w:ascii="Google Sans" w:cs="Google Sans" w:eastAsia="Google Sans" w:hAnsi="Google Sans"/>
+                <w:b w:val="0"/>
+                <w:bCs w:val="0"/>
+                <w:sz w:val="20"/>
+                <w:szCs w:val="20"/>
+                <w:rtl w:val="1"/>
+              </w:rPr>
+              <w:t xml:space="preserve">טיימר חומרה מדויק בלוח האם, שמשמש אותנו לכייל את ה-</w:t>
+            </w:r>
+            <w:r>
+              <w:rPr>
+                <w:rFonts w:ascii="Google Sans" w:cs="Google Sans" w:eastAsia="Google Sans" w:hAnsi="Google Sans"/>
+                <w:b w:val="0"/>
+                <w:bCs w:val="0"/>
+                <w:sz w:val="20"/>
+                <w:szCs w:val="20"/>
+                <w:rtl w:val="0"/>
+              </w:rPr>
+              <w:t xml:space="preserve">APIC</w:t>
+            </w:r>
+            <w:r>
+              <w:rPr>
+                <w:rFonts w:ascii="Google Sans" w:cs="Google Sans" w:eastAsia="Google Sans" w:hAnsi="Google Sans"/>
+                <w:b w:val="0"/>
+                <w:bCs w:val="0"/>
+                <w:sz w:val="20"/>
+                <w:szCs w:val="20"/>
+                <w:rtl w:val="1"/>
+              </w:rPr>
+              <w:t xml:space="preserve"> </w:t>
+            </w:r>
+            <w:r>
+              <w:rPr>
+                <w:rFonts w:ascii="Google Sans" w:cs="Google Sans" w:eastAsia="Google Sans" w:hAnsi="Google Sans"/>
+                <w:b w:val="0"/>
+                <w:bCs w:val="0"/>
+                <w:sz w:val="20"/>
+                <w:szCs w:val="20"/>
+                <w:rtl w:val="0"/>
+              </w:rPr>
+              <w:t xml:space="preserve">Timer.</w:t>
+            </w:r>
+          </w:p>
+        </w:tc>
+      </w:tr>
+      <w:tr>
+        <w:trPr>
+          <w:cantSplit w:val="0"/>
+          <w:tblHeader w:val="0"/>
+        </w:trPr>
+        <w:tc>
+          <w:tcPr>
+            <w:tcBorders>
+              <w:top w:color="d9d9d9" w:space="0" w:sz="8" w:val="single"/>
+              <w:left w:color="d9d9d9" w:space="0" w:sz="8" w:val="single"/>
+              <w:bottom w:color="d9d9d9" w:space="0" w:sz="8" w:val="single"/>
+              <w:right w:color="d9d9d9" w:space="0" w:sz="8" w:val="single"/>
+            </w:tcBorders>
+            <w:shd w:fill="auto" w:val="clear"/>
+            <w:tcMar>
+              <w:top w:w="90" w:type="dxa"/>
+              <w:left w:w="120" w:type="dxa"/>
+              <w:bottom w:w="90" w:type="dxa"/>
+              <w:right w:w="120" w:type="dxa"/>
+            </w:tcMar>
+            <w:vAlign w:val="top"/>
+          </w:tcPr>
+          <w:p>
+            <w:pPr>
+              <w:widowControl w:val="0"/>
+              <w:bidi w:val="1"/>
+              <w:spacing w:after="40" w:before="40" w:lineRule="auto"/>
+              <w:rPr>
+                <w:rFonts w:ascii="Google Sans" w:cs="Google Sans" w:eastAsia="Google Sans" w:hAnsi="Google Sans"/>
+              </w:rPr>
+            </w:pPr>
+            <w:r>
+              <w:rPr>
+                <w:rFonts w:ascii="Google Sans" w:cs="Google Sans" w:eastAsia="Google Sans" w:hAnsi="Google Sans"/>
+                <w:b w:val="1"/>
+                <w:bCs w:val="1"/>
+                <w:sz w:val="20"/>
+                <w:szCs w:val="20"/>
+                <w:rtl w:val="0"/>
+              </w:rPr>
+              <w:t xml:space="preserve">APIC</w:t>
+            </w:r>
+            <w:r>
+              <w:rPr>
+                <w:rFonts w:ascii="Google Sans" w:cs="Google Sans" w:eastAsia="Google Sans" w:hAnsi="Google Sans"/>
+                <w:b w:val="1"/>
+                <w:bCs w:val="1"/>
+                <w:sz w:val="20"/>
+                <w:szCs w:val="20"/>
+                <w:rtl w:val="1"/>
+              </w:rPr>
+              <w:t xml:space="preserve"> </w:t>
+            </w:r>
+            <w:r>
+              <w:rPr>
+                <w:rFonts w:ascii="Google Sans" w:cs="Google Sans" w:eastAsia="Google Sans" w:hAnsi="Google Sans"/>
+                <w:b w:val="1"/>
+                <w:bCs w:val="1"/>
+                <w:sz w:val="20"/>
+                <w:szCs w:val="20"/>
+                <w:rtl w:val="0"/>
+              </w:rPr>
+              <w:t xml:space="preserve">Timer</w:t>
+            </w:r>
+          </w:p>
+        </w:tc>
+        <w:tc>
+          <w:tcPr>
+            <w:tcBorders>
+              <w:top w:color="d9d9d9" w:space="0" w:sz="8" w:val="single"/>
+              <w:left w:color="d9d9d9" w:space="0" w:sz="8" w:val="single"/>
+              <w:bottom w:color="d9d9d9" w:space="0" w:sz="8" w:val="single"/>
+              <w:right w:color="d9d9d9" w:space="0" w:sz="8" w:val="single"/>
+            </w:tcBorders>
+            <w:shd w:fill="auto" w:val="clear"/>
+            <w:tcMar>
+              <w:top w:w="90" w:type="dxa"/>
+              <w:left w:w="120" w:type="dxa"/>
+              <w:bottom w:w="90" w:type="dxa"/>
+              <w:right w:w="120" w:type="dxa"/>
+            </w:tcMar>
+            <w:vAlign w:val="top"/>
+          </w:tcPr>
+          <w:p>
+            <w:pPr>
+              <w:widowControl w:val="0"/>
+              <w:bidi w:val="1"/>
+              <w:spacing w:after="40" w:before="40" w:lineRule="auto"/>
+              <w:rPr>
+                <w:rFonts w:ascii="Google Sans" w:cs="Google Sans" w:eastAsia="Google Sans" w:hAnsi="Google Sans"/>
+              </w:rPr>
+            </w:pPr>
+            <w:r>
+              <w:rPr>
+                <w:rFonts w:ascii="Google Sans" w:cs="Google Sans" w:eastAsia="Google Sans" w:hAnsi="Google Sans"/>
+                <w:b w:val="0"/>
+                <w:bCs w:val="0"/>
+                <w:sz w:val="20"/>
+                <w:szCs w:val="20"/>
+                <w:rtl w:val="1"/>
+              </w:rPr>
+              <w:t xml:space="preserve">שעון החומרה במעבד שיודע לשלוח פסיקה בקצב קבוע שאנחנו קובעים מראש. הוא מקור הפעימה של הסקדולר.</w:t>
+            </w:r>
+          </w:p>
+        </w:tc>
+      </w:tr>
+      <w:tr>
+        <w:trPr>
+          <w:cantSplit w:val="0"/>
+          <w:tblHeader w:val="0"/>
+        </w:trPr>
+        <w:tc>
+          <w:tcPr>
+            <w:tcBorders>
+              <w:top w:color="d9d9d9" w:space="0" w:sz="8" w:val="single"/>
+              <w:left w:color="d9d9d9" w:space="0" w:sz="8" w:val="single"/>
+              <w:bottom w:color="d9d9d9" w:space="0" w:sz="8" w:val="single"/>
+              <w:right w:color="d9d9d9" w:space="0" w:sz="8" w:val="single"/>
+            </w:tcBorders>
+            <w:shd w:fill="auto" w:val="clear"/>
+            <w:tcMar>
+              <w:top w:w="90" w:type="dxa"/>
+              <w:left w:w="120" w:type="dxa"/>
+              <w:bottom w:w="90" w:type="dxa"/>
+              <w:right w:w="120" w:type="dxa"/>
+            </w:tcMar>
+            <w:vAlign w:val="top"/>
+          </w:tcPr>
+          <w:p>
+            <w:pPr>
+              <w:widowControl w:val="0"/>
+              <w:bidi w:val="1"/>
+              <w:spacing w:after="40" w:before="40" w:lineRule="auto"/>
+              <w:rPr>
+                <w:rFonts w:ascii="Google Sans" w:cs="Google Sans" w:eastAsia="Google Sans" w:hAnsi="Google Sans"/>
+              </w:rPr>
+            </w:pPr>
+            <w:r>
+              <w:rPr>
+                <w:rFonts w:ascii="Google Sans" w:cs="Google Sans" w:eastAsia="Google Sans" w:hAnsi="Google Sans"/>
+                <w:b w:val="1"/>
+                <w:bCs w:val="1"/>
+                <w:sz w:val="20"/>
+                <w:szCs w:val="20"/>
+                <w:rtl w:val="1"/>
+              </w:rPr>
+              <w:t xml:space="preserve">טיק (</w:t>
+            </w:r>
+            <w:r>
+              <w:rPr>
+                <w:rFonts w:ascii="Google Sans" w:cs="Google Sans" w:eastAsia="Google Sans" w:hAnsi="Google Sans"/>
+                <w:b w:val="1"/>
+                <w:bCs w:val="1"/>
+                <w:sz w:val="20"/>
+                <w:szCs w:val="20"/>
+                <w:rtl w:val="0"/>
+              </w:rPr>
+              <w:t xml:space="preserve">tick</w:t>
+            </w:r>
+            <w:r>
+              <w:rPr>
+                <w:rFonts w:ascii="Google Sans" w:cs="Google Sans" w:eastAsia="Google Sans" w:hAnsi="Google Sans"/>
+                <w:b w:val="1"/>
+                <w:bCs w:val="1"/>
+                <w:sz w:val="20"/>
+                <w:szCs w:val="20"/>
+                <w:rtl w:val="1"/>
+              </w:rPr>
+              <w:t xml:space="preserve">)</w:t>
+            </w:r>
+          </w:p>
+        </w:tc>
+        <w:tc>
+          <w:tcPr>
+            <w:tcBorders>
+              <w:top w:color="d9d9d9" w:space="0" w:sz="8" w:val="single"/>
+              <w:left w:color="d9d9d9" w:space="0" w:sz="8" w:val="single"/>
+              <w:bottom w:color="d9d9d9" w:space="0" w:sz="8" w:val="single"/>
+              <w:right w:color="d9d9d9" w:space="0" w:sz="8" w:val="single"/>
+            </w:tcBorders>
+            <w:shd w:fill="auto" w:val="clear"/>
+            <w:tcMar>
+              <w:top w:w="90" w:type="dxa"/>
+              <w:left w:w="120" w:type="dxa"/>
+              <w:bottom w:w="90" w:type="dxa"/>
+              <w:right w:w="120" w:type="dxa"/>
+            </w:tcMar>
+            <w:vAlign w:val="top"/>
+          </w:tcPr>
+          <w:p>
+            <w:pPr>
+              <w:widowControl w:val="0"/>
+              <w:bidi w:val="1"/>
+              <w:spacing w:after="40" w:before="40" w:lineRule="auto"/>
+              <w:rPr>
+                <w:rFonts w:ascii="Google Sans" w:cs="Google Sans" w:eastAsia="Google Sans" w:hAnsi="Google Sans"/>
+              </w:rPr>
+            </w:pPr>
+            <w:r>
+              <w:rPr>
+                <w:rFonts w:ascii="Google Sans" w:cs="Google Sans" w:eastAsia="Google Sans" w:hAnsi="Google Sans"/>
+                <w:b w:val="0"/>
+                <w:bCs w:val="0"/>
+                <w:sz w:val="20"/>
+                <w:szCs w:val="20"/>
+                <w:rtl w:val="1"/>
+              </w:rPr>
+              <w:t xml:space="preserve">יחידת הזמן הקבועה שבה המערכת בודקת ומעדכנת את מצבה. כל פסיקת טיימר היא טיק.</w:t>
+            </w:r>
+          </w:p>
+        </w:tc>
+      </w:tr>
+      <w:tr>
+        <w:trPr>
+          <w:cantSplit w:val="0"/>
+          <w:tblHeader w:val="0"/>
+        </w:trPr>
+        <w:tc>
+          <w:tcPr>
+            <w:tcBorders>
+              <w:top w:color="d9d9d9" w:space="0" w:sz="8" w:val="single"/>
+              <w:left w:color="d9d9d9" w:space="0" w:sz="8" w:val="single"/>
+              <w:bottom w:color="d9d9d9" w:space="0" w:sz="8" w:val="single"/>
+              <w:right w:color="d9d9d9" w:space="0" w:sz="8" w:val="single"/>
+            </w:tcBorders>
+            <w:shd w:fill="auto" w:val="clear"/>
+            <w:tcMar>
+              <w:top w:w="90" w:type="dxa"/>
+              <w:left w:w="120" w:type="dxa"/>
+              <w:bottom w:w="90" w:type="dxa"/>
+              <w:right w:w="120" w:type="dxa"/>
+            </w:tcMar>
+            <w:vAlign w:val="top"/>
+          </w:tcPr>
+          <w:p>
+            <w:pPr>
+              <w:widowControl w:val="0"/>
+              <w:bidi w:val="1"/>
+              <w:spacing w:after="40" w:before="40" w:lineRule="auto"/>
+              <w:rPr>
+                <w:rFonts w:ascii="Google Sans" w:cs="Google Sans" w:eastAsia="Google Sans" w:hAnsi="Google Sans"/>
+              </w:rPr>
+            </w:pPr>
+            <w:r>
+              <w:rPr>
+                <w:rFonts w:ascii="Google Sans" w:cs="Google Sans" w:eastAsia="Google Sans" w:hAnsi="Google Sans"/>
+                <w:b w:val="1"/>
+                <w:bCs w:val="1"/>
+                <w:sz w:val="20"/>
+                <w:szCs w:val="20"/>
+                <w:rtl w:val="1"/>
+              </w:rPr>
+              <w:t xml:space="preserve">סקדולר (</w:t>
+            </w:r>
+            <w:r>
+              <w:rPr>
+                <w:rFonts w:ascii="Google Sans" w:cs="Google Sans" w:eastAsia="Google Sans" w:hAnsi="Google Sans"/>
+                <w:b w:val="1"/>
+                <w:bCs w:val="1"/>
+                <w:sz w:val="20"/>
+                <w:szCs w:val="20"/>
+                <w:rtl w:val="0"/>
+              </w:rPr>
+              <w:t xml:space="preserve">scheduler</w:t>
+            </w:r>
+            <w:r>
+              <w:rPr>
+                <w:rFonts w:ascii="Google Sans" w:cs="Google Sans" w:eastAsia="Google Sans" w:hAnsi="Google Sans"/>
+                <w:b w:val="1"/>
+                <w:bCs w:val="1"/>
+                <w:sz w:val="20"/>
+                <w:szCs w:val="20"/>
+                <w:rtl w:val="1"/>
+              </w:rPr>
+              <w:t xml:space="preserve">)</w:t>
+            </w:r>
+          </w:p>
+        </w:tc>
+        <w:tc>
+          <w:tcPr>
+            <w:tcBorders>
+              <w:top w:color="d9d9d9" w:space="0" w:sz="8" w:val="single"/>
+              <w:left w:color="d9d9d9" w:space="0" w:sz="8" w:val="single"/>
+              <w:bottom w:color="d9d9d9" w:space="0" w:sz="8" w:val="single"/>
+              <w:right w:color="d9d9d9" w:space="0" w:sz="8" w:val="single"/>
+            </w:tcBorders>
+            <w:shd w:fill="auto" w:val="clear"/>
+            <w:tcMar>
+              <w:top w:w="90" w:type="dxa"/>
+              <w:left w:w="120" w:type="dxa"/>
+              <w:bottom w:w="90" w:type="dxa"/>
+              <w:right w:w="120" w:type="dxa"/>
+            </w:tcMar>
+            <w:vAlign w:val="top"/>
+          </w:tcPr>
+          <w:p>
+            <w:pPr>
+              <w:widowControl w:val="0"/>
+              <w:bidi w:val="1"/>
+              <w:spacing w:after="40" w:before="40" w:lineRule="auto"/>
+              <w:rPr>
+                <w:rFonts w:ascii="Google Sans" w:cs="Google Sans" w:eastAsia="Google Sans" w:hAnsi="Google Sans"/>
+              </w:rPr>
+            </w:pPr>
+            <w:r>
+              <w:rPr>
+                <w:rFonts w:ascii="Google Sans" w:cs="Google Sans" w:eastAsia="Google Sans" w:hAnsi="Google Sans"/>
+                <w:b w:val="0"/>
+                <w:bCs w:val="0"/>
+                <w:sz w:val="20"/>
+                <w:szCs w:val="20"/>
+                <w:rtl w:val="1"/>
+              </w:rPr>
+              <w:t xml:space="preserve">הרכיב שמחליט איזה תהליך ירוץ בכל רגע. אצלנו הוא הליבה הטכנולוגית של הפרויקט.</w:t>
+            </w:r>
+          </w:p>
+        </w:tc>
+      </w:tr>
+      <w:tr>
+        <w:trPr>
+          <w:cantSplit w:val="0"/>
+          <w:tblHeader w:val="0"/>
+        </w:trPr>
+        <w:tc>
+          <w:tcPr>
+            <w:tcBorders>
+              <w:top w:color="d9d9d9" w:space="0" w:sz="8" w:val="single"/>
+              <w:left w:color="d9d9d9" w:space="0" w:sz="8" w:val="single"/>
+              <w:bottom w:color="d9d9d9" w:space="0" w:sz="8" w:val="single"/>
+              <w:right w:color="d9d9d9" w:space="0" w:sz="8" w:val="single"/>
+            </w:tcBorders>
+            <w:shd w:fill="auto" w:val="clear"/>
+            <w:tcMar>
+              <w:top w:w="90" w:type="dxa"/>
+              <w:left w:w="120" w:type="dxa"/>
+              <w:bottom w:w="90" w:type="dxa"/>
+              <w:right w:w="120" w:type="dxa"/>
+            </w:tcMar>
+            <w:vAlign w:val="top"/>
+          </w:tcPr>
+          <w:p>
+            <w:pPr>
+              <w:widowControl w:val="0"/>
+              <w:bidi w:val="1"/>
+              <w:spacing w:after="40" w:before="40" w:lineRule="auto"/>
+              <w:rPr>
+                <w:rFonts w:ascii="Google Sans" w:cs="Google Sans" w:eastAsia="Google Sans" w:hAnsi="Google Sans"/>
+              </w:rPr>
+            </w:pPr>
+            <w:r>
+              <w:rPr>
+                <w:rFonts w:ascii="Google Sans" w:cs="Google Sans" w:eastAsia="Google Sans" w:hAnsi="Google Sans"/>
+                <w:b w:val="1"/>
+                <w:bCs w:val="1"/>
+                <w:sz w:val="20"/>
+                <w:szCs w:val="20"/>
+                <w:rtl w:val="0"/>
+              </w:rPr>
+              <w:t xml:space="preserve">context</w:t>
+            </w:r>
+            <w:r>
+              <w:rPr>
+                <w:rFonts w:ascii="Google Sans" w:cs="Google Sans" w:eastAsia="Google Sans" w:hAnsi="Google Sans"/>
+                <w:b w:val="1"/>
+                <w:bCs w:val="1"/>
+                <w:sz w:val="20"/>
+                <w:szCs w:val="20"/>
+                <w:rtl w:val="1"/>
+              </w:rPr>
+              <w:t xml:space="preserve"> </w:t>
+            </w:r>
+            <w:r>
+              <w:rPr>
+                <w:rFonts w:ascii="Google Sans" w:cs="Google Sans" w:eastAsia="Google Sans" w:hAnsi="Google Sans"/>
+                <w:b w:val="1"/>
+                <w:bCs w:val="1"/>
+                <w:sz w:val="20"/>
+                <w:szCs w:val="20"/>
+                <w:rtl w:val="0"/>
+              </w:rPr>
+              <w:t xml:space="preserve">switch</w:t>
+            </w:r>
+          </w:p>
+        </w:tc>
+        <w:tc>
+          <w:tcPr>
+            <w:tcBorders>
+              <w:top w:color="d9d9d9" w:space="0" w:sz="8" w:val="single"/>
+              <w:left w:color="d9d9d9" w:space="0" w:sz="8" w:val="single"/>
+              <w:bottom w:color="d9d9d9" w:space="0" w:sz="8" w:val="single"/>
+              <w:right w:color="d9d9d9" w:space="0" w:sz="8" w:val="single"/>
+            </w:tcBorders>
+            <w:shd w:fill="auto" w:val="clear"/>
+            <w:tcMar>
+              <w:top w:w="90" w:type="dxa"/>
+              <w:left w:w="120" w:type="dxa"/>
+              <w:bottom w:w="90" w:type="dxa"/>
+              <w:right w:w="120" w:type="dxa"/>
+            </w:tcMar>
+            <w:vAlign w:val="top"/>
+          </w:tcPr>
+          <w:p>
+            <w:pPr>
+              <w:widowControl w:val="0"/>
+              <w:bidi w:val="1"/>
+              <w:spacing w:after="40" w:before="40" w:lineRule="auto"/>
+              <w:rPr>
+                <w:rFonts w:ascii="Google Sans" w:cs="Google Sans" w:eastAsia="Google Sans" w:hAnsi="Google Sans"/>
+              </w:rPr>
+            </w:pPr>
+            <w:r>
+              <w:rPr>
+                <w:rFonts w:ascii="Google Sans" w:cs="Google Sans" w:eastAsia="Google Sans" w:hAnsi="Google Sans"/>
+                <w:b w:val="0"/>
+                <w:bCs w:val="0"/>
+                <w:sz w:val="20"/>
+                <w:szCs w:val="20"/>
+                <w:rtl w:val="1"/>
+              </w:rPr>
+              <w:t xml:space="preserve">החלפת התהליך שרץ כרגע על המעבד באחר, תוך שמירת מצב התהליך שהופסק כדי שיוכל להמשיך בדיוק מהנקודה שבה עצר.</w:t>
+            </w:r>
+          </w:p>
+        </w:tc>
+      </w:tr>
+      <w:tr>
+        <w:trPr>
+          <w:cantSplit w:val="0"/>
+          <w:tblHeader w:val="0"/>
+        </w:trPr>
+        <w:tc>
+          <w:tcPr>
+            <w:tcBorders>
+              <w:top w:color="d9d9d9" w:space="0" w:sz="8" w:val="single"/>
+              <w:left w:color="d9d9d9" w:space="0" w:sz="8" w:val="single"/>
+              <w:bottom w:color="d9d9d9" w:space="0" w:sz="8" w:val="single"/>
+              <w:right w:color="d9d9d9" w:space="0" w:sz="8" w:val="single"/>
+            </w:tcBorders>
+            <w:shd w:fill="auto" w:val="clear"/>
+            <w:tcMar>
+              <w:top w:w="90" w:type="dxa"/>
+              <w:left w:w="120" w:type="dxa"/>
+              <w:bottom w:w="90" w:type="dxa"/>
+              <w:right w:w="120" w:type="dxa"/>
+            </w:tcMar>
+            <w:vAlign w:val="top"/>
+          </w:tcPr>
+          <w:p>
+            <w:pPr>
+              <w:widowControl w:val="0"/>
+              <w:bidi w:val="1"/>
+              <w:spacing w:after="40" w:before="40" w:lineRule="auto"/>
+              <w:rPr>
+                <w:rFonts w:ascii="Google Sans" w:cs="Google Sans" w:eastAsia="Google Sans" w:hAnsi="Google Sans"/>
+              </w:rPr>
+            </w:pPr>
+            <w:r>
+              <w:rPr>
+                <w:rFonts w:ascii="Google Sans" w:cs="Google Sans" w:eastAsia="Google Sans" w:hAnsi="Google Sans"/>
+                <w:b w:val="1"/>
+                <w:bCs w:val="1"/>
+                <w:sz w:val="20"/>
+                <w:szCs w:val="20"/>
+                <w:rtl w:val="0"/>
+              </w:rPr>
+              <w:t xml:space="preserve">preemptive</w:t>
+            </w:r>
+            <w:r>
+              <w:rPr>
+                <w:rFonts w:ascii="Google Sans" w:cs="Google Sans" w:eastAsia="Google Sans" w:hAnsi="Google Sans"/>
+                <w:b w:val="1"/>
+                <w:bCs w:val="1"/>
+                <w:sz w:val="20"/>
+                <w:szCs w:val="20"/>
+                <w:rtl w:val="1"/>
+              </w:rPr>
+              <w:t xml:space="preserve"> מול </w:t>
+            </w:r>
+            <w:r>
+              <w:rPr>
+                <w:rFonts w:ascii="Google Sans" w:cs="Google Sans" w:eastAsia="Google Sans" w:hAnsi="Google Sans"/>
+                <w:b w:val="1"/>
+                <w:bCs w:val="1"/>
+                <w:sz w:val="20"/>
+                <w:szCs w:val="20"/>
+                <w:rtl w:val="0"/>
+              </w:rPr>
+              <w:t xml:space="preserve">cooperative</w:t>
+            </w:r>
+          </w:p>
+        </w:tc>
+        <w:tc>
+          <w:tcPr>
+            <w:tcBorders>
+              <w:top w:color="d9d9d9" w:space="0" w:sz="8" w:val="single"/>
+              <w:left w:color="d9d9d9" w:space="0" w:sz="8" w:val="single"/>
+              <w:bottom w:color="d9d9d9" w:space="0" w:sz="8" w:val="single"/>
+              <w:right w:color="d9d9d9" w:space="0" w:sz="8" w:val="single"/>
+            </w:tcBorders>
+            <w:shd w:fill="auto" w:val="clear"/>
+            <w:tcMar>
+              <w:top w:w="90" w:type="dxa"/>
+              <w:left w:w="120" w:type="dxa"/>
+              <w:bottom w:w="90" w:type="dxa"/>
+              <w:right w:w="120" w:type="dxa"/>
+            </w:tcMar>
+            <w:vAlign w:val="top"/>
+          </w:tcPr>
+          <w:p>
+            <w:pPr>
+              <w:widowControl w:val="0"/>
+              <w:bidi w:val="1"/>
+              <w:spacing w:after="40" w:before="40" w:lineRule="auto"/>
+              <w:rPr>
+                <w:rFonts w:ascii="Google Sans" w:cs="Google Sans" w:eastAsia="Google Sans" w:hAnsi="Google Sans"/>
+              </w:rPr>
+            </w:pPr>
+            <w:r>
+              <w:rPr>
+                <w:rFonts w:ascii="Google Sans" w:cs="Google Sans" w:eastAsia="Google Sans" w:hAnsi="Google Sans"/>
+                <w:b w:val="0"/>
+                <w:bCs w:val="0"/>
+                <w:sz w:val="20"/>
+                <w:szCs w:val="20"/>
+                <w:rtl w:val="1"/>
+              </w:rPr>
+              <w:t xml:space="preserve">בסקדולר מקדים פסיקת הטיימר לוקחת את המעבד בכוח. בסקדולר שיתופי המשימה מוותרת מרצונה, ומשימה תקועה אחת מקפיאה את המערכת.</w:t>
+            </w:r>
+          </w:p>
+        </w:tc>
+      </w:tr>
+      <w:tr>
+        <w:trPr>
+          <w:cantSplit w:val="0"/>
+          <w:tblHeader w:val="0"/>
+        </w:trPr>
+        <w:tc>
+          <w:tcPr>
+            <w:tcBorders>
+              <w:top w:color="d9d9d9" w:space="0" w:sz="8" w:val="single"/>
+              <w:left w:color="d9d9d9" w:space="0" w:sz="8" w:val="single"/>
+              <w:bottom w:color="d9d9d9" w:space="0" w:sz="8" w:val="single"/>
+              <w:right w:color="d9d9d9" w:space="0" w:sz="8" w:val="single"/>
+            </w:tcBorders>
+            <w:shd w:fill="auto" w:val="clear"/>
+            <w:tcMar>
+              <w:top w:w="90" w:type="dxa"/>
+              <w:left w:w="120" w:type="dxa"/>
+              <w:bottom w:w="90" w:type="dxa"/>
+              <w:right w:w="120" w:type="dxa"/>
+            </w:tcMar>
+            <w:vAlign w:val="top"/>
+          </w:tcPr>
+          <w:p>
+            <w:pPr>
+              <w:widowControl w:val="0"/>
+              <w:bidi w:val="1"/>
+              <w:spacing w:after="40" w:before="40" w:lineRule="auto"/>
+              <w:rPr>
+                <w:rFonts w:ascii="Google Sans" w:cs="Google Sans" w:eastAsia="Google Sans" w:hAnsi="Google Sans"/>
+              </w:rPr>
+            </w:pPr>
+            <w:r>
+              <w:rPr>
+                <w:rFonts w:ascii="Google Sans" w:cs="Google Sans" w:eastAsia="Google Sans" w:hAnsi="Google Sans"/>
+                <w:b w:val="1"/>
+                <w:bCs w:val="1"/>
+                <w:sz w:val="20"/>
+                <w:szCs w:val="20"/>
+                <w:rtl w:val="0"/>
+              </w:rPr>
+              <w:t xml:space="preserve">jitter</w:t>
+            </w:r>
+          </w:p>
+        </w:tc>
+        <w:tc>
+          <w:tcPr>
+            <w:tcBorders>
+              <w:top w:color="d9d9d9" w:space="0" w:sz="8" w:val="single"/>
+              <w:left w:color="d9d9d9" w:space="0" w:sz="8" w:val="single"/>
+              <w:bottom w:color="d9d9d9" w:space="0" w:sz="8" w:val="single"/>
+              <w:right w:color="d9d9d9" w:space="0" w:sz="8" w:val="single"/>
+            </w:tcBorders>
+            <w:shd w:fill="auto" w:val="clear"/>
+            <w:tcMar>
+              <w:top w:w="90" w:type="dxa"/>
+              <w:left w:w="120" w:type="dxa"/>
+              <w:bottom w:w="90" w:type="dxa"/>
+              <w:right w:w="120" w:type="dxa"/>
+            </w:tcMar>
+            <w:vAlign w:val="top"/>
+          </w:tcPr>
+          <w:p>
+            <w:pPr>
+              <w:widowControl w:val="0"/>
+              <w:bidi w:val="1"/>
+              <w:spacing w:after="40" w:before="40" w:lineRule="auto"/>
+              <w:rPr>
+                <w:rFonts w:ascii="Google Sans" w:cs="Google Sans" w:eastAsia="Google Sans" w:hAnsi="Google Sans"/>
+              </w:rPr>
+            </w:pPr>
+            <w:r>
+              <w:rPr>
+                <w:rFonts w:ascii="Google Sans" w:cs="Google Sans" w:eastAsia="Google Sans" w:hAnsi="Google Sans"/>
+                <w:b w:val="0"/>
+                <w:bCs w:val="0"/>
+                <w:sz w:val="20"/>
+                <w:szCs w:val="20"/>
+                <w:rtl w:val="1"/>
+              </w:rPr>
+              <w:t xml:space="preserve">סטייה לא צפויה בזמני התגובה של המערכת. זהו המדד המרכזי שהפרויקט נלחם בו.</w:t>
+            </w:r>
+          </w:p>
+        </w:tc>
+      </w:tr>
+      <w:tr>
+        <w:trPr>
+          <w:cantSplit w:val="0"/>
+          <w:tblHeader w:val="0"/>
+        </w:trPr>
+        <w:tc>
+          <w:tcPr>
+            <w:tcBorders>
+              <w:top w:color="d9d9d9" w:space="0" w:sz="8" w:val="single"/>
+              <w:left w:color="d9d9d9" w:space="0" w:sz="8" w:val="single"/>
+              <w:bottom w:color="d9d9d9" w:space="0" w:sz="8" w:val="single"/>
+              <w:right w:color="d9d9d9" w:space="0" w:sz="8" w:val="single"/>
+            </w:tcBorders>
+            <w:shd w:fill="auto" w:val="clear"/>
+            <w:tcMar>
+              <w:top w:w="90" w:type="dxa"/>
+              <w:left w:w="120" w:type="dxa"/>
+              <w:bottom w:w="90" w:type="dxa"/>
+              <w:right w:w="120" w:type="dxa"/>
+            </w:tcMar>
+            <w:vAlign w:val="top"/>
+          </w:tcPr>
+          <w:p>
+            <w:pPr>
+              <w:widowControl w:val="0"/>
+              <w:bidi w:val="1"/>
+              <w:spacing w:after="40" w:before="40" w:lineRule="auto"/>
+              <w:rPr>
+                <w:rFonts w:ascii="Google Sans" w:cs="Google Sans" w:eastAsia="Google Sans" w:hAnsi="Google Sans"/>
+              </w:rPr>
+            </w:pPr>
+            <w:r>
+              <w:rPr>
+                <w:rFonts w:ascii="Google Sans" w:cs="Google Sans" w:eastAsia="Google Sans" w:hAnsi="Google Sans"/>
+                <w:b w:val="1"/>
+                <w:bCs w:val="1"/>
+                <w:sz w:val="20"/>
+                <w:szCs w:val="20"/>
+                <w:rtl w:val="1"/>
+              </w:rPr>
+              <w:t xml:space="preserve">דדליין (</w:t>
+            </w:r>
+            <w:r>
+              <w:rPr>
+                <w:rFonts w:ascii="Google Sans" w:cs="Google Sans" w:eastAsia="Google Sans" w:hAnsi="Google Sans"/>
+                <w:b w:val="1"/>
+                <w:bCs w:val="1"/>
+                <w:sz w:val="20"/>
+                <w:szCs w:val="20"/>
+                <w:rtl w:val="0"/>
+              </w:rPr>
+              <w:t xml:space="preserve">deadline</w:t>
+            </w:r>
+            <w:r>
+              <w:rPr>
+                <w:rFonts w:ascii="Google Sans" w:cs="Google Sans" w:eastAsia="Google Sans" w:hAnsi="Google Sans"/>
+                <w:b w:val="1"/>
+                <w:bCs w:val="1"/>
+                <w:sz w:val="20"/>
+                <w:szCs w:val="20"/>
+                <w:rtl w:val="1"/>
+              </w:rPr>
+              <w:t xml:space="preserve">)</w:t>
+            </w:r>
+          </w:p>
+        </w:tc>
+        <w:tc>
+          <w:tcPr>
+            <w:tcBorders>
+              <w:top w:color="d9d9d9" w:space="0" w:sz="8" w:val="single"/>
+              <w:left w:color="d9d9d9" w:space="0" w:sz="8" w:val="single"/>
+              <w:bottom w:color="d9d9d9" w:space="0" w:sz="8" w:val="single"/>
+              <w:right w:color="d9d9d9" w:space="0" w:sz="8" w:val="single"/>
+            </w:tcBorders>
+            <w:shd w:fill="auto" w:val="clear"/>
+            <w:tcMar>
+              <w:top w:w="90" w:type="dxa"/>
+              <w:left w:w="120" w:type="dxa"/>
+              <w:bottom w:w="90" w:type="dxa"/>
+              <w:right w:w="120" w:type="dxa"/>
+            </w:tcMar>
+            <w:vAlign w:val="top"/>
+          </w:tcPr>
+          <w:p>
+            <w:pPr>
+              <w:widowControl w:val="0"/>
+              <w:bidi w:val="1"/>
+              <w:spacing w:after="40" w:before="40" w:lineRule="auto"/>
+              <w:rPr>
+                <w:rFonts w:ascii="Google Sans" w:cs="Google Sans" w:eastAsia="Google Sans" w:hAnsi="Google Sans"/>
+              </w:rPr>
+            </w:pPr>
+            <w:r>
+              <w:rPr>
+                <w:rFonts w:ascii="Google Sans" w:cs="Google Sans" w:eastAsia="Google Sans" w:hAnsi="Google Sans"/>
+                <w:b w:val="0"/>
+                <w:bCs w:val="0"/>
+                <w:sz w:val="20"/>
+                <w:szCs w:val="20"/>
+                <w:rtl w:val="1"/>
+              </w:rPr>
+              <w:t xml:space="preserve">הזמן שעד אליו משימה חייבת לסיים את עבודתה בטיק הנוכחי.</w:t>
+            </w:r>
+          </w:p>
+        </w:tc>
+      </w:tr>
+      <w:tr>
+        <w:trPr>
+          <w:cantSplit w:val="0"/>
+          <w:tblHeader w:val="0"/>
+        </w:trPr>
+        <w:tc>
+          <w:tcPr>
+            <w:tcBorders>
+              <w:top w:color="d9d9d9" w:space="0" w:sz="8" w:val="single"/>
+              <w:left w:color="d9d9d9" w:space="0" w:sz="8" w:val="single"/>
+              <w:bottom w:color="d9d9d9" w:space="0" w:sz="8" w:val="single"/>
+              <w:right w:color="d9d9d9" w:space="0" w:sz="8" w:val="single"/>
+            </w:tcBorders>
+            <w:shd w:fill="auto" w:val="clear"/>
+            <w:tcMar>
+              <w:top w:w="90" w:type="dxa"/>
+              <w:left w:w="120" w:type="dxa"/>
+              <w:bottom w:w="90" w:type="dxa"/>
+              <w:right w:w="120" w:type="dxa"/>
+            </w:tcMar>
+            <w:vAlign w:val="top"/>
+          </w:tcPr>
+          <w:p>
+            <w:pPr>
+              <w:widowControl w:val="0"/>
+              <w:bidi w:val="1"/>
+              <w:spacing w:after="40" w:before="40" w:lineRule="auto"/>
+              <w:rPr>
+                <w:rFonts w:ascii="Google Sans" w:cs="Google Sans" w:eastAsia="Google Sans" w:hAnsi="Google Sans"/>
+              </w:rPr>
+            </w:pPr>
+            <w:r>
+              <w:rPr>
+                <w:rFonts w:ascii="Google Sans" w:cs="Google Sans" w:eastAsia="Google Sans" w:hAnsi="Google Sans"/>
+                <w:b w:val="1"/>
+                <w:bCs w:val="1"/>
+                <w:sz w:val="20"/>
+                <w:szCs w:val="20"/>
+                <w:rtl w:val="0"/>
+              </w:rPr>
+              <w:t xml:space="preserve">rdtsc</w:t>
+            </w:r>
+          </w:p>
+        </w:tc>
+        <w:tc>
+          <w:tcPr>
+            <w:tcBorders>
+              <w:top w:color="d9d9d9" w:space="0" w:sz="8" w:val="single"/>
+              <w:left w:color="d9d9d9" w:space="0" w:sz="8" w:val="single"/>
+              <w:bottom w:color="d9d9d9" w:space="0" w:sz="8" w:val="single"/>
+              <w:right w:color="d9d9d9" w:space="0" w:sz="8" w:val="single"/>
+            </w:tcBorders>
+            <w:shd w:fill="auto" w:val="clear"/>
+            <w:tcMar>
+              <w:top w:w="90" w:type="dxa"/>
+              <w:left w:w="120" w:type="dxa"/>
+              <w:bottom w:w="90" w:type="dxa"/>
+              <w:right w:w="120" w:type="dxa"/>
+            </w:tcMar>
+            <w:vAlign w:val="top"/>
+          </w:tcPr>
+          <w:p>
+            <w:pPr>
+              <w:widowControl w:val="0"/>
+              <w:bidi w:val="1"/>
+              <w:spacing w:after="40" w:before="40" w:lineRule="auto"/>
+              <w:rPr>
+                <w:rFonts w:ascii="Google Sans" w:cs="Google Sans" w:eastAsia="Google Sans" w:hAnsi="Google Sans"/>
+              </w:rPr>
+            </w:pPr>
+            <w:r>
+              <w:rPr>
+                <w:rFonts w:ascii="Google Sans" w:cs="Google Sans" w:eastAsia="Google Sans" w:hAnsi="Google Sans"/>
+                <w:b w:val="0"/>
+                <w:bCs w:val="0"/>
+                <w:sz w:val="20"/>
+                <w:szCs w:val="20"/>
+                <w:rtl w:val="1"/>
+              </w:rPr>
+              <w:t xml:space="preserve">פקודת מעבד שמחזירה את מספר מחזורי השעון מאז ההדלקה. משמשת אותנו למדידות זמן מדויקות.</w:t>
+            </w:r>
+          </w:p>
+        </w:tc>
+      </w:tr>
+      <w:tr>
+        <w:trPr>
+          <w:cantSplit w:val="0"/>
+          <w:tblHeader w:val="0"/>
+        </w:trPr>
+        <w:tc>
+          <w:tcPr>
+            <w:tcBorders>
+              <w:top w:color="d9d9d9" w:space="0" w:sz="8" w:val="single"/>
+              <w:left w:color="d9d9d9" w:space="0" w:sz="8" w:val="single"/>
+              <w:bottom w:color="d9d9d9" w:space="0" w:sz="8" w:val="single"/>
+              <w:right w:color="d9d9d9" w:space="0" w:sz="8" w:val="single"/>
+            </w:tcBorders>
+            <w:shd w:fill="auto" w:val="clear"/>
+            <w:tcMar>
+              <w:top w:w="90" w:type="dxa"/>
+              <w:left w:w="120" w:type="dxa"/>
+              <w:bottom w:w="90" w:type="dxa"/>
+              <w:right w:w="120" w:type="dxa"/>
+            </w:tcMar>
+            <w:vAlign w:val="top"/>
+          </w:tcPr>
+          <w:p>
+            <w:pPr>
+              <w:widowControl w:val="0"/>
+              <w:bidi w:val="1"/>
+              <w:spacing w:after="40" w:before="40" w:lineRule="auto"/>
+              <w:rPr>
+                <w:rFonts w:ascii="Google Sans" w:cs="Google Sans" w:eastAsia="Google Sans" w:hAnsi="Google Sans"/>
+              </w:rPr>
+            </w:pPr>
+            <w:r>
+              <w:rPr>
+                <w:rFonts w:ascii="Google Sans" w:cs="Google Sans" w:eastAsia="Google Sans" w:hAnsi="Google Sans"/>
+                <w:b w:val="1"/>
+                <w:bCs w:val="1"/>
+                <w:sz w:val="20"/>
+                <w:szCs w:val="20"/>
+                <w:rtl w:val="0"/>
+              </w:rPr>
+              <w:t xml:space="preserve">triple</w:t>
+            </w:r>
+            <w:r>
+              <w:rPr>
+                <w:rFonts w:ascii="Google Sans" w:cs="Google Sans" w:eastAsia="Google Sans" w:hAnsi="Google Sans"/>
+                <w:b w:val="1"/>
+                <w:bCs w:val="1"/>
+                <w:sz w:val="20"/>
+                <w:szCs w:val="20"/>
+                <w:rtl w:val="1"/>
+              </w:rPr>
+              <w:t xml:space="preserve"> </w:t>
+            </w:r>
+            <w:r>
+              <w:rPr>
+                <w:rFonts w:ascii="Google Sans" w:cs="Google Sans" w:eastAsia="Google Sans" w:hAnsi="Google Sans"/>
+                <w:b w:val="1"/>
+                <w:bCs w:val="1"/>
+                <w:sz w:val="20"/>
+                <w:szCs w:val="20"/>
+                <w:rtl w:val="0"/>
+              </w:rPr>
+              <w:t xml:space="preserve">fault</w:t>
+            </w:r>
+          </w:p>
+        </w:tc>
+        <w:tc>
+          <w:tcPr>
+            <w:tcBorders>
+              <w:top w:color="d9d9d9" w:space="0" w:sz="8" w:val="single"/>
+              <w:left w:color="d9d9d9" w:space="0" w:sz="8" w:val="single"/>
+              <w:bottom w:color="d9d9d9" w:space="0" w:sz="8" w:val="single"/>
+              <w:right w:color="d9d9d9" w:space="0" w:sz="8" w:val="single"/>
+            </w:tcBorders>
+            <w:shd w:fill="auto" w:val="clear"/>
+            <w:tcMar>
+              <w:top w:w="90" w:type="dxa"/>
+              <w:left w:w="120" w:type="dxa"/>
+              <w:bottom w:w="90" w:type="dxa"/>
+              <w:right w:w="120" w:type="dxa"/>
+            </w:tcMar>
+            <w:vAlign w:val="top"/>
+          </w:tcPr>
+          <w:p>
+            <w:pPr>
+              <w:widowControl w:val="0"/>
+              <w:bidi w:val="1"/>
+              <w:spacing w:after="40" w:before="40" w:lineRule="auto"/>
+              <w:rPr>
+                <w:rFonts w:ascii="Google Sans" w:cs="Google Sans" w:eastAsia="Google Sans" w:hAnsi="Google Sans"/>
+              </w:rPr>
+            </w:pPr>
+            <w:r>
+              <w:rPr>
+                <w:rFonts w:ascii="Google Sans" w:cs="Google Sans" w:eastAsia="Google Sans" w:hAnsi="Google Sans"/>
+                <w:b w:val="0"/>
+                <w:bCs w:val="0"/>
+                <w:sz w:val="20"/>
+                <w:szCs w:val="20"/>
+                <w:rtl w:val="1"/>
+              </w:rPr>
+              <w:t xml:space="preserve">מצב שבו המעבד נכשל בטיפול בחריגה, ואז נכשל שוב בטיפול בכישלון. התוצאה היא אתחול מיידי של המכונה ללא הודעה.</w:t>
+            </w:r>
+          </w:p>
+        </w:tc>
+      </w:tr>
+      <w:tr>
+        <w:trPr>
+          <w:cantSplit w:val="0"/>
+          <w:tblHeader w:val="0"/>
+        </w:trPr>
+        <w:tc>
+          <w:tcPr>
+            <w:tcBorders>
+              <w:top w:color="d9d9d9" w:space="0" w:sz="8" w:val="single"/>
+              <w:left w:color="d9d9d9" w:space="0" w:sz="8" w:val="single"/>
+              <w:bottom w:color="d9d9d9" w:space="0" w:sz="8" w:val="single"/>
+              <w:right w:color="d9d9d9" w:space="0" w:sz="8" w:val="single"/>
+            </w:tcBorders>
+            <w:shd w:fill="auto" w:val="clear"/>
+            <w:tcMar>
+              <w:top w:w="90" w:type="dxa"/>
+              <w:left w:w="120" w:type="dxa"/>
+              <w:bottom w:w="90" w:type="dxa"/>
+              <w:right w:w="120" w:type="dxa"/>
+            </w:tcMar>
+            <w:vAlign w:val="top"/>
+          </w:tcPr>
+          <w:p>
+            <w:pPr>
+              <w:widowControl w:val="0"/>
+              <w:bidi w:val="1"/>
+              <w:spacing w:after="40" w:before="40" w:lineRule="auto"/>
+              <w:rPr>
+                <w:rFonts w:ascii="Google Sans" w:cs="Google Sans" w:eastAsia="Google Sans" w:hAnsi="Google Sans"/>
+              </w:rPr>
+            </w:pPr>
+            <w:r>
+              <w:rPr>
+                <w:rFonts w:ascii="Google Sans" w:cs="Google Sans" w:eastAsia="Google Sans" w:hAnsi="Google Sans"/>
+                <w:b w:val="1"/>
+                <w:bCs w:val="1"/>
+                <w:sz w:val="20"/>
+                <w:szCs w:val="20"/>
+                <w:rtl w:val="0"/>
+              </w:rPr>
+              <w:t xml:space="preserve">SMP</w:t>
+            </w:r>
+          </w:p>
+        </w:tc>
+        <w:tc>
+          <w:tcPr>
+            <w:tcBorders>
+              <w:top w:color="d9d9d9" w:space="0" w:sz="8" w:val="single"/>
+              <w:left w:color="d9d9d9" w:space="0" w:sz="8" w:val="single"/>
+              <w:bottom w:color="d9d9d9" w:space="0" w:sz="8" w:val="single"/>
+              <w:right w:color="d9d9d9" w:space="0" w:sz="8" w:val="single"/>
+            </w:tcBorders>
+            <w:shd w:fill="auto" w:val="clear"/>
+            <w:tcMar>
+              <w:top w:w="90" w:type="dxa"/>
+              <w:left w:w="120" w:type="dxa"/>
+              <w:bottom w:w="90" w:type="dxa"/>
+              <w:right w:w="120" w:type="dxa"/>
+            </w:tcMar>
+            <w:vAlign w:val="top"/>
+          </w:tcPr>
+          <w:p>
+            <w:pPr>
+              <w:widowControl w:val="0"/>
+              <w:bidi w:val="1"/>
+              <w:spacing w:after="40" w:before="40" w:lineRule="auto"/>
+              <w:rPr>
+                <w:rFonts w:ascii="Google Sans" w:cs="Google Sans" w:eastAsia="Google Sans" w:hAnsi="Google Sans"/>
+              </w:rPr>
+            </w:pPr>
+            <w:r>
+              <w:rPr>
+                <w:rFonts w:ascii="Google Sans" w:cs="Google Sans" w:eastAsia="Google Sans" w:hAnsi="Google Sans"/>
+                <w:b w:val="0"/>
+                <w:bCs w:val="0"/>
+                <w:sz w:val="20"/>
+                <w:szCs w:val="20"/>
+                <w:rtl w:val="1"/>
+              </w:rPr>
+              <w:t xml:space="preserve">עבודה עם כמה ליבות מעבד במקביל. מוסיפה שכבת סנכרון שלמה, ולכן מתוכננת אצלנו לשלב מאוחר.</w:t>
+            </w:r>
+          </w:p>
+        </w:tc>
+      </w:tr>
+    </w:tbl>
+    <w:p>
+      <w:pPr>
+        <w:bidi w:val="1"/>
+        <w:spacing w:after="0" w:before="0" w:lineRule="auto"/>
+        <w:rPr>
+          <w:rFonts w:ascii="Google Sans" w:cs="Google Sans" w:eastAsia="Google Sans" w:hAnsi="Google Sans"/>
+        </w:rPr>
+      </w:pPr>
+    </w:p>
+    <w:p>
+      <w:pPr>
+        <w:bidi w:val="1"/>
+        <w:spacing w:after="60" w:before="240" w:lineRule="auto"/>
+        <w:rPr>
+          <w:rFonts w:ascii="Google Sans" w:cs="Google Sans" w:eastAsia="Google Sans" w:hAnsi="Google Sans"/>
+          <w:b w:val="1"/>
+          <w:bCs w:val="1"/>
+          <w:color w:val="4285f4"/>
+          <w:sz w:val="24"/>
+          <w:szCs w:val="24"/>
+        </w:rPr>
+      </w:pPr>
+      <w:r>
+        <w:rPr>
+          <w:rFonts w:ascii="Google Sans" w:cs="Google Sans" w:eastAsia="Google Sans" w:hAnsi="Google Sans"/>
+          <w:b w:val="1"/>
+          <w:bCs w:val="1"/>
+          <w:color w:val="4285f4"/>
+          <w:sz w:val="24"/>
+          <w:szCs w:val="24"/>
+          <w:rtl w:val="1"/>
+        </w:rPr>
+        <w:t xml:space="preserve">התקנים ותקשורת עם חומרה</w:t>
+      </w:r>
+    </w:p>
+    <w:tbl>
+      <w:tblPr>
+        <w:tblStyle w:val="Table1"/>
+        <w:bidiVisual w:val="1"/>
+        <w:tblW w:w="10320.0" w:type="dxa"/>
+        <w:jc w:val="center"/>
+        <w:tblBorders>
+          <w:top w:color="d9d9d9" w:space="0" w:sz="8" w:val="single"/>
+          <w:left w:color="d9d9d9" w:space="0" w:sz="8" w:val="single"/>
+          <w:bottom w:color="d9d9d9" w:space="0" w:sz="8" w:val="single"/>
+          <w:right w:color="d9d9d9" w:space="0" w:sz="8" w:val="single"/>
+          <w:insideH w:color="d9d9d9" w:space="0" w:sz="8" w:val="single"/>
+          <w:insideV w:color="d9d9d9" w:space="0" w:sz="8" w:val="single"/>
+        </w:tblBorders>
+        <w:tblLayout w:type="fixed"/>
+        <w:tblLook w:val="0600"/>
+      </w:tblPr>
+      <w:tblGrid>
+        <w:gridCol w:w="2500"/>
+        <w:gridCol w:w="7820"/>
+      </w:tblGrid>
+      <w:tr>
+        <w:trPr>
+          <w:cantSplit w:val="0"/>
+          <w:tblHeader w:val="1"/>
+        </w:trPr>
+        <w:tc>
+          <w:tcPr>
+            <w:tcBorders>
+              <w:top w:color="d9d9d9" w:space="0" w:sz="8" w:val="single"/>
+              <w:left w:color="d9d9d9" w:space="0" w:sz="8" w:val="single"/>
+              <w:bottom w:color="d9d9d9" w:space="0" w:sz="8" w:val="single"/>
+              <w:right w:color="d9d9d9" w:space="0" w:sz="8" w:val="single"/>
+            </w:tcBorders>
+            <w:shd w:fill="auto" w:val="clear"/>
+            <w:tcMar>
+              <w:top w:w="90" w:type="dxa"/>
+              <w:left w:w="120" w:type="dxa"/>
+              <w:bottom w:w="90" w:type="dxa"/>
+              <w:right w:w="120" w:type="dxa"/>
+            </w:tcMar>
+            <w:vAlign w:val="top"/>
+          </w:tcPr>
+          <w:p>
+            <w:pPr>
+              <w:widowControl w:val="0"/>
+              <w:bidi w:val="1"/>
+              <w:spacing w:after="40" w:before="40" w:lineRule="auto"/>
+              <w:rPr>
+                <w:rFonts w:ascii="Google Sans" w:cs="Google Sans" w:eastAsia="Google Sans" w:hAnsi="Google Sans"/>
+              </w:rPr>
+            </w:pPr>
+            <w:r>
+              <w:rPr>
+                <w:rFonts w:ascii="Google Sans" w:cs="Google Sans" w:eastAsia="Google Sans" w:hAnsi="Google Sans"/>
+                <w:b w:val="1"/>
+                <w:bCs w:val="1"/>
+                <w:color w:val="4285f4"/>
+                <w:sz w:val="20"/>
+                <w:szCs w:val="20"/>
+                <w:rtl w:val="1"/>
+              </w:rPr>
+              <w:t xml:space="preserve">מונח</w:t>
+            </w:r>
+          </w:p>
+        </w:tc>
+        <w:tc>
+          <w:tcPr>
+            <w:tcBorders>
+              <w:top w:color="d9d9d9" w:space="0" w:sz="8" w:val="single"/>
+              <w:left w:color="d9d9d9" w:space="0" w:sz="8" w:val="single"/>
+              <w:bottom w:color="d9d9d9" w:space="0" w:sz="8" w:val="single"/>
+              <w:right w:color="d9d9d9" w:space="0" w:sz="8" w:val="single"/>
+            </w:tcBorders>
+            <w:shd w:fill="auto" w:val="clear"/>
+            <w:tcMar>
+              <w:top w:w="90" w:type="dxa"/>
+              <w:left w:w="120" w:type="dxa"/>
+              <w:bottom w:w="90" w:type="dxa"/>
+              <w:right w:w="120" w:type="dxa"/>
+            </w:tcMar>
+            <w:vAlign w:val="top"/>
+          </w:tcPr>
+          <w:p>
+            <w:pPr>
+              <w:widowControl w:val="0"/>
+              <w:bidi w:val="1"/>
+              <w:spacing w:after="40" w:before="40" w:lineRule="auto"/>
+              <w:rPr>
+                <w:rFonts w:ascii="Google Sans" w:cs="Google Sans" w:eastAsia="Google Sans" w:hAnsi="Google Sans"/>
+              </w:rPr>
+            </w:pPr>
+            <w:r>
+              <w:rPr>
+                <w:rFonts w:ascii="Google Sans" w:cs="Google Sans" w:eastAsia="Google Sans" w:hAnsi="Google Sans"/>
+                <w:b w:val="1"/>
+                <w:bCs w:val="1"/>
+                <w:color w:val="4285f4"/>
+                <w:sz w:val="20"/>
+                <w:szCs w:val="20"/>
+                <w:rtl w:val="1"/>
+              </w:rPr>
+              <w:t xml:space="preserve">משמעות</w:t>
+            </w:r>
+          </w:p>
+        </w:tc>
+      </w:tr>
+      <w:tr>
+        <w:trPr>
+          <w:cantSplit w:val="0"/>
+          <w:tblHeader w:val="0"/>
+        </w:trPr>
+        <w:tc>
+          <w:tcPr>
+            <w:tcBorders>
+              <w:top w:color="d9d9d9" w:space="0" w:sz="8" w:val="single"/>
+              <w:left w:color="d9d9d9" w:space="0" w:sz="8" w:val="single"/>
+              <w:bottom w:color="d9d9d9" w:space="0" w:sz="8" w:val="single"/>
+              <w:right w:color="d9d9d9" w:space="0" w:sz="8" w:val="single"/>
+            </w:tcBorders>
+            <w:shd w:fill="auto" w:val="clear"/>
+            <w:tcMar>
+              <w:top w:w="90" w:type="dxa"/>
+              <w:left w:w="120" w:type="dxa"/>
+              <w:bottom w:w="90" w:type="dxa"/>
+              <w:right w:w="120" w:type="dxa"/>
+            </w:tcMar>
+            <w:vAlign w:val="top"/>
+          </w:tcPr>
+          <w:p>
+            <w:pPr>
+              <w:widowControl w:val="0"/>
+              <w:bidi w:val="1"/>
+              <w:spacing w:after="40" w:before="40" w:lineRule="auto"/>
+              <w:rPr>
+                <w:rFonts w:ascii="Google Sans" w:cs="Google Sans" w:eastAsia="Google Sans" w:hAnsi="Google Sans"/>
+              </w:rPr>
+            </w:pPr>
+            <w:r>
+              <w:rPr>
+                <w:rFonts w:ascii="Google Sans" w:cs="Google Sans" w:eastAsia="Google Sans" w:hAnsi="Google Sans"/>
+                <w:b w:val="1"/>
+                <w:bCs w:val="1"/>
+                <w:sz w:val="20"/>
+                <w:szCs w:val="20"/>
+                <w:rtl w:val="0"/>
+              </w:rPr>
+              <w:t xml:space="preserve">GOP</w:t>
+            </w:r>
+          </w:p>
+        </w:tc>
+        <w:tc>
+          <w:tcPr>
+            <w:tcBorders>
+              <w:top w:color="d9d9d9" w:space="0" w:sz="8" w:val="single"/>
+              <w:left w:color="d9d9d9" w:space="0" w:sz="8" w:val="single"/>
+              <w:bottom w:color="d9d9d9" w:space="0" w:sz="8" w:val="single"/>
+              <w:right w:color="d9d9d9" w:space="0" w:sz="8" w:val="single"/>
+            </w:tcBorders>
+            <w:shd w:fill="auto" w:val="clear"/>
+            <w:tcMar>
+              <w:top w:w="90" w:type="dxa"/>
+              <w:left w:w="120" w:type="dxa"/>
+              <w:bottom w:w="90" w:type="dxa"/>
+              <w:right w:w="120" w:type="dxa"/>
+            </w:tcMar>
+            <w:vAlign w:val="top"/>
+          </w:tcPr>
+          <w:p>
+            <w:pPr>
+              <w:widowControl w:val="0"/>
+              <w:bidi w:val="1"/>
+              <w:spacing w:after="40" w:before="40" w:lineRule="auto"/>
+              <w:rPr>
+                <w:rFonts w:ascii="Google Sans" w:cs="Google Sans" w:eastAsia="Google Sans" w:hAnsi="Google Sans"/>
+              </w:rPr>
+            </w:pPr>
+            <w:r>
+              <w:rPr>
+                <w:rFonts w:ascii="Google Sans" w:cs="Google Sans" w:eastAsia="Google Sans" w:hAnsi="Google Sans"/>
+                <w:b w:val="0"/>
+                <w:bCs w:val="0"/>
+                <w:sz w:val="20"/>
+                <w:szCs w:val="20"/>
+                <w:rtl w:val="1"/>
+              </w:rPr>
+              <w:t xml:space="preserve">פרוטוקול הגרפיקה של ה-</w:t>
+            </w:r>
+            <w:r>
+              <w:rPr>
+                <w:rFonts w:ascii="Google Sans" w:cs="Google Sans" w:eastAsia="Google Sans" w:hAnsi="Google Sans"/>
+                <w:b w:val="0"/>
+                <w:bCs w:val="0"/>
+                <w:sz w:val="20"/>
+                <w:szCs w:val="20"/>
+                <w:rtl w:val="0"/>
+              </w:rPr>
+              <w:t xml:space="preserve">UEFI.</w:t>
+            </w:r>
+            <w:r>
+              <w:rPr>
+                <w:rFonts w:ascii="Google Sans" w:cs="Google Sans" w:eastAsia="Google Sans" w:hAnsi="Google Sans"/>
+                <w:b w:val="0"/>
+                <w:bCs w:val="0"/>
+                <w:sz w:val="20"/>
+                <w:szCs w:val="20"/>
+                <w:rtl w:val="1"/>
+              </w:rPr>
+              <w:t xml:space="preserve"> דרכו מקבלים את כתובת ה-</w:t>
+            </w:r>
+            <w:r>
+              <w:rPr>
+                <w:rFonts w:ascii="Google Sans" w:cs="Google Sans" w:eastAsia="Google Sans" w:hAnsi="Google Sans"/>
+                <w:b w:val="0"/>
+                <w:bCs w:val="0"/>
+                <w:sz w:val="20"/>
+                <w:szCs w:val="20"/>
+                <w:rtl w:val="0"/>
+              </w:rPr>
+              <w:t xml:space="preserve">framebuffer</w:t>
+            </w:r>
+            <w:r>
+              <w:rPr>
+                <w:rFonts w:ascii="Google Sans" w:cs="Google Sans" w:eastAsia="Google Sans" w:hAnsi="Google Sans"/>
+                <w:b w:val="0"/>
+                <w:bCs w:val="0"/>
+                <w:sz w:val="20"/>
+                <w:szCs w:val="20"/>
+                <w:rtl w:val="1"/>
+              </w:rPr>
+              <w:t xml:space="preserve">, את הרזולוציה ואת פורמט הפיקסלים.</w:t>
+            </w:r>
+          </w:p>
+        </w:tc>
+      </w:tr>
+      <w:tr>
+        <w:trPr>
+          <w:cantSplit w:val="0"/>
+          <w:tblHeader w:val="0"/>
+        </w:trPr>
+        <w:tc>
+          <w:tcPr>
+            <w:tcBorders>
+              <w:top w:color="d9d9d9" w:space="0" w:sz="8" w:val="single"/>
+              <w:left w:color="d9d9d9" w:space="0" w:sz="8" w:val="single"/>
+              <w:bottom w:color="d9d9d9" w:space="0" w:sz="8" w:val="single"/>
+              <w:right w:color="d9d9d9" w:space="0" w:sz="8" w:val="single"/>
+            </w:tcBorders>
+            <w:shd w:fill="auto" w:val="clear"/>
+            <w:tcMar>
+              <w:top w:w="90" w:type="dxa"/>
+              <w:left w:w="120" w:type="dxa"/>
+              <w:bottom w:w="90" w:type="dxa"/>
+              <w:right w:w="120" w:type="dxa"/>
+            </w:tcMar>
+            <w:vAlign w:val="top"/>
+          </w:tcPr>
+          <w:p>
+            <w:pPr>
+              <w:widowControl w:val="0"/>
+              <w:bidi w:val="1"/>
+              <w:spacing w:after="40" w:before="40" w:lineRule="auto"/>
+              <w:rPr>
+                <w:rFonts w:ascii="Google Sans" w:cs="Google Sans" w:eastAsia="Google Sans" w:hAnsi="Google Sans"/>
+              </w:rPr>
+            </w:pPr>
+            <w:r>
+              <w:rPr>
+                <w:rFonts w:ascii="Google Sans" w:cs="Google Sans" w:eastAsia="Google Sans" w:hAnsi="Google Sans"/>
+                <w:b w:val="1"/>
+                <w:bCs w:val="1"/>
+                <w:sz w:val="20"/>
+                <w:szCs w:val="20"/>
+                <w:rtl w:val="0"/>
+              </w:rPr>
+              <w:t xml:space="preserve">ACPI</w:t>
+            </w:r>
+            <w:r>
+              <w:rPr>
+                <w:rFonts w:ascii="Google Sans" w:cs="Google Sans" w:eastAsia="Google Sans" w:hAnsi="Google Sans"/>
+                <w:b w:val="1"/>
+                <w:bCs w:val="1"/>
+                <w:sz w:val="20"/>
+                <w:szCs w:val="20"/>
+                <w:rtl w:val="1"/>
+              </w:rPr>
+              <w:t xml:space="preserve"> ו-</w:t>
+            </w:r>
+            <w:r>
+              <w:rPr>
+                <w:rFonts w:ascii="Google Sans" w:cs="Google Sans" w:eastAsia="Google Sans" w:hAnsi="Google Sans"/>
+                <w:b w:val="1"/>
+                <w:bCs w:val="1"/>
+                <w:sz w:val="20"/>
+                <w:szCs w:val="20"/>
+                <w:rtl w:val="0"/>
+              </w:rPr>
+              <w:t xml:space="preserve">RSDP</w:t>
+            </w:r>
+          </w:p>
+        </w:tc>
+        <w:tc>
+          <w:tcPr>
+            <w:tcBorders>
+              <w:top w:color="d9d9d9" w:space="0" w:sz="8" w:val="single"/>
+              <w:left w:color="d9d9d9" w:space="0" w:sz="8" w:val="single"/>
+              <w:bottom w:color="d9d9d9" w:space="0" w:sz="8" w:val="single"/>
+              <w:right w:color="d9d9d9" w:space="0" w:sz="8" w:val="single"/>
+            </w:tcBorders>
+            <w:shd w:fill="auto" w:val="clear"/>
+            <w:tcMar>
+              <w:top w:w="90" w:type="dxa"/>
+              <w:left w:w="120" w:type="dxa"/>
+              <w:bottom w:w="90" w:type="dxa"/>
+              <w:right w:w="120" w:type="dxa"/>
+            </w:tcMar>
+            <w:vAlign w:val="top"/>
+          </w:tcPr>
+          <w:p>
+            <w:pPr>
+              <w:widowControl w:val="0"/>
+              <w:bidi w:val="1"/>
+              <w:spacing w:after="40" w:before="40" w:lineRule="auto"/>
+              <w:rPr>
+                <w:rFonts w:ascii="Google Sans" w:cs="Google Sans" w:eastAsia="Google Sans" w:hAnsi="Google Sans"/>
+              </w:rPr>
+            </w:pPr>
+            <w:r>
+              <w:rPr>
+                <w:rFonts w:ascii="Google Sans" w:cs="Google Sans" w:eastAsia="Google Sans" w:hAnsi="Google Sans"/>
+                <w:b w:val="0"/>
+                <w:bCs w:val="0"/>
+                <w:sz w:val="20"/>
+                <w:szCs w:val="20"/>
+                <w:rtl w:val="0"/>
+              </w:rPr>
+              <w:t xml:space="preserve">ACPI</w:t>
+            </w:r>
+            <w:r>
+              <w:rPr>
+                <w:rFonts w:ascii="Google Sans" w:cs="Google Sans" w:eastAsia="Google Sans" w:hAnsi="Google Sans"/>
+                <w:b w:val="0"/>
+                <w:bCs w:val="0"/>
+                <w:sz w:val="20"/>
+                <w:szCs w:val="20"/>
+                <w:rtl w:val="1"/>
+              </w:rPr>
+              <w:t xml:space="preserve"> הוא אוסף טבלאות תיאור חומרה שהקושחה בונה, ו-</w:t>
+            </w:r>
+            <w:r>
+              <w:rPr>
+                <w:rFonts w:ascii="Google Sans" w:cs="Google Sans" w:eastAsia="Google Sans" w:hAnsi="Google Sans"/>
+                <w:b w:val="0"/>
+                <w:bCs w:val="0"/>
+                <w:sz w:val="20"/>
+                <w:szCs w:val="20"/>
+                <w:rtl w:val="0"/>
+              </w:rPr>
+              <w:t xml:space="preserve">RSDP</w:t>
+            </w:r>
+            <w:r>
+              <w:rPr>
+                <w:rFonts w:ascii="Google Sans" w:cs="Google Sans" w:eastAsia="Google Sans" w:hAnsi="Google Sans"/>
+                <w:b w:val="0"/>
+                <w:bCs w:val="0"/>
+                <w:sz w:val="20"/>
+                <w:szCs w:val="20"/>
+                <w:rtl w:val="1"/>
+              </w:rPr>
+              <w:t xml:space="preserve"> הוא המצביע שממנו מגיעים אליהן.</w:t>
+            </w:r>
+          </w:p>
+        </w:tc>
+      </w:tr>
+      <w:tr>
+        <w:trPr>
+          <w:cantSplit w:val="0"/>
+          <w:tblHeader w:val="0"/>
+        </w:trPr>
+        <w:tc>
+          <w:tcPr>
+            <w:tcBorders>
+              <w:top w:color="d9d9d9" w:space="0" w:sz="8" w:val="single"/>
+              <w:left w:color="d9d9d9" w:space="0" w:sz="8" w:val="single"/>
+              <w:bottom w:color="d9d9d9" w:space="0" w:sz="8" w:val="single"/>
+              <w:right w:color="d9d9d9" w:space="0" w:sz="8" w:val="single"/>
+            </w:tcBorders>
+            <w:shd w:fill="auto" w:val="clear"/>
+            <w:tcMar>
+              <w:top w:w="90" w:type="dxa"/>
+              <w:left w:w="120" w:type="dxa"/>
+              <w:bottom w:w="90" w:type="dxa"/>
+              <w:right w:w="120" w:type="dxa"/>
+            </w:tcMar>
+            <w:vAlign w:val="top"/>
+          </w:tcPr>
+          <w:p>
+            <w:pPr>
+              <w:widowControl w:val="0"/>
+              <w:bidi w:val="1"/>
+              <w:spacing w:after="40" w:before="40" w:lineRule="auto"/>
+              <w:rPr>
+                <w:rFonts w:ascii="Google Sans" w:cs="Google Sans" w:eastAsia="Google Sans" w:hAnsi="Google Sans"/>
+              </w:rPr>
+            </w:pPr>
+            <w:r>
+              <w:rPr>
+                <w:rFonts w:ascii="Google Sans" w:cs="Google Sans" w:eastAsia="Google Sans" w:hAnsi="Google Sans"/>
+                <w:b w:val="1"/>
+                <w:bCs w:val="1"/>
+                <w:sz w:val="20"/>
+                <w:szCs w:val="20"/>
+                <w:rtl w:val="0"/>
+              </w:rPr>
+              <w:t xml:space="preserve">MADT</w:t>
+            </w:r>
+          </w:p>
+        </w:tc>
+        <w:tc>
+          <w:tcPr>
+            <w:tcBorders>
+              <w:top w:color="d9d9d9" w:space="0" w:sz="8" w:val="single"/>
+              <w:left w:color="d9d9d9" w:space="0" w:sz="8" w:val="single"/>
+              <w:bottom w:color="d9d9d9" w:space="0" w:sz="8" w:val="single"/>
+              <w:right w:color="d9d9d9" w:space="0" w:sz="8" w:val="single"/>
+            </w:tcBorders>
+            <w:shd w:fill="auto" w:val="clear"/>
+            <w:tcMar>
+              <w:top w:w="90" w:type="dxa"/>
+              <w:left w:w="120" w:type="dxa"/>
+              <w:bottom w:w="90" w:type="dxa"/>
+              <w:right w:w="120" w:type="dxa"/>
+            </w:tcMar>
+            <w:vAlign w:val="top"/>
+          </w:tcPr>
+          <w:p>
+            <w:pPr>
+              <w:widowControl w:val="0"/>
+              <w:bidi w:val="1"/>
+              <w:spacing w:after="40" w:before="40" w:lineRule="auto"/>
+              <w:rPr>
+                <w:rFonts w:ascii="Google Sans" w:cs="Google Sans" w:eastAsia="Google Sans" w:hAnsi="Google Sans"/>
+              </w:rPr>
+            </w:pPr>
+            <w:r>
+              <w:rPr>
+                <w:rFonts w:ascii="Google Sans" w:cs="Google Sans" w:eastAsia="Google Sans" w:hAnsi="Google Sans"/>
+                <w:b w:val="0"/>
+                <w:bCs w:val="0"/>
+                <w:sz w:val="20"/>
+                <w:szCs w:val="20"/>
+                <w:rtl w:val="1"/>
+              </w:rPr>
+              <w:t xml:space="preserve">טבלת </w:t>
+            </w:r>
+            <w:r>
+              <w:rPr>
+                <w:rFonts w:ascii="Google Sans" w:cs="Google Sans" w:eastAsia="Google Sans" w:hAnsi="Google Sans"/>
+                <w:b w:val="0"/>
+                <w:bCs w:val="0"/>
+                <w:sz w:val="20"/>
+                <w:szCs w:val="20"/>
+                <w:rtl w:val="0"/>
+              </w:rPr>
+              <w:t xml:space="preserve">ACPI</w:t>
+            </w:r>
+            <w:r>
+              <w:rPr>
+                <w:rFonts w:ascii="Google Sans" w:cs="Google Sans" w:eastAsia="Google Sans" w:hAnsi="Google Sans"/>
+                <w:b w:val="0"/>
+                <w:bCs w:val="0"/>
+                <w:sz w:val="20"/>
+                <w:szCs w:val="20"/>
+                <w:rtl w:val="1"/>
+              </w:rPr>
+              <w:t xml:space="preserve"> שמתארת אילו בקרי פסיקות וכמה ליבות קיימים במכונה.</w:t>
+            </w:r>
+          </w:p>
+        </w:tc>
+      </w:tr>
+      <w:tr>
+        <w:trPr>
+          <w:cantSplit w:val="0"/>
+          <w:tblHeader w:val="0"/>
+        </w:trPr>
+        <w:tc>
+          <w:tcPr>
+            <w:tcBorders>
+              <w:top w:color="d9d9d9" w:space="0" w:sz="8" w:val="single"/>
+              <w:left w:color="d9d9d9" w:space="0" w:sz="8" w:val="single"/>
+              <w:bottom w:color="d9d9d9" w:space="0" w:sz="8" w:val="single"/>
+              <w:right w:color="d9d9d9" w:space="0" w:sz="8" w:val="single"/>
+            </w:tcBorders>
+            <w:shd w:fill="auto" w:val="clear"/>
+            <w:tcMar>
+              <w:top w:w="90" w:type="dxa"/>
+              <w:left w:w="120" w:type="dxa"/>
+              <w:bottom w:w="90" w:type="dxa"/>
+              <w:right w:w="120" w:type="dxa"/>
+            </w:tcMar>
+            <w:vAlign w:val="top"/>
+          </w:tcPr>
+          <w:p>
+            <w:pPr>
+              <w:widowControl w:val="0"/>
+              <w:bidi w:val="1"/>
+              <w:spacing w:after="40" w:before="40" w:lineRule="auto"/>
+              <w:rPr>
+                <w:rFonts w:ascii="Google Sans" w:cs="Google Sans" w:eastAsia="Google Sans" w:hAnsi="Google Sans"/>
+              </w:rPr>
+            </w:pPr>
+            <w:r>
+              <w:rPr>
+                <w:rFonts w:ascii="Google Sans" w:cs="Google Sans" w:eastAsia="Google Sans" w:hAnsi="Google Sans"/>
+                <w:b w:val="1"/>
+                <w:bCs w:val="1"/>
+                <w:sz w:val="20"/>
+                <w:szCs w:val="20"/>
+                <w:rtl w:val="0"/>
+              </w:rPr>
+              <w:t xml:space="preserve">Port</w:t>
+            </w:r>
+            <w:r>
+              <w:rPr>
+                <w:rFonts w:ascii="Google Sans" w:cs="Google Sans" w:eastAsia="Google Sans" w:hAnsi="Google Sans"/>
+                <w:b w:val="1"/>
+                <w:bCs w:val="1"/>
+                <w:sz w:val="20"/>
+                <w:szCs w:val="20"/>
+                <w:rtl w:val="1"/>
+              </w:rPr>
+              <w:t xml:space="preserve"> </w:t>
+            </w:r>
+            <w:r>
+              <w:rPr>
+                <w:rFonts w:ascii="Google Sans" w:cs="Google Sans" w:eastAsia="Google Sans" w:hAnsi="Google Sans"/>
+                <w:b w:val="1"/>
+                <w:bCs w:val="1"/>
+                <w:sz w:val="20"/>
+                <w:szCs w:val="20"/>
+                <w:rtl w:val="0"/>
+              </w:rPr>
+              <w:t xml:space="preserve">I/O</w:t>
+            </w:r>
+          </w:p>
+        </w:tc>
+        <w:tc>
+          <w:tcPr>
+            <w:tcBorders>
+              <w:top w:color="d9d9d9" w:space="0" w:sz="8" w:val="single"/>
+              <w:left w:color="d9d9d9" w:space="0" w:sz="8" w:val="single"/>
+              <w:bottom w:color="d9d9d9" w:space="0" w:sz="8" w:val="single"/>
+              <w:right w:color="d9d9d9" w:space="0" w:sz="8" w:val="single"/>
+            </w:tcBorders>
+            <w:shd w:fill="auto" w:val="clear"/>
+            <w:tcMar>
+              <w:top w:w="90" w:type="dxa"/>
+              <w:left w:w="120" w:type="dxa"/>
+              <w:bottom w:w="90" w:type="dxa"/>
+              <w:right w:w="120" w:type="dxa"/>
+            </w:tcMar>
+            <w:vAlign w:val="top"/>
+          </w:tcPr>
+          <w:p>
+            <w:pPr>
+              <w:widowControl w:val="0"/>
+              <w:bidi w:val="1"/>
+              <w:spacing w:after="40" w:before="40" w:lineRule="auto"/>
+              <w:rPr>
+                <w:rFonts w:ascii="Google Sans" w:cs="Google Sans" w:eastAsia="Google Sans" w:hAnsi="Google Sans"/>
+              </w:rPr>
+            </w:pPr>
+            <w:r>
+              <w:rPr>
+                <w:rFonts w:ascii="Google Sans" w:cs="Google Sans" w:eastAsia="Google Sans" w:hAnsi="Google Sans"/>
+                <w:b w:val="0"/>
+                <w:bCs w:val="0"/>
+                <w:sz w:val="20"/>
+                <w:szCs w:val="20"/>
+                <w:rtl w:val="1"/>
+              </w:rPr>
+              <w:t xml:space="preserve">שיטת גישה להתקנים דרך מרחב פורטים נפרד, בפקודות </w:t>
+            </w:r>
+            <w:r>
+              <w:rPr>
+                <w:rFonts w:ascii="Google Sans" w:cs="Google Sans" w:eastAsia="Google Sans" w:hAnsi="Google Sans"/>
+                <w:b w:val="0"/>
+                <w:bCs w:val="0"/>
+                <w:sz w:val="20"/>
+                <w:szCs w:val="20"/>
+                <w:rtl w:val="0"/>
+              </w:rPr>
+              <w:t xml:space="preserve">in</w:t>
+            </w:r>
+            <w:r>
+              <w:rPr>
+                <w:rFonts w:ascii="Google Sans" w:cs="Google Sans" w:eastAsia="Google Sans" w:hAnsi="Google Sans"/>
+                <w:b w:val="0"/>
+                <w:bCs w:val="0"/>
+                <w:sz w:val="20"/>
+                <w:szCs w:val="20"/>
+                <w:rtl w:val="1"/>
+              </w:rPr>
+              <w:t xml:space="preserve"> ו-</w:t>
+            </w:r>
+            <w:r>
+              <w:rPr>
+                <w:rFonts w:ascii="Google Sans" w:cs="Google Sans" w:eastAsia="Google Sans" w:hAnsi="Google Sans"/>
+                <w:b w:val="0"/>
+                <w:bCs w:val="0"/>
+                <w:sz w:val="20"/>
+                <w:szCs w:val="20"/>
+                <w:rtl w:val="0"/>
+              </w:rPr>
+              <w:t xml:space="preserve">out.</w:t>
+            </w:r>
+            <w:r>
+              <w:rPr>
+                <w:rFonts w:ascii="Google Sans" w:cs="Google Sans" w:eastAsia="Google Sans" w:hAnsi="Google Sans"/>
+                <w:b w:val="0"/>
+                <w:bCs w:val="0"/>
+                <w:sz w:val="20"/>
+                <w:szCs w:val="20"/>
+                <w:rtl w:val="1"/>
+              </w:rPr>
+              <w:t xml:space="preserve"> כך עובדים בקר ה-</w:t>
+            </w:r>
+            <w:r>
+              <w:rPr>
+                <w:rFonts w:ascii="Google Sans" w:cs="Google Sans" w:eastAsia="Google Sans" w:hAnsi="Google Sans"/>
+                <w:b w:val="0"/>
+                <w:bCs w:val="0"/>
+                <w:sz w:val="20"/>
+                <w:szCs w:val="20"/>
+                <w:rtl w:val="0"/>
+              </w:rPr>
+              <w:t xml:space="preserve">PS/2</w:t>
+            </w:r>
+            <w:r>
+              <w:rPr>
+                <w:rFonts w:ascii="Google Sans" w:cs="Google Sans" w:eastAsia="Google Sans" w:hAnsi="Google Sans"/>
+                <w:b w:val="0"/>
+                <w:bCs w:val="0"/>
+                <w:sz w:val="20"/>
+                <w:szCs w:val="20"/>
+                <w:rtl w:val="1"/>
+              </w:rPr>
+              <w:t xml:space="preserve"> וה-</w:t>
+            </w:r>
+            <w:r>
+              <w:rPr>
+                <w:rFonts w:ascii="Google Sans" w:cs="Google Sans" w:eastAsia="Google Sans" w:hAnsi="Google Sans"/>
+                <w:b w:val="0"/>
+                <w:bCs w:val="0"/>
+                <w:sz w:val="20"/>
+                <w:szCs w:val="20"/>
+                <w:rtl w:val="0"/>
+              </w:rPr>
+              <w:t xml:space="preserve">PIC.</w:t>
+            </w:r>
+          </w:p>
+        </w:tc>
+      </w:tr>
+      <w:tr>
+        <w:trPr>
+          <w:cantSplit w:val="0"/>
+          <w:tblHeader w:val="0"/>
+        </w:trPr>
+        <w:tc>
+          <w:tcPr>
+            <w:tcBorders>
+              <w:top w:color="d9d9d9" w:space="0" w:sz="8" w:val="single"/>
+              <w:left w:color="d9d9d9" w:space="0" w:sz="8" w:val="single"/>
+              <w:bottom w:color="d9d9d9" w:space="0" w:sz="8" w:val="single"/>
+              <w:right w:color="d9d9d9" w:space="0" w:sz="8" w:val="single"/>
+            </w:tcBorders>
+            <w:shd w:fill="auto" w:val="clear"/>
+            <w:tcMar>
+              <w:top w:w="90" w:type="dxa"/>
+              <w:left w:w="120" w:type="dxa"/>
+              <w:bottom w:w="90" w:type="dxa"/>
+              <w:right w:w="120" w:type="dxa"/>
+            </w:tcMar>
+            <w:vAlign w:val="top"/>
+          </w:tcPr>
+          <w:p>
+            <w:pPr>
+              <w:widowControl w:val="0"/>
+              <w:bidi w:val="1"/>
+              <w:spacing w:after="40" w:before="40" w:lineRule="auto"/>
+              <w:rPr>
+                <w:rFonts w:ascii="Google Sans" w:cs="Google Sans" w:eastAsia="Google Sans" w:hAnsi="Google Sans"/>
+              </w:rPr>
+            </w:pPr>
+            <w:r>
+              <w:rPr>
+                <w:rFonts w:ascii="Google Sans" w:cs="Google Sans" w:eastAsia="Google Sans" w:hAnsi="Google Sans"/>
+                <w:b w:val="1"/>
+                <w:bCs w:val="1"/>
+                <w:sz w:val="20"/>
+                <w:szCs w:val="20"/>
+                <w:rtl w:val="0"/>
+              </w:rPr>
+              <w:t xml:space="preserve">MMIO</w:t>
+            </w:r>
+          </w:p>
+        </w:tc>
+        <w:tc>
+          <w:tcPr>
+            <w:tcBorders>
+              <w:top w:color="d9d9d9" w:space="0" w:sz="8" w:val="single"/>
+              <w:left w:color="d9d9d9" w:space="0" w:sz="8" w:val="single"/>
+              <w:bottom w:color="d9d9d9" w:space="0" w:sz="8" w:val="single"/>
+              <w:right w:color="d9d9d9" w:space="0" w:sz="8" w:val="single"/>
+            </w:tcBorders>
+            <w:shd w:fill="auto" w:val="clear"/>
+            <w:tcMar>
+              <w:top w:w="90" w:type="dxa"/>
+              <w:left w:w="120" w:type="dxa"/>
+              <w:bottom w:w="90" w:type="dxa"/>
+              <w:right w:w="120" w:type="dxa"/>
+            </w:tcMar>
+            <w:vAlign w:val="top"/>
+          </w:tcPr>
+          <w:p>
+            <w:pPr>
+              <w:widowControl w:val="0"/>
+              <w:bidi w:val="1"/>
+              <w:spacing w:after="40" w:before="40" w:lineRule="auto"/>
+              <w:rPr>
+                <w:rFonts w:ascii="Google Sans" w:cs="Google Sans" w:eastAsia="Google Sans" w:hAnsi="Google Sans"/>
+              </w:rPr>
+            </w:pPr>
+            <w:r>
+              <w:rPr>
+                <w:rFonts w:ascii="Google Sans" w:cs="Google Sans" w:eastAsia="Google Sans" w:hAnsi="Google Sans"/>
+                <w:b w:val="0"/>
+                <w:bCs w:val="0"/>
+                <w:sz w:val="20"/>
+                <w:szCs w:val="20"/>
+                <w:rtl w:val="1"/>
+              </w:rPr>
+              <w:t xml:space="preserve">גישה להתקנים דרך כתובות זיכרון רגילות. כך עובדים ה-</w:t>
+            </w:r>
+            <w:r>
+              <w:rPr>
+                <w:rFonts w:ascii="Google Sans" w:cs="Google Sans" w:eastAsia="Google Sans" w:hAnsi="Google Sans"/>
+                <w:b w:val="0"/>
+                <w:bCs w:val="0"/>
+                <w:sz w:val="20"/>
+                <w:szCs w:val="20"/>
+                <w:rtl w:val="0"/>
+              </w:rPr>
+              <w:t xml:space="preserve">framebuffer</w:t>
+            </w:r>
+            <w:r>
+              <w:rPr>
+                <w:rFonts w:ascii="Google Sans" w:cs="Google Sans" w:eastAsia="Google Sans" w:hAnsi="Google Sans"/>
+                <w:b w:val="0"/>
+                <w:bCs w:val="0"/>
+                <w:sz w:val="20"/>
+                <w:szCs w:val="20"/>
+                <w:rtl w:val="1"/>
+              </w:rPr>
+              <w:t xml:space="preserve"> וה-</w:t>
+            </w:r>
+            <w:r>
+              <w:rPr>
+                <w:rFonts w:ascii="Google Sans" w:cs="Google Sans" w:eastAsia="Google Sans" w:hAnsi="Google Sans"/>
+                <w:b w:val="0"/>
+                <w:bCs w:val="0"/>
+                <w:sz w:val="20"/>
+                <w:szCs w:val="20"/>
+                <w:rtl w:val="0"/>
+              </w:rPr>
+              <w:t xml:space="preserve">Local</w:t>
+            </w:r>
+            <w:r>
+              <w:rPr>
+                <w:rFonts w:ascii="Google Sans" w:cs="Google Sans" w:eastAsia="Google Sans" w:hAnsi="Google Sans"/>
+                <w:b w:val="0"/>
+                <w:bCs w:val="0"/>
+                <w:sz w:val="20"/>
+                <w:szCs w:val="20"/>
+                <w:rtl w:val="1"/>
+              </w:rPr>
+              <w:t xml:space="preserve"> </w:t>
+            </w:r>
+            <w:r>
+              <w:rPr>
+                <w:rFonts w:ascii="Google Sans" w:cs="Google Sans" w:eastAsia="Google Sans" w:hAnsi="Google Sans"/>
+                <w:b w:val="0"/>
+                <w:bCs w:val="0"/>
+                <w:sz w:val="20"/>
+                <w:szCs w:val="20"/>
+                <w:rtl w:val="0"/>
+              </w:rPr>
+              <w:t xml:space="preserve">APIC.</w:t>
+            </w:r>
+          </w:p>
+        </w:tc>
+      </w:tr>
+      <w:tr>
+        <w:trPr>
+          <w:cantSplit w:val="0"/>
+          <w:tblHeader w:val="0"/>
+        </w:trPr>
+        <w:tc>
+          <w:tcPr>
+            <w:tcBorders>
+              <w:top w:color="d9d9d9" w:space="0" w:sz="8" w:val="single"/>
+              <w:left w:color="d9d9d9" w:space="0" w:sz="8" w:val="single"/>
+              <w:bottom w:color="d9d9d9" w:space="0" w:sz="8" w:val="single"/>
+              <w:right w:color="d9d9d9" w:space="0" w:sz="8" w:val="single"/>
+            </w:tcBorders>
+            <w:shd w:fill="auto" w:val="clear"/>
+            <w:tcMar>
+              <w:top w:w="90" w:type="dxa"/>
+              <w:left w:w="120" w:type="dxa"/>
+              <w:bottom w:w="90" w:type="dxa"/>
+              <w:right w:w="120" w:type="dxa"/>
+            </w:tcMar>
+            <w:vAlign w:val="top"/>
+          </w:tcPr>
+          <w:p>
+            <w:pPr>
+              <w:widowControl w:val="0"/>
+              <w:bidi w:val="1"/>
+              <w:spacing w:after="40" w:before="40" w:lineRule="auto"/>
+              <w:rPr>
+                <w:rFonts w:ascii="Google Sans" w:cs="Google Sans" w:eastAsia="Google Sans" w:hAnsi="Google Sans"/>
+              </w:rPr>
+            </w:pPr>
+            <w:r>
+              <w:rPr>
+                <w:rFonts w:ascii="Google Sans" w:cs="Google Sans" w:eastAsia="Google Sans" w:hAnsi="Google Sans"/>
+                <w:b w:val="1"/>
+                <w:bCs w:val="1"/>
+                <w:sz w:val="20"/>
+                <w:szCs w:val="20"/>
+                <w:rtl w:val="0"/>
+              </w:rPr>
+              <w:t xml:space="preserve">polling</w:t>
+            </w:r>
+            <w:r>
+              <w:rPr>
+                <w:rFonts w:ascii="Google Sans" w:cs="Google Sans" w:eastAsia="Google Sans" w:hAnsi="Google Sans"/>
+                <w:b w:val="1"/>
+                <w:bCs w:val="1"/>
+                <w:sz w:val="20"/>
+                <w:szCs w:val="20"/>
+                <w:rtl w:val="1"/>
+              </w:rPr>
+              <w:t xml:space="preserve"> מול </w:t>
+            </w:r>
+            <w:r>
+              <w:rPr>
+                <w:rFonts w:ascii="Google Sans" w:cs="Google Sans" w:eastAsia="Google Sans" w:hAnsi="Google Sans"/>
+                <w:b w:val="1"/>
+                <w:bCs w:val="1"/>
+                <w:sz w:val="20"/>
+                <w:szCs w:val="20"/>
+                <w:rtl w:val="0"/>
+              </w:rPr>
+              <w:t xml:space="preserve">interrupts</w:t>
+            </w:r>
+          </w:p>
+        </w:tc>
+        <w:tc>
+          <w:tcPr>
+            <w:tcBorders>
+              <w:top w:color="d9d9d9" w:space="0" w:sz="8" w:val="single"/>
+              <w:left w:color="d9d9d9" w:space="0" w:sz="8" w:val="single"/>
+              <w:bottom w:color="d9d9d9" w:space="0" w:sz="8" w:val="single"/>
+              <w:right w:color="d9d9d9" w:space="0" w:sz="8" w:val="single"/>
+            </w:tcBorders>
+            <w:shd w:fill="auto" w:val="clear"/>
+            <w:tcMar>
+              <w:top w:w="90" w:type="dxa"/>
+              <w:left w:w="120" w:type="dxa"/>
+              <w:bottom w:w="90" w:type="dxa"/>
+              <w:right w:w="120" w:type="dxa"/>
+            </w:tcMar>
+            <w:vAlign w:val="top"/>
+          </w:tcPr>
+          <w:p>
+            <w:pPr>
+              <w:widowControl w:val="0"/>
+              <w:bidi w:val="1"/>
+              <w:spacing w:after="40" w:before="40" w:lineRule="auto"/>
+              <w:rPr>
+                <w:rFonts w:ascii="Google Sans" w:cs="Google Sans" w:eastAsia="Google Sans" w:hAnsi="Google Sans"/>
+              </w:rPr>
+            </w:pPr>
+            <w:r>
+              <w:rPr>
+                <w:rFonts w:ascii="Google Sans" w:cs="Google Sans" w:eastAsia="Google Sans" w:hAnsi="Google Sans"/>
+                <w:b w:val="0"/>
+                <w:bCs w:val="0"/>
+                <w:sz w:val="20"/>
+                <w:szCs w:val="20"/>
+                <w:rtl w:val="1"/>
+              </w:rPr>
+              <w:t xml:space="preserve">ב-</w:t>
+            </w:r>
+            <w:r>
+              <w:rPr>
+                <w:rFonts w:ascii="Google Sans" w:cs="Google Sans" w:eastAsia="Google Sans" w:hAnsi="Google Sans"/>
+                <w:b w:val="0"/>
+                <w:bCs w:val="0"/>
+                <w:sz w:val="20"/>
+                <w:szCs w:val="20"/>
+                <w:rtl w:val="0"/>
+              </w:rPr>
+              <w:t xml:space="preserve">polling</w:t>
+            </w:r>
+            <w:r>
+              <w:rPr>
+                <w:rFonts w:ascii="Google Sans" w:cs="Google Sans" w:eastAsia="Google Sans" w:hAnsi="Google Sans"/>
+                <w:b w:val="0"/>
+                <w:bCs w:val="0"/>
+                <w:sz w:val="20"/>
+                <w:szCs w:val="20"/>
+                <w:rtl w:val="1"/>
+              </w:rPr>
+              <w:t xml:space="preserve"> התוכנה שואלת את ההתקן שוב ושוב, מה ששורף זמן מעבד. ב-</w:t>
+            </w:r>
+            <w:r>
+              <w:rPr>
+                <w:rFonts w:ascii="Google Sans" w:cs="Google Sans" w:eastAsia="Google Sans" w:hAnsi="Google Sans"/>
+                <w:b w:val="0"/>
+                <w:bCs w:val="0"/>
+                <w:sz w:val="20"/>
+                <w:szCs w:val="20"/>
+                <w:rtl w:val="0"/>
+              </w:rPr>
+              <w:t xml:space="preserve">interrupts</w:t>
+            </w:r>
+            <w:r>
+              <w:rPr>
+                <w:rFonts w:ascii="Google Sans" w:cs="Google Sans" w:eastAsia="Google Sans" w:hAnsi="Google Sans"/>
+                <w:b w:val="0"/>
+                <w:bCs w:val="0"/>
+                <w:sz w:val="20"/>
+                <w:szCs w:val="20"/>
+                <w:rtl w:val="1"/>
+              </w:rPr>
+              <w:t xml:space="preserve"> ההתקן קורא למערכת כשיש לו משהו, וזו השיטה שאנחנו מעדיפים.</w:t>
+            </w:r>
+          </w:p>
+        </w:tc>
+      </w:tr>
+      <w:tr>
+        <w:trPr>
+          <w:cantSplit w:val="0"/>
+          <w:tblHeader w:val="0"/>
+        </w:trPr>
+        <w:tc>
+          <w:tcPr>
+            <w:tcBorders>
+              <w:top w:color="d9d9d9" w:space="0" w:sz="8" w:val="single"/>
+              <w:left w:color="d9d9d9" w:space="0" w:sz="8" w:val="single"/>
+              <w:bottom w:color="d9d9d9" w:space="0" w:sz="8" w:val="single"/>
+              <w:right w:color="d9d9d9" w:space="0" w:sz="8" w:val="single"/>
+            </w:tcBorders>
+            <w:shd w:fill="auto" w:val="clear"/>
+            <w:tcMar>
+              <w:top w:w="90" w:type="dxa"/>
+              <w:left w:w="120" w:type="dxa"/>
+              <w:bottom w:w="90" w:type="dxa"/>
+              <w:right w:w="120" w:type="dxa"/>
+            </w:tcMar>
+            <w:vAlign w:val="top"/>
+          </w:tcPr>
+          <w:p>
+            <w:pPr>
+              <w:widowControl w:val="0"/>
+              <w:bidi w:val="1"/>
+              <w:spacing w:after="40" w:before="40" w:lineRule="auto"/>
+              <w:rPr>
+                <w:rFonts w:ascii="Google Sans" w:cs="Google Sans" w:eastAsia="Google Sans" w:hAnsi="Google Sans"/>
+              </w:rPr>
+            </w:pPr>
+            <w:r>
+              <w:rPr>
+                <w:rFonts w:ascii="Google Sans" w:cs="Google Sans" w:eastAsia="Google Sans" w:hAnsi="Google Sans"/>
+                <w:b w:val="1"/>
+                <w:bCs w:val="1"/>
+                <w:sz w:val="20"/>
+                <w:szCs w:val="20"/>
+                <w:rtl w:val="0"/>
+              </w:rPr>
+              <w:t xml:space="preserve">DMA</w:t>
+            </w:r>
+          </w:p>
+        </w:tc>
+        <w:tc>
+          <w:tcPr>
+            <w:tcBorders>
+              <w:top w:color="d9d9d9" w:space="0" w:sz="8" w:val="single"/>
+              <w:left w:color="d9d9d9" w:space="0" w:sz="8" w:val="single"/>
+              <w:bottom w:color="d9d9d9" w:space="0" w:sz="8" w:val="single"/>
+              <w:right w:color="d9d9d9" w:space="0" w:sz="8" w:val="single"/>
+            </w:tcBorders>
+            <w:shd w:fill="auto" w:val="clear"/>
+            <w:tcMar>
+              <w:top w:w="90" w:type="dxa"/>
+              <w:left w:w="120" w:type="dxa"/>
+              <w:bottom w:w="90" w:type="dxa"/>
+              <w:right w:w="120" w:type="dxa"/>
+            </w:tcMar>
+            <w:vAlign w:val="top"/>
+          </w:tcPr>
+          <w:p>
+            <w:pPr>
+              <w:widowControl w:val="0"/>
+              <w:bidi w:val="1"/>
+              <w:spacing w:after="40" w:before="40" w:lineRule="auto"/>
+              <w:rPr>
+                <w:rFonts w:ascii="Google Sans" w:cs="Google Sans" w:eastAsia="Google Sans" w:hAnsi="Google Sans"/>
+              </w:rPr>
+            </w:pPr>
+            <w:r>
+              <w:rPr>
+                <w:rFonts w:ascii="Google Sans" w:cs="Google Sans" w:eastAsia="Google Sans" w:hAnsi="Google Sans"/>
+                <w:b w:val="0"/>
+                <w:bCs w:val="0"/>
+                <w:sz w:val="20"/>
+                <w:szCs w:val="20"/>
+                <w:rtl w:val="1"/>
+              </w:rPr>
+              <w:t xml:space="preserve">העברת נתונים ישירות בין התקן לזיכרון בלי מעורבות המעבד.</w:t>
+            </w:r>
+          </w:p>
+        </w:tc>
+      </w:tr>
+      <w:tr>
+        <w:trPr>
+          <w:cantSplit w:val="0"/>
+          <w:tblHeader w:val="0"/>
+        </w:trPr>
+        <w:tc>
+          <w:tcPr>
+            <w:tcBorders>
+              <w:top w:color="d9d9d9" w:space="0" w:sz="8" w:val="single"/>
+              <w:left w:color="d9d9d9" w:space="0" w:sz="8" w:val="single"/>
+              <w:bottom w:color="d9d9d9" w:space="0" w:sz="8" w:val="single"/>
+              <w:right w:color="d9d9d9" w:space="0" w:sz="8" w:val="single"/>
+            </w:tcBorders>
+            <w:shd w:fill="auto" w:val="clear"/>
+            <w:tcMar>
+              <w:top w:w="90" w:type="dxa"/>
+              <w:left w:w="120" w:type="dxa"/>
+              <w:bottom w:w="90" w:type="dxa"/>
+              <w:right w:w="120" w:type="dxa"/>
+            </w:tcMar>
+            <w:vAlign w:val="top"/>
+          </w:tcPr>
+          <w:p>
+            <w:pPr>
+              <w:widowControl w:val="0"/>
+              <w:bidi w:val="1"/>
+              <w:spacing w:after="40" w:before="40" w:lineRule="auto"/>
+              <w:rPr>
+                <w:rFonts w:ascii="Google Sans" w:cs="Google Sans" w:eastAsia="Google Sans" w:hAnsi="Google Sans"/>
+              </w:rPr>
+            </w:pPr>
+            <w:r>
+              <w:rPr>
+                <w:rFonts w:ascii="Google Sans" w:cs="Google Sans" w:eastAsia="Google Sans" w:hAnsi="Google Sans"/>
+                <w:b w:val="1"/>
+                <w:bCs w:val="1"/>
+                <w:sz w:val="20"/>
+                <w:szCs w:val="20"/>
+                <w:rtl w:val="0"/>
+              </w:rPr>
+              <w:t xml:space="preserve">PCI</w:t>
+            </w:r>
+          </w:p>
+        </w:tc>
+        <w:tc>
+          <w:tcPr>
+            <w:tcBorders>
+              <w:top w:color="d9d9d9" w:space="0" w:sz="8" w:val="single"/>
+              <w:left w:color="d9d9d9" w:space="0" w:sz="8" w:val="single"/>
+              <w:bottom w:color="d9d9d9" w:space="0" w:sz="8" w:val="single"/>
+              <w:right w:color="d9d9d9" w:space="0" w:sz="8" w:val="single"/>
+            </w:tcBorders>
+            <w:shd w:fill="auto" w:val="clear"/>
+            <w:tcMar>
+              <w:top w:w="90" w:type="dxa"/>
+              <w:left w:w="120" w:type="dxa"/>
+              <w:bottom w:w="90" w:type="dxa"/>
+              <w:right w:w="120" w:type="dxa"/>
+            </w:tcMar>
+            <w:vAlign w:val="top"/>
+          </w:tcPr>
+          <w:p>
+            <w:pPr>
+              <w:widowControl w:val="0"/>
+              <w:bidi w:val="1"/>
+              <w:spacing w:after="40" w:before="40" w:lineRule="auto"/>
+              <w:rPr>
+                <w:rFonts w:ascii="Google Sans" w:cs="Google Sans" w:eastAsia="Google Sans" w:hAnsi="Google Sans"/>
+              </w:rPr>
+            </w:pPr>
+            <w:r>
+              <w:rPr>
+                <w:rFonts w:ascii="Google Sans" w:cs="Google Sans" w:eastAsia="Google Sans" w:hAnsi="Google Sans"/>
+                <w:b w:val="0"/>
+                <w:bCs w:val="0"/>
+                <w:sz w:val="20"/>
+                <w:szCs w:val="20"/>
+                <w:rtl w:val="1"/>
+              </w:rPr>
+              <w:t xml:space="preserve">האפיק שדרכו מחוברים רוב ההתקנים בלוח האם. סריקה שלו מאתרת אילו בקרים קיימים.</w:t>
+            </w:r>
+          </w:p>
+        </w:tc>
+      </w:tr>
+      <w:tr>
+        <w:trPr>
+          <w:cantSplit w:val="0"/>
+          <w:tblHeader w:val="0"/>
+        </w:trPr>
+        <w:tc>
+          <w:tcPr>
+            <w:tcBorders>
+              <w:top w:color="d9d9d9" w:space="0" w:sz="8" w:val="single"/>
+              <w:left w:color="d9d9d9" w:space="0" w:sz="8" w:val="single"/>
+              <w:bottom w:color="d9d9d9" w:space="0" w:sz="8" w:val="single"/>
+              <w:right w:color="d9d9d9" w:space="0" w:sz="8" w:val="single"/>
+            </w:tcBorders>
+            <w:shd w:fill="auto" w:val="clear"/>
+            <w:tcMar>
+              <w:top w:w="90" w:type="dxa"/>
+              <w:left w:w="120" w:type="dxa"/>
+              <w:bottom w:w="90" w:type="dxa"/>
+              <w:right w:w="120" w:type="dxa"/>
+            </w:tcMar>
+            <w:vAlign w:val="top"/>
+          </w:tcPr>
+          <w:p>
+            <w:pPr>
+              <w:widowControl w:val="0"/>
+              <w:bidi w:val="1"/>
+              <w:spacing w:after="40" w:before="40" w:lineRule="auto"/>
+              <w:rPr>
+                <w:rFonts w:ascii="Google Sans" w:cs="Google Sans" w:eastAsia="Google Sans" w:hAnsi="Google Sans"/>
+              </w:rPr>
+            </w:pPr>
+            <w:r>
+              <w:rPr>
+                <w:rFonts w:ascii="Google Sans" w:cs="Google Sans" w:eastAsia="Google Sans" w:hAnsi="Google Sans"/>
+                <w:b w:val="1"/>
+                <w:bCs w:val="1"/>
+                <w:sz w:val="20"/>
+                <w:szCs w:val="20"/>
+                <w:rtl w:val="0"/>
+              </w:rPr>
+              <w:t xml:space="preserve">PS/2</w:t>
+            </w:r>
+          </w:p>
+        </w:tc>
+        <w:tc>
+          <w:tcPr>
+            <w:tcBorders>
+              <w:top w:color="d9d9d9" w:space="0" w:sz="8" w:val="single"/>
+              <w:left w:color="d9d9d9" w:space="0" w:sz="8" w:val="single"/>
+              <w:bottom w:color="d9d9d9" w:space="0" w:sz="8" w:val="single"/>
+              <w:right w:color="d9d9d9" w:space="0" w:sz="8" w:val="single"/>
+            </w:tcBorders>
+            <w:shd w:fill="auto" w:val="clear"/>
+            <w:tcMar>
+              <w:top w:w="90" w:type="dxa"/>
+              <w:left w:w="120" w:type="dxa"/>
+              <w:bottom w:w="90" w:type="dxa"/>
+              <w:right w:w="120" w:type="dxa"/>
+            </w:tcMar>
+            <w:vAlign w:val="top"/>
+          </w:tcPr>
+          <w:p>
+            <w:pPr>
+              <w:widowControl w:val="0"/>
+              <w:bidi w:val="1"/>
+              <w:spacing w:after="40" w:before="40" w:lineRule="auto"/>
+              <w:rPr>
+                <w:rFonts w:ascii="Google Sans" w:cs="Google Sans" w:eastAsia="Google Sans" w:hAnsi="Google Sans"/>
+              </w:rPr>
+            </w:pPr>
+            <w:r>
+              <w:rPr>
+                <w:rFonts w:ascii="Google Sans" w:cs="Google Sans" w:eastAsia="Google Sans" w:hAnsi="Google Sans"/>
+                <w:b w:val="0"/>
+                <w:bCs w:val="0"/>
+                <w:sz w:val="20"/>
+                <w:szCs w:val="20"/>
+                <w:rtl w:val="1"/>
+              </w:rPr>
+              <w:t xml:space="preserve">ממשק המקלדת הישן, נגיש דרך פורטים </w:t>
+            </w:r>
+            <w:r>
+              <w:rPr>
+                <w:rFonts w:ascii="Google Sans" w:cs="Google Sans" w:eastAsia="Google Sans" w:hAnsi="Google Sans"/>
+                <w:b w:val="0"/>
+                <w:bCs w:val="0"/>
+                <w:sz w:val="20"/>
+                <w:szCs w:val="20"/>
+                <w:rtl w:val="0"/>
+              </w:rPr>
+              <w:t xml:space="preserve">0x60</w:t>
+            </w:r>
+            <w:r>
+              <w:rPr>
+                <w:rFonts w:ascii="Google Sans" w:cs="Google Sans" w:eastAsia="Google Sans" w:hAnsi="Google Sans"/>
+                <w:b w:val="0"/>
+                <w:bCs w:val="0"/>
+                <w:sz w:val="20"/>
+                <w:szCs w:val="20"/>
+                <w:rtl w:val="1"/>
+              </w:rPr>
+              <w:t xml:space="preserve"> ו-</w:t>
+            </w:r>
+            <w:r>
+              <w:rPr>
+                <w:rFonts w:ascii="Google Sans" w:cs="Google Sans" w:eastAsia="Google Sans" w:hAnsi="Google Sans"/>
+                <w:b w:val="0"/>
+                <w:bCs w:val="0"/>
+                <w:sz w:val="20"/>
+                <w:szCs w:val="20"/>
+                <w:rtl w:val="0"/>
+              </w:rPr>
+              <w:t xml:space="preserve">0x64.</w:t>
+            </w:r>
+            <w:r>
+              <w:rPr>
+                <w:rFonts w:ascii="Google Sans" w:cs="Google Sans" w:eastAsia="Google Sans" w:hAnsi="Google Sans"/>
+                <w:b w:val="0"/>
+                <w:bCs w:val="0"/>
+                <w:sz w:val="20"/>
+                <w:szCs w:val="20"/>
+                <w:rtl w:val="1"/>
+              </w:rPr>
+              <w:t xml:space="preserve"> פשוט לתכנות ולכן נקודת ההתחלה שלנו לקלט.</w:t>
+            </w:r>
+          </w:p>
+        </w:tc>
+      </w:tr>
+      <w:tr>
+        <w:trPr>
+          <w:cantSplit w:val="0"/>
+          <w:tblHeader w:val="0"/>
+        </w:trPr>
+        <w:tc>
+          <w:tcPr>
+            <w:tcBorders>
+              <w:top w:color="d9d9d9" w:space="0" w:sz="8" w:val="single"/>
+              <w:left w:color="d9d9d9" w:space="0" w:sz="8" w:val="single"/>
+              <w:bottom w:color="d9d9d9" w:space="0" w:sz="8" w:val="single"/>
+              <w:right w:color="d9d9d9" w:space="0" w:sz="8" w:val="single"/>
+            </w:tcBorders>
+            <w:shd w:fill="auto" w:val="clear"/>
+            <w:tcMar>
+              <w:top w:w="90" w:type="dxa"/>
+              <w:left w:w="120" w:type="dxa"/>
+              <w:bottom w:w="90" w:type="dxa"/>
+              <w:right w:w="120" w:type="dxa"/>
+            </w:tcMar>
+            <w:vAlign w:val="top"/>
+          </w:tcPr>
+          <w:p>
+            <w:pPr>
+              <w:widowControl w:val="0"/>
+              <w:bidi w:val="1"/>
+              <w:spacing w:after="40" w:before="40" w:lineRule="auto"/>
+              <w:rPr>
+                <w:rFonts w:ascii="Google Sans" w:cs="Google Sans" w:eastAsia="Google Sans" w:hAnsi="Google Sans"/>
+              </w:rPr>
+            </w:pPr>
+            <w:r>
+              <w:rPr>
+                <w:rFonts w:ascii="Google Sans" w:cs="Google Sans" w:eastAsia="Google Sans" w:hAnsi="Google Sans"/>
+                <w:b w:val="1"/>
+                <w:bCs w:val="1"/>
+                <w:sz w:val="20"/>
+                <w:szCs w:val="20"/>
+                <w:rtl w:val="0"/>
+              </w:rPr>
+              <w:t xml:space="preserve">scancode</w:t>
+            </w:r>
+          </w:p>
+        </w:tc>
+        <w:tc>
+          <w:tcPr>
+            <w:tcBorders>
+              <w:top w:color="d9d9d9" w:space="0" w:sz="8" w:val="single"/>
+              <w:left w:color="d9d9d9" w:space="0" w:sz="8" w:val="single"/>
+              <w:bottom w:color="d9d9d9" w:space="0" w:sz="8" w:val="single"/>
+              <w:right w:color="d9d9d9" w:space="0" w:sz="8" w:val="single"/>
+            </w:tcBorders>
+            <w:shd w:fill="auto" w:val="clear"/>
+            <w:tcMar>
+              <w:top w:w="90" w:type="dxa"/>
+              <w:left w:w="120" w:type="dxa"/>
+              <w:bottom w:w="90" w:type="dxa"/>
+              <w:right w:w="120" w:type="dxa"/>
+            </w:tcMar>
+            <w:vAlign w:val="top"/>
+          </w:tcPr>
+          <w:p>
+            <w:pPr>
+              <w:widowControl w:val="0"/>
+              <w:bidi w:val="1"/>
+              <w:spacing w:after="40" w:before="40" w:lineRule="auto"/>
+              <w:rPr>
+                <w:rFonts w:ascii="Google Sans" w:cs="Google Sans" w:eastAsia="Google Sans" w:hAnsi="Google Sans"/>
+              </w:rPr>
+            </w:pPr>
+            <w:r>
+              <w:rPr>
+                <w:rFonts w:ascii="Google Sans" w:cs="Google Sans" w:eastAsia="Google Sans" w:hAnsi="Google Sans"/>
+                <w:b w:val="0"/>
+                <w:bCs w:val="0"/>
+                <w:sz w:val="20"/>
+                <w:szCs w:val="20"/>
+                <w:rtl w:val="1"/>
+              </w:rPr>
+              <w:t xml:space="preserve">הקוד הגולמי שמקלדת שולחת בכל לחיצה או שחרור של מקש. יש לתרגם אותו לקוד מקש פנימי.</w:t>
+            </w:r>
+          </w:p>
+        </w:tc>
+      </w:tr>
+      <w:tr>
+        <w:trPr>
+          <w:cantSplit w:val="0"/>
+          <w:tblHeader w:val="0"/>
+        </w:trPr>
+        <w:tc>
+          <w:tcPr>
+            <w:tcBorders>
+              <w:top w:color="d9d9d9" w:space="0" w:sz="8" w:val="single"/>
+              <w:left w:color="d9d9d9" w:space="0" w:sz="8" w:val="single"/>
+              <w:bottom w:color="d9d9d9" w:space="0" w:sz="8" w:val="single"/>
+              <w:right w:color="d9d9d9" w:space="0" w:sz="8" w:val="single"/>
+            </w:tcBorders>
+            <w:shd w:fill="auto" w:val="clear"/>
+            <w:tcMar>
+              <w:top w:w="90" w:type="dxa"/>
+              <w:left w:w="120" w:type="dxa"/>
+              <w:bottom w:w="90" w:type="dxa"/>
+              <w:right w:w="120" w:type="dxa"/>
+            </w:tcMar>
+            <w:vAlign w:val="top"/>
+          </w:tcPr>
+          <w:p>
+            <w:pPr>
+              <w:widowControl w:val="0"/>
+              <w:bidi w:val="1"/>
+              <w:spacing w:after="40" w:before="40" w:lineRule="auto"/>
+              <w:rPr>
+                <w:rFonts w:ascii="Google Sans" w:cs="Google Sans" w:eastAsia="Google Sans" w:hAnsi="Google Sans"/>
+              </w:rPr>
+            </w:pPr>
+            <w:r>
+              <w:rPr>
+                <w:rFonts w:ascii="Google Sans" w:cs="Google Sans" w:eastAsia="Google Sans" w:hAnsi="Google Sans"/>
+                <w:b w:val="1"/>
+                <w:bCs w:val="1"/>
+                <w:sz w:val="20"/>
+                <w:szCs w:val="20"/>
+                <w:rtl w:val="0"/>
+              </w:rPr>
+              <w:t xml:space="preserve">USB</w:t>
+            </w:r>
+            <w:r>
+              <w:rPr>
+                <w:rFonts w:ascii="Google Sans" w:cs="Google Sans" w:eastAsia="Google Sans" w:hAnsi="Google Sans"/>
+                <w:b w:val="1"/>
+                <w:bCs w:val="1"/>
+                <w:sz w:val="20"/>
+                <w:szCs w:val="20"/>
+                <w:rtl w:val="1"/>
+              </w:rPr>
+              <w:t xml:space="preserve"> </w:t>
+            </w:r>
+            <w:r>
+              <w:rPr>
+                <w:rFonts w:ascii="Google Sans" w:cs="Google Sans" w:eastAsia="Google Sans" w:hAnsi="Google Sans"/>
+                <w:b w:val="1"/>
+                <w:bCs w:val="1"/>
+                <w:sz w:val="20"/>
+                <w:szCs w:val="20"/>
+                <w:rtl w:val="0"/>
+              </w:rPr>
+              <w:t xml:space="preserve">HID</w:t>
+            </w:r>
+          </w:p>
+        </w:tc>
+        <w:tc>
+          <w:tcPr>
+            <w:tcBorders>
+              <w:top w:color="d9d9d9" w:space="0" w:sz="8" w:val="single"/>
+              <w:left w:color="d9d9d9" w:space="0" w:sz="8" w:val="single"/>
+              <w:bottom w:color="d9d9d9" w:space="0" w:sz="8" w:val="single"/>
+              <w:right w:color="d9d9d9" w:space="0" w:sz="8" w:val="single"/>
+            </w:tcBorders>
+            <w:shd w:fill="auto" w:val="clear"/>
+            <w:tcMar>
+              <w:top w:w="90" w:type="dxa"/>
+              <w:left w:w="120" w:type="dxa"/>
+              <w:bottom w:w="90" w:type="dxa"/>
+              <w:right w:w="120" w:type="dxa"/>
+            </w:tcMar>
+            <w:vAlign w:val="top"/>
+          </w:tcPr>
+          <w:p>
+            <w:pPr>
+              <w:widowControl w:val="0"/>
+              <w:bidi w:val="1"/>
+              <w:spacing w:after="40" w:before="40" w:lineRule="auto"/>
+              <w:rPr>
+                <w:rFonts w:ascii="Google Sans" w:cs="Google Sans" w:eastAsia="Google Sans" w:hAnsi="Google Sans"/>
+              </w:rPr>
+            </w:pPr>
+            <w:r>
+              <w:rPr>
+                <w:rFonts w:ascii="Google Sans" w:cs="Google Sans" w:eastAsia="Google Sans" w:hAnsi="Google Sans"/>
+                <w:b w:val="0"/>
+                <w:bCs w:val="0"/>
+                <w:sz w:val="20"/>
+                <w:szCs w:val="20"/>
+                <w:rtl w:val="1"/>
+              </w:rPr>
+              <w:t xml:space="preserve">תקן ההתקנים האנושיים של </w:t>
+            </w:r>
+            <w:r>
+              <w:rPr>
+                <w:rFonts w:ascii="Google Sans" w:cs="Google Sans" w:eastAsia="Google Sans" w:hAnsi="Google Sans"/>
+                <w:b w:val="0"/>
+                <w:bCs w:val="0"/>
+                <w:sz w:val="20"/>
+                <w:szCs w:val="20"/>
+                <w:rtl w:val="0"/>
+              </w:rPr>
+              <w:t xml:space="preserve">USB</w:t>
+            </w:r>
+            <w:r>
+              <w:rPr>
+                <w:rFonts w:ascii="Google Sans" w:cs="Google Sans" w:eastAsia="Google Sans" w:hAnsi="Google Sans"/>
+                <w:b w:val="0"/>
+                <w:bCs w:val="0"/>
+                <w:sz w:val="20"/>
+                <w:szCs w:val="20"/>
+                <w:rtl w:val="1"/>
+              </w:rPr>
+              <w:t xml:space="preserve">, שאליו שייכות מקלדות ובקרי משחק מודרניים. דורש מחסנית </w:t>
+            </w:r>
+            <w:r>
+              <w:rPr>
+                <w:rFonts w:ascii="Google Sans" w:cs="Google Sans" w:eastAsia="Google Sans" w:hAnsi="Google Sans"/>
+                <w:b w:val="0"/>
+                <w:bCs w:val="0"/>
+                <w:sz w:val="20"/>
+                <w:szCs w:val="20"/>
+                <w:rtl w:val="0"/>
+              </w:rPr>
+              <w:t xml:space="preserve">USB</w:t>
+            </w:r>
+            <w:r>
+              <w:rPr>
+                <w:rFonts w:ascii="Google Sans" w:cs="Google Sans" w:eastAsia="Google Sans" w:hAnsi="Google Sans"/>
+                <w:b w:val="0"/>
+                <w:bCs w:val="0"/>
+                <w:sz w:val="20"/>
+                <w:szCs w:val="20"/>
+                <w:rtl w:val="1"/>
+              </w:rPr>
+              <w:t xml:space="preserve"> שלמה מעל בקר </w:t>
+            </w:r>
+            <w:r>
+              <w:rPr>
+                <w:rFonts w:ascii="Google Sans" w:cs="Google Sans" w:eastAsia="Google Sans" w:hAnsi="Google Sans"/>
+                <w:b w:val="0"/>
+                <w:bCs w:val="0"/>
+                <w:sz w:val="20"/>
+                <w:szCs w:val="20"/>
+                <w:rtl w:val="0"/>
+              </w:rPr>
+              <w:t xml:space="preserve">XHCI.</w:t>
+            </w:r>
+          </w:p>
+        </w:tc>
+      </w:tr>
+      <w:tr>
+        <w:trPr>
+          <w:cantSplit w:val="0"/>
+          <w:tblHeader w:val="0"/>
+        </w:trPr>
+        <w:tc>
+          <w:tcPr>
+            <w:tcBorders>
+              <w:top w:color="d9d9d9" w:space="0" w:sz="8" w:val="single"/>
+              <w:left w:color="d9d9d9" w:space="0" w:sz="8" w:val="single"/>
+              <w:bottom w:color="d9d9d9" w:space="0" w:sz="8" w:val="single"/>
+              <w:right w:color="d9d9d9" w:space="0" w:sz="8" w:val="single"/>
+            </w:tcBorders>
+            <w:shd w:fill="auto" w:val="clear"/>
+            <w:tcMar>
+              <w:top w:w="90" w:type="dxa"/>
+              <w:left w:w="120" w:type="dxa"/>
+              <w:bottom w:w="90" w:type="dxa"/>
+              <w:right w:w="120" w:type="dxa"/>
+            </w:tcMar>
+            <w:vAlign w:val="top"/>
+          </w:tcPr>
+          <w:p>
+            <w:pPr>
+              <w:widowControl w:val="0"/>
+              <w:bidi w:val="1"/>
+              <w:spacing w:after="40" w:before="40" w:lineRule="auto"/>
+              <w:rPr>
+                <w:rFonts w:ascii="Google Sans" w:cs="Google Sans" w:eastAsia="Google Sans" w:hAnsi="Google Sans"/>
+              </w:rPr>
+            </w:pPr>
+            <w:r>
+              <w:rPr>
+                <w:rFonts w:ascii="Google Sans" w:cs="Google Sans" w:eastAsia="Google Sans" w:hAnsi="Google Sans"/>
+                <w:b w:val="1"/>
+                <w:bCs w:val="1"/>
+                <w:sz w:val="20"/>
+                <w:szCs w:val="20"/>
+                <w:rtl w:val="0"/>
+              </w:rPr>
+              <w:t xml:space="preserve">XHCI</w:t>
+            </w:r>
+          </w:p>
+        </w:tc>
+        <w:tc>
+          <w:tcPr>
+            <w:tcBorders>
+              <w:top w:color="d9d9d9" w:space="0" w:sz="8" w:val="single"/>
+              <w:left w:color="d9d9d9" w:space="0" w:sz="8" w:val="single"/>
+              <w:bottom w:color="d9d9d9" w:space="0" w:sz="8" w:val="single"/>
+              <w:right w:color="d9d9d9" w:space="0" w:sz="8" w:val="single"/>
+            </w:tcBorders>
+            <w:shd w:fill="auto" w:val="clear"/>
+            <w:tcMar>
+              <w:top w:w="90" w:type="dxa"/>
+              <w:left w:w="120" w:type="dxa"/>
+              <w:bottom w:w="90" w:type="dxa"/>
+              <w:right w:w="120" w:type="dxa"/>
+            </w:tcMar>
+            <w:vAlign w:val="top"/>
+          </w:tcPr>
+          <w:p>
+            <w:pPr>
+              <w:widowControl w:val="0"/>
+              <w:bidi w:val="1"/>
+              <w:spacing w:after="40" w:before="40" w:lineRule="auto"/>
+              <w:rPr>
+                <w:rFonts w:ascii="Google Sans" w:cs="Google Sans" w:eastAsia="Google Sans" w:hAnsi="Google Sans"/>
+              </w:rPr>
+            </w:pPr>
+            <w:r>
+              <w:rPr>
+                <w:rFonts w:ascii="Google Sans" w:cs="Google Sans" w:eastAsia="Google Sans" w:hAnsi="Google Sans"/>
+                <w:b w:val="0"/>
+                <w:bCs w:val="0"/>
+                <w:sz w:val="20"/>
+                <w:szCs w:val="20"/>
+                <w:rtl w:val="1"/>
+              </w:rPr>
+              <w:t xml:space="preserve">בקר ה-</w:t>
+            </w:r>
+            <w:r>
+              <w:rPr>
+                <w:rFonts w:ascii="Google Sans" w:cs="Google Sans" w:eastAsia="Google Sans" w:hAnsi="Google Sans"/>
+                <w:b w:val="0"/>
+                <w:bCs w:val="0"/>
+                <w:sz w:val="20"/>
+                <w:szCs w:val="20"/>
+                <w:rtl w:val="0"/>
+              </w:rPr>
+              <w:t xml:space="preserve">USB</w:t>
+            </w:r>
+            <w:r>
+              <w:rPr>
+                <w:rFonts w:ascii="Google Sans" w:cs="Google Sans" w:eastAsia="Google Sans" w:hAnsi="Google Sans"/>
+                <w:b w:val="0"/>
+                <w:bCs w:val="0"/>
+                <w:sz w:val="20"/>
+                <w:szCs w:val="20"/>
+                <w:rtl w:val="1"/>
+              </w:rPr>
+              <w:t xml:space="preserve"> המודרני בלוח האם.</w:t>
+            </w:r>
+          </w:p>
+        </w:tc>
+      </w:tr>
+      <w:tr>
+        <w:trPr>
+          <w:cantSplit w:val="0"/>
+          <w:tblHeader w:val="0"/>
+        </w:trPr>
+        <w:tc>
+          <w:tcPr>
+            <w:tcBorders>
+              <w:top w:color="d9d9d9" w:space="0" w:sz="8" w:val="single"/>
+              <w:left w:color="d9d9d9" w:space="0" w:sz="8" w:val="single"/>
+              <w:bottom w:color="d9d9d9" w:space="0" w:sz="8" w:val="single"/>
+              <w:right w:color="d9d9d9" w:space="0" w:sz="8" w:val="single"/>
+            </w:tcBorders>
+            <w:shd w:fill="auto" w:val="clear"/>
+            <w:tcMar>
+              <w:top w:w="90" w:type="dxa"/>
+              <w:left w:w="120" w:type="dxa"/>
+              <w:bottom w:w="90" w:type="dxa"/>
+              <w:right w:w="120" w:type="dxa"/>
+            </w:tcMar>
+            <w:vAlign w:val="top"/>
+          </w:tcPr>
+          <w:p>
+            <w:pPr>
+              <w:widowControl w:val="0"/>
+              <w:bidi w:val="1"/>
+              <w:spacing w:after="40" w:before="40" w:lineRule="auto"/>
+              <w:rPr>
+                <w:rFonts w:ascii="Google Sans" w:cs="Google Sans" w:eastAsia="Google Sans" w:hAnsi="Google Sans"/>
+              </w:rPr>
+            </w:pPr>
+            <w:r>
+              <w:rPr>
+                <w:rFonts w:ascii="Google Sans" w:cs="Google Sans" w:eastAsia="Google Sans" w:hAnsi="Google Sans"/>
+                <w:b w:val="1"/>
+                <w:bCs w:val="1"/>
+                <w:sz w:val="20"/>
+                <w:szCs w:val="20"/>
+                <w:rtl w:val="0"/>
+              </w:rPr>
+              <w:t xml:space="preserve">UART</w:t>
+            </w:r>
+            <w:r>
+              <w:rPr>
+                <w:rFonts w:ascii="Google Sans" w:cs="Google Sans" w:eastAsia="Google Sans" w:hAnsi="Google Sans"/>
+                <w:b w:val="1"/>
+                <w:bCs w:val="1"/>
+                <w:sz w:val="20"/>
+                <w:szCs w:val="20"/>
+                <w:rtl w:val="1"/>
+              </w:rPr>
+              <w:t xml:space="preserve"> / </w:t>
+            </w:r>
+            <w:r>
+              <w:rPr>
+                <w:rFonts w:ascii="Google Sans" w:cs="Google Sans" w:eastAsia="Google Sans" w:hAnsi="Google Sans"/>
+                <w:b w:val="1"/>
+                <w:bCs w:val="1"/>
+                <w:sz w:val="20"/>
+                <w:szCs w:val="20"/>
+                <w:rtl w:val="0"/>
+              </w:rPr>
+              <w:t xml:space="preserve">COM1</w:t>
+            </w:r>
+          </w:p>
+        </w:tc>
+        <w:tc>
+          <w:tcPr>
+            <w:tcBorders>
+              <w:top w:color="d9d9d9" w:space="0" w:sz="8" w:val="single"/>
+              <w:left w:color="d9d9d9" w:space="0" w:sz="8" w:val="single"/>
+              <w:bottom w:color="d9d9d9" w:space="0" w:sz="8" w:val="single"/>
+              <w:right w:color="d9d9d9" w:space="0" w:sz="8" w:val="single"/>
+            </w:tcBorders>
+            <w:shd w:fill="auto" w:val="clear"/>
+            <w:tcMar>
+              <w:top w:w="90" w:type="dxa"/>
+              <w:left w:w="120" w:type="dxa"/>
+              <w:bottom w:w="90" w:type="dxa"/>
+              <w:right w:w="120" w:type="dxa"/>
+            </w:tcMar>
+            <w:vAlign w:val="top"/>
+          </w:tcPr>
+          <w:p>
+            <w:pPr>
+              <w:widowControl w:val="0"/>
+              <w:bidi w:val="1"/>
+              <w:spacing w:after="40" w:before="40" w:lineRule="auto"/>
+              <w:rPr>
+                <w:rFonts w:ascii="Google Sans" w:cs="Google Sans" w:eastAsia="Google Sans" w:hAnsi="Google Sans"/>
+              </w:rPr>
+            </w:pPr>
+            <w:r>
+              <w:rPr>
+                <w:rFonts w:ascii="Google Sans" w:cs="Google Sans" w:eastAsia="Google Sans" w:hAnsi="Google Sans"/>
+                <w:b w:val="0"/>
+                <w:bCs w:val="0"/>
+                <w:sz w:val="20"/>
+                <w:szCs w:val="20"/>
+                <w:rtl w:val="1"/>
+              </w:rPr>
+              <w:t xml:space="preserve">רכיב התקשורת הסריאלית. אנחנו מדפיסים דרכו לוג דיבוג, כי הוא עובד גם אחרי שהמסך אינו זמין.</w:t>
+            </w:r>
+          </w:p>
+        </w:tc>
+      </w:tr>
+      <w:tr>
+        <w:trPr>
+          <w:cantSplit w:val="0"/>
+          <w:tblHeader w:val="0"/>
+        </w:trPr>
+        <w:tc>
+          <w:tcPr>
+            <w:tcBorders>
+              <w:top w:color="d9d9d9" w:space="0" w:sz="8" w:val="single"/>
+              <w:left w:color="d9d9d9" w:space="0" w:sz="8" w:val="single"/>
+              <w:bottom w:color="d9d9d9" w:space="0" w:sz="8" w:val="single"/>
+              <w:right w:color="d9d9d9" w:space="0" w:sz="8" w:val="single"/>
+            </w:tcBorders>
+            <w:shd w:fill="auto" w:val="clear"/>
+            <w:tcMar>
+              <w:top w:w="90" w:type="dxa"/>
+              <w:left w:w="120" w:type="dxa"/>
+              <w:bottom w:w="90" w:type="dxa"/>
+              <w:right w:w="120" w:type="dxa"/>
+            </w:tcMar>
+            <w:vAlign w:val="top"/>
+          </w:tcPr>
+          <w:p>
+            <w:pPr>
+              <w:widowControl w:val="0"/>
+              <w:bidi w:val="1"/>
+              <w:spacing w:after="40" w:before="40" w:lineRule="auto"/>
+              <w:rPr>
+                <w:rFonts w:ascii="Google Sans" w:cs="Google Sans" w:eastAsia="Google Sans" w:hAnsi="Google Sans"/>
+              </w:rPr>
+            </w:pPr>
+            <w:r>
+              <w:rPr>
+                <w:rFonts w:ascii="Google Sans" w:cs="Google Sans" w:eastAsia="Google Sans" w:hAnsi="Google Sans"/>
+                <w:b w:val="1"/>
+                <w:bCs w:val="1"/>
+                <w:sz w:val="20"/>
+                <w:szCs w:val="20"/>
+                <w:rtl w:val="1"/>
+              </w:rPr>
+              <w:t xml:space="preserve">חציצה כפולה (</w:t>
+            </w:r>
+            <w:r>
+              <w:rPr>
+                <w:rFonts w:ascii="Google Sans" w:cs="Google Sans" w:eastAsia="Google Sans" w:hAnsi="Google Sans"/>
+                <w:b w:val="1"/>
+                <w:bCs w:val="1"/>
+                <w:sz w:val="20"/>
+                <w:szCs w:val="20"/>
+                <w:rtl w:val="0"/>
+              </w:rPr>
+              <w:t xml:space="preserve">double</w:t>
+            </w:r>
+            <w:r>
+              <w:rPr>
+                <w:rFonts w:ascii="Google Sans" w:cs="Google Sans" w:eastAsia="Google Sans" w:hAnsi="Google Sans"/>
+                <w:b w:val="1"/>
+                <w:bCs w:val="1"/>
+                <w:sz w:val="20"/>
+                <w:szCs w:val="20"/>
+                <w:rtl w:val="1"/>
+              </w:rPr>
+              <w:t xml:space="preserve"> </w:t>
+            </w:r>
+            <w:r>
+              <w:rPr>
+                <w:rFonts w:ascii="Google Sans" w:cs="Google Sans" w:eastAsia="Google Sans" w:hAnsi="Google Sans"/>
+                <w:b w:val="1"/>
+                <w:bCs w:val="1"/>
+                <w:sz w:val="20"/>
+                <w:szCs w:val="20"/>
+                <w:rtl w:val="0"/>
+              </w:rPr>
+              <w:t xml:space="preserve">buffering</w:t>
+            </w:r>
+            <w:r>
+              <w:rPr>
+                <w:rFonts w:ascii="Google Sans" w:cs="Google Sans" w:eastAsia="Google Sans" w:hAnsi="Google Sans"/>
+                <w:b w:val="1"/>
+                <w:bCs w:val="1"/>
+                <w:sz w:val="20"/>
+                <w:szCs w:val="20"/>
+                <w:rtl w:val="1"/>
+              </w:rPr>
+              <w:t xml:space="preserve">)</w:t>
+            </w:r>
+          </w:p>
+        </w:tc>
+        <w:tc>
+          <w:tcPr>
+            <w:tcBorders>
+              <w:top w:color="d9d9d9" w:space="0" w:sz="8" w:val="single"/>
+              <w:left w:color="d9d9d9" w:space="0" w:sz="8" w:val="single"/>
+              <w:bottom w:color="d9d9d9" w:space="0" w:sz="8" w:val="single"/>
+              <w:right w:color="d9d9d9" w:space="0" w:sz="8" w:val="single"/>
+            </w:tcBorders>
+            <w:shd w:fill="auto" w:val="clear"/>
+            <w:tcMar>
+              <w:top w:w="90" w:type="dxa"/>
+              <w:left w:w="120" w:type="dxa"/>
+              <w:bottom w:w="90" w:type="dxa"/>
+              <w:right w:w="120" w:type="dxa"/>
+            </w:tcMar>
+            <w:vAlign w:val="top"/>
+          </w:tcPr>
+          <w:p>
+            <w:pPr>
+              <w:widowControl w:val="0"/>
+              <w:bidi w:val="1"/>
+              <w:spacing w:after="40" w:before="40" w:lineRule="auto"/>
+              <w:rPr>
+                <w:rFonts w:ascii="Google Sans" w:cs="Google Sans" w:eastAsia="Google Sans" w:hAnsi="Google Sans"/>
+              </w:rPr>
+            </w:pPr>
+            <w:r>
+              <w:rPr>
+                <w:rFonts w:ascii="Google Sans" w:cs="Google Sans" w:eastAsia="Google Sans" w:hAnsi="Google Sans"/>
+                <w:b w:val="0"/>
+                <w:bCs w:val="0"/>
+                <w:sz w:val="20"/>
+                <w:szCs w:val="20"/>
+                <w:rtl w:val="1"/>
+              </w:rPr>
+              <w:t xml:space="preserve">ציור של הפריים לחוצץ נסתר בזיכרון והעברתו למסך בפעולה אחת, כדי שהמשתמש לא יראה פריים באמצע הכנה.</w:t>
+            </w:r>
+          </w:p>
+        </w:tc>
+      </w:tr>
+    </w:tbl>
+    <w:p>
+      <w:pPr>
+        <w:bidi w:val="1"/>
+        <w:spacing w:after="0" w:before="0" w:lineRule="auto"/>
+        <w:rPr>
+          <w:rFonts w:ascii="Google Sans" w:cs="Google Sans" w:eastAsia="Google Sans" w:hAnsi="Google Sans"/>
+        </w:rPr>
+      </w:pPr>
+    </w:p>
+    <w:p>
+      <w:pPr>
+        <w:bidi w:val="1"/>
+        <w:spacing w:after="60" w:before="240" w:lineRule="auto"/>
+        <w:rPr>
+          <w:rFonts w:ascii="Google Sans" w:cs="Google Sans" w:eastAsia="Google Sans" w:hAnsi="Google Sans"/>
+          <w:b w:val="1"/>
+          <w:bCs w:val="1"/>
+          <w:color w:val="4285f4"/>
+          <w:sz w:val="24"/>
+          <w:szCs w:val="24"/>
+        </w:rPr>
+      </w:pPr>
+      <w:r>
+        <w:rPr>
+          <w:rFonts w:ascii="Google Sans" w:cs="Google Sans" w:eastAsia="Google Sans" w:hAnsi="Google Sans"/>
+          <w:b w:val="1"/>
+          <w:bCs w:val="1"/>
+          <w:color w:val="4285f4"/>
+          <w:sz w:val="24"/>
+          <w:szCs w:val="24"/>
+          <w:rtl w:val="1"/>
+        </w:rPr>
+        <w:t xml:space="preserve">כלי פיתוח</w:t>
+      </w:r>
+    </w:p>
+    <w:tbl>
+      <w:tblPr>
+        <w:tblStyle w:val="Table1"/>
+        <w:bidiVisual w:val="1"/>
+        <w:tblW w:w="10320.0" w:type="dxa"/>
+        <w:jc w:val="center"/>
+        <w:tblBorders>
+          <w:top w:color="d9d9d9" w:space="0" w:sz="8" w:val="single"/>
+          <w:left w:color="d9d9d9" w:space="0" w:sz="8" w:val="single"/>
+          <w:bottom w:color="d9d9d9" w:space="0" w:sz="8" w:val="single"/>
+          <w:right w:color="d9d9d9" w:space="0" w:sz="8" w:val="single"/>
+          <w:insideH w:color="d9d9d9" w:space="0" w:sz="8" w:val="single"/>
+          <w:insideV w:color="d9d9d9" w:space="0" w:sz="8" w:val="single"/>
+        </w:tblBorders>
+        <w:tblLayout w:type="fixed"/>
+        <w:tblLook w:val="0600"/>
+      </w:tblPr>
+      <w:tblGrid>
+        <w:gridCol w:w="2500"/>
+        <w:gridCol w:w="7820"/>
+      </w:tblGrid>
+      <w:tr>
+        <w:trPr>
+          <w:cantSplit w:val="0"/>
+          <w:tblHeader w:val="1"/>
+        </w:trPr>
+        <w:tc>
+          <w:tcPr>
+            <w:tcBorders>
+              <w:top w:color="d9d9d9" w:space="0" w:sz="8" w:val="single"/>
+              <w:left w:color="d9d9d9" w:space="0" w:sz="8" w:val="single"/>
+              <w:bottom w:color="d9d9d9" w:space="0" w:sz="8" w:val="single"/>
+              <w:right w:color="d9d9d9" w:space="0" w:sz="8" w:val="single"/>
+            </w:tcBorders>
+            <w:shd w:fill="auto" w:val="clear"/>
+            <w:tcMar>
+              <w:top w:w="90" w:type="dxa"/>
+              <w:left w:w="120" w:type="dxa"/>
+              <w:bottom w:w="90" w:type="dxa"/>
+              <w:right w:w="120" w:type="dxa"/>
+            </w:tcMar>
+            <w:vAlign w:val="top"/>
+          </w:tcPr>
+          <w:p>
+            <w:pPr>
+              <w:widowControl w:val="0"/>
+              <w:bidi w:val="1"/>
+              <w:spacing w:after="40" w:before="40" w:lineRule="auto"/>
+              <w:rPr>
+                <w:rFonts w:ascii="Google Sans" w:cs="Google Sans" w:eastAsia="Google Sans" w:hAnsi="Google Sans"/>
+              </w:rPr>
+            </w:pPr>
+            <w:r>
+              <w:rPr>
+                <w:rFonts w:ascii="Google Sans" w:cs="Google Sans" w:eastAsia="Google Sans" w:hAnsi="Google Sans"/>
+                <w:b w:val="1"/>
+                <w:bCs w:val="1"/>
+                <w:color w:val="4285f4"/>
+                <w:sz w:val="20"/>
+                <w:szCs w:val="20"/>
+                <w:rtl w:val="1"/>
+              </w:rPr>
+              <w:t xml:space="preserve">מונח</w:t>
+            </w:r>
+          </w:p>
+        </w:tc>
+        <w:tc>
+          <w:tcPr>
+            <w:tcBorders>
+              <w:top w:color="d9d9d9" w:space="0" w:sz="8" w:val="single"/>
+              <w:left w:color="d9d9d9" w:space="0" w:sz="8" w:val="single"/>
+              <w:bottom w:color="d9d9d9" w:space="0" w:sz="8" w:val="single"/>
+              <w:right w:color="d9d9d9" w:space="0" w:sz="8" w:val="single"/>
+            </w:tcBorders>
+            <w:shd w:fill="auto" w:val="clear"/>
+            <w:tcMar>
+              <w:top w:w="90" w:type="dxa"/>
+              <w:left w:w="120" w:type="dxa"/>
+              <w:bottom w:w="90" w:type="dxa"/>
+              <w:right w:w="120" w:type="dxa"/>
+            </w:tcMar>
+            <w:vAlign w:val="top"/>
+          </w:tcPr>
+          <w:p>
+            <w:pPr>
+              <w:widowControl w:val="0"/>
+              <w:bidi w:val="1"/>
+              <w:spacing w:after="40" w:before="40" w:lineRule="auto"/>
+              <w:rPr>
+                <w:rFonts w:ascii="Google Sans" w:cs="Google Sans" w:eastAsia="Google Sans" w:hAnsi="Google Sans"/>
+              </w:rPr>
+            </w:pPr>
+            <w:r>
+              <w:rPr>
+                <w:rFonts w:ascii="Google Sans" w:cs="Google Sans" w:eastAsia="Google Sans" w:hAnsi="Google Sans"/>
+                <w:b w:val="1"/>
+                <w:bCs w:val="1"/>
+                <w:color w:val="4285f4"/>
+                <w:sz w:val="20"/>
+                <w:szCs w:val="20"/>
+                <w:rtl w:val="1"/>
+              </w:rPr>
+              <w:t xml:space="preserve">משמעות</w:t>
+            </w:r>
+          </w:p>
+        </w:tc>
+      </w:tr>
+      <w:tr>
+        <w:trPr>
+          <w:cantSplit w:val="0"/>
+          <w:tblHeader w:val="0"/>
+        </w:trPr>
+        <w:tc>
+          <w:tcPr>
+            <w:tcBorders>
+              <w:top w:color="d9d9d9" w:space="0" w:sz="8" w:val="single"/>
+              <w:left w:color="d9d9d9" w:space="0" w:sz="8" w:val="single"/>
+              <w:bottom w:color="d9d9d9" w:space="0" w:sz="8" w:val="single"/>
+              <w:right w:color="d9d9d9" w:space="0" w:sz="8" w:val="single"/>
+            </w:tcBorders>
+            <w:shd w:fill="auto" w:val="clear"/>
+            <w:tcMar>
+              <w:top w:w="90" w:type="dxa"/>
+              <w:left w:w="120" w:type="dxa"/>
+              <w:bottom w:w="90" w:type="dxa"/>
+              <w:right w:w="120" w:type="dxa"/>
+            </w:tcMar>
+            <w:vAlign w:val="top"/>
+          </w:tcPr>
+          <w:p>
+            <w:pPr>
+              <w:widowControl w:val="0"/>
+              <w:bidi w:val="1"/>
+              <w:spacing w:after="40" w:before="40" w:lineRule="auto"/>
+              <w:rPr>
+                <w:rFonts w:ascii="Google Sans" w:cs="Google Sans" w:eastAsia="Google Sans" w:hAnsi="Google Sans"/>
+              </w:rPr>
+            </w:pPr>
+            <w:r>
+              <w:rPr>
+                <w:rFonts w:ascii="Google Sans" w:cs="Google Sans" w:eastAsia="Google Sans" w:hAnsi="Google Sans"/>
+                <w:b w:val="1"/>
+                <w:bCs w:val="1"/>
+                <w:sz w:val="20"/>
+                <w:szCs w:val="20"/>
+                <w:rtl w:val="0"/>
+              </w:rPr>
+              <w:t xml:space="preserve">C</w:t>
+            </w:r>
+          </w:p>
+        </w:tc>
+        <w:tc>
+          <w:tcPr>
+            <w:tcBorders>
+              <w:top w:color="d9d9d9" w:space="0" w:sz="8" w:val="single"/>
+              <w:left w:color="d9d9d9" w:space="0" w:sz="8" w:val="single"/>
+              <w:bottom w:color="d9d9d9" w:space="0" w:sz="8" w:val="single"/>
+              <w:right w:color="d9d9d9" w:space="0" w:sz="8" w:val="single"/>
+            </w:tcBorders>
+            <w:shd w:fill="auto" w:val="clear"/>
+            <w:tcMar>
+              <w:top w:w="90" w:type="dxa"/>
+              <w:left w:w="120" w:type="dxa"/>
+              <w:bottom w:w="90" w:type="dxa"/>
+              <w:right w:w="120" w:type="dxa"/>
+            </w:tcMar>
+            <w:vAlign w:val="top"/>
+          </w:tcPr>
+          <w:p>
+            <w:pPr>
+              <w:widowControl w:val="0"/>
+              <w:bidi w:val="1"/>
+              <w:spacing w:after="40" w:before="40" w:lineRule="auto"/>
+              <w:rPr>
+                <w:rFonts w:ascii="Google Sans" w:cs="Google Sans" w:eastAsia="Google Sans" w:hAnsi="Google Sans"/>
+              </w:rPr>
+            </w:pPr>
+            <w:r>
+              <w:rPr>
+                <w:rFonts w:ascii="Google Sans" w:cs="Google Sans" w:eastAsia="Google Sans" w:hAnsi="Google Sans"/>
+                <w:b w:val="0"/>
+                <w:bCs w:val="0"/>
+                <w:sz w:val="20"/>
+                <w:szCs w:val="20"/>
+                <w:rtl w:val="1"/>
+              </w:rPr>
+              <w:t xml:space="preserve">השפה שבה נכתב רוב הקרנל. מאפשרת שליטה ישירה בזיכרון ובחומרה.</w:t>
+            </w:r>
+          </w:p>
+        </w:tc>
+      </w:tr>
+      <w:tr>
+        <w:trPr>
+          <w:cantSplit w:val="0"/>
+          <w:tblHeader w:val="0"/>
+        </w:trPr>
+        <w:tc>
+          <w:tcPr>
+            <w:tcBorders>
+              <w:top w:color="d9d9d9" w:space="0" w:sz="8" w:val="single"/>
+              <w:left w:color="d9d9d9" w:space="0" w:sz="8" w:val="single"/>
+              <w:bottom w:color="d9d9d9" w:space="0" w:sz="8" w:val="single"/>
+              <w:right w:color="d9d9d9" w:space="0" w:sz="8" w:val="single"/>
+            </w:tcBorders>
+            <w:shd w:fill="auto" w:val="clear"/>
+            <w:tcMar>
+              <w:top w:w="90" w:type="dxa"/>
+              <w:left w:w="120" w:type="dxa"/>
+              <w:bottom w:w="90" w:type="dxa"/>
+              <w:right w:w="120" w:type="dxa"/>
+            </w:tcMar>
+            <w:vAlign w:val="top"/>
+          </w:tcPr>
+          <w:p>
+            <w:pPr>
+              <w:widowControl w:val="0"/>
+              <w:bidi w:val="1"/>
+              <w:spacing w:after="40" w:before="40" w:lineRule="auto"/>
+              <w:rPr>
+                <w:rFonts w:ascii="Google Sans" w:cs="Google Sans" w:eastAsia="Google Sans" w:hAnsi="Google Sans"/>
+              </w:rPr>
+            </w:pPr>
+            <w:r>
+              <w:rPr>
+                <w:rFonts w:ascii="Google Sans" w:cs="Google Sans" w:eastAsia="Google Sans" w:hAnsi="Google Sans"/>
+                <w:b w:val="1"/>
+                <w:bCs w:val="1"/>
+                <w:sz w:val="20"/>
+                <w:szCs w:val="20"/>
+                <w:rtl w:val="0"/>
+              </w:rPr>
+              <w:t xml:space="preserve">Assembly</w:t>
+            </w:r>
+            <w:r>
+              <w:rPr>
+                <w:rFonts w:ascii="Google Sans" w:cs="Google Sans" w:eastAsia="Google Sans" w:hAnsi="Google Sans"/>
+                <w:b w:val="1"/>
+                <w:bCs w:val="1"/>
+                <w:sz w:val="20"/>
+                <w:szCs w:val="20"/>
+                <w:rtl w:val="1"/>
+              </w:rPr>
+              <w:t xml:space="preserve"> / </w:t>
+            </w:r>
+            <w:r>
+              <w:rPr>
+                <w:rFonts w:ascii="Google Sans" w:cs="Google Sans" w:eastAsia="Google Sans" w:hAnsi="Google Sans"/>
+                <w:b w:val="1"/>
+                <w:bCs w:val="1"/>
+                <w:sz w:val="20"/>
+                <w:szCs w:val="20"/>
+                <w:rtl w:val="0"/>
+              </w:rPr>
+              <w:t xml:space="preserve">NASM</w:t>
+            </w:r>
+          </w:p>
+        </w:tc>
+        <w:tc>
+          <w:tcPr>
+            <w:tcBorders>
+              <w:top w:color="d9d9d9" w:space="0" w:sz="8" w:val="single"/>
+              <w:left w:color="d9d9d9" w:space="0" w:sz="8" w:val="single"/>
+              <w:bottom w:color="d9d9d9" w:space="0" w:sz="8" w:val="single"/>
+              <w:right w:color="d9d9d9" w:space="0" w:sz="8" w:val="single"/>
+            </w:tcBorders>
+            <w:shd w:fill="auto" w:val="clear"/>
+            <w:tcMar>
+              <w:top w:w="90" w:type="dxa"/>
+              <w:left w:w="120" w:type="dxa"/>
+              <w:bottom w:w="90" w:type="dxa"/>
+              <w:right w:w="120" w:type="dxa"/>
+            </w:tcMar>
+            <w:vAlign w:val="top"/>
+          </w:tcPr>
+          <w:p>
+            <w:pPr>
+              <w:widowControl w:val="0"/>
+              <w:bidi w:val="1"/>
+              <w:spacing w:after="40" w:before="40" w:lineRule="auto"/>
+              <w:rPr>
+                <w:rFonts w:ascii="Google Sans" w:cs="Google Sans" w:eastAsia="Google Sans" w:hAnsi="Google Sans"/>
+              </w:rPr>
+            </w:pPr>
+            <w:r>
+              <w:rPr>
+                <w:rFonts w:ascii="Google Sans" w:cs="Google Sans" w:eastAsia="Google Sans" w:hAnsi="Google Sans"/>
+                <w:b w:val="0"/>
+                <w:bCs w:val="0"/>
+                <w:sz w:val="20"/>
+                <w:szCs w:val="20"/>
+                <w:rtl w:val="1"/>
+              </w:rPr>
+              <w:t xml:space="preserve">שפת סף וכלי ההרכבה שלה. משמשת בקטעים שאין להם ייצוג ב-</w:t>
+            </w:r>
+            <w:r>
+              <w:rPr>
+                <w:rFonts w:ascii="Google Sans" w:cs="Google Sans" w:eastAsia="Google Sans" w:hAnsi="Google Sans"/>
+                <w:b w:val="0"/>
+                <w:bCs w:val="0"/>
+                <w:sz w:val="20"/>
+                <w:szCs w:val="20"/>
+                <w:rtl w:val="0"/>
+              </w:rPr>
+              <w:t xml:space="preserve">C</w:t>
+            </w:r>
+            <w:r>
+              <w:rPr>
+                <w:rFonts w:ascii="Google Sans" w:cs="Google Sans" w:eastAsia="Google Sans" w:hAnsi="Google Sans"/>
+                <w:b w:val="0"/>
+                <w:bCs w:val="0"/>
+                <w:sz w:val="20"/>
+                <w:szCs w:val="20"/>
+                <w:rtl w:val="1"/>
+              </w:rPr>
+              <w:t xml:space="preserve">, כמו נקודת הכניסה והחלפת ההקשר.</w:t>
+            </w:r>
+          </w:p>
+        </w:tc>
+      </w:tr>
+      <w:tr>
+        <w:trPr>
+          <w:cantSplit w:val="0"/>
+          <w:tblHeader w:val="0"/>
+        </w:trPr>
+        <w:tc>
+          <w:tcPr>
+            <w:tcBorders>
+              <w:top w:color="d9d9d9" w:space="0" w:sz="8" w:val="single"/>
+              <w:left w:color="d9d9d9" w:space="0" w:sz="8" w:val="single"/>
+              <w:bottom w:color="d9d9d9" w:space="0" w:sz="8" w:val="single"/>
+              <w:right w:color="d9d9d9" w:space="0" w:sz="8" w:val="single"/>
+            </w:tcBorders>
+            <w:shd w:fill="auto" w:val="clear"/>
+            <w:tcMar>
+              <w:top w:w="90" w:type="dxa"/>
+              <w:left w:w="120" w:type="dxa"/>
+              <w:bottom w:w="90" w:type="dxa"/>
+              <w:right w:w="120" w:type="dxa"/>
+            </w:tcMar>
+            <w:vAlign w:val="top"/>
+          </w:tcPr>
+          <w:p>
+            <w:pPr>
+              <w:widowControl w:val="0"/>
+              <w:bidi w:val="1"/>
+              <w:spacing w:after="40" w:before="40" w:lineRule="auto"/>
+              <w:rPr>
+                <w:rFonts w:ascii="Google Sans" w:cs="Google Sans" w:eastAsia="Google Sans" w:hAnsi="Google Sans"/>
+              </w:rPr>
+            </w:pPr>
+            <w:r>
+              <w:rPr>
+                <w:rFonts w:ascii="Google Sans" w:cs="Google Sans" w:eastAsia="Google Sans" w:hAnsi="Google Sans"/>
+                <w:b w:val="1"/>
+                <w:bCs w:val="1"/>
+                <w:sz w:val="20"/>
+                <w:szCs w:val="20"/>
+                <w:rtl w:val="0"/>
+              </w:rPr>
+              <w:t xml:space="preserve">linker</w:t>
+            </w:r>
+            <w:r>
+              <w:rPr>
+                <w:rFonts w:ascii="Google Sans" w:cs="Google Sans" w:eastAsia="Google Sans" w:hAnsi="Google Sans"/>
+                <w:b w:val="1"/>
+                <w:bCs w:val="1"/>
+                <w:sz w:val="20"/>
+                <w:szCs w:val="20"/>
+                <w:rtl w:val="1"/>
+              </w:rPr>
+              <w:t xml:space="preserve"> </w:t>
+            </w:r>
+            <w:r>
+              <w:rPr>
+                <w:rFonts w:ascii="Google Sans" w:cs="Google Sans" w:eastAsia="Google Sans" w:hAnsi="Google Sans"/>
+                <w:b w:val="1"/>
+                <w:bCs w:val="1"/>
+                <w:sz w:val="20"/>
+                <w:szCs w:val="20"/>
+                <w:rtl w:val="0"/>
+              </w:rPr>
+              <w:t xml:space="preserve">script</w:t>
+            </w:r>
+          </w:p>
+        </w:tc>
+        <w:tc>
+          <w:tcPr>
+            <w:tcBorders>
+              <w:top w:color="d9d9d9" w:space="0" w:sz="8" w:val="single"/>
+              <w:left w:color="d9d9d9" w:space="0" w:sz="8" w:val="single"/>
+              <w:bottom w:color="d9d9d9" w:space="0" w:sz="8" w:val="single"/>
+              <w:right w:color="d9d9d9" w:space="0" w:sz="8" w:val="single"/>
+            </w:tcBorders>
+            <w:shd w:fill="auto" w:val="clear"/>
+            <w:tcMar>
+              <w:top w:w="90" w:type="dxa"/>
+              <w:left w:w="120" w:type="dxa"/>
+              <w:bottom w:w="90" w:type="dxa"/>
+              <w:right w:w="120" w:type="dxa"/>
+            </w:tcMar>
+            <w:vAlign w:val="top"/>
+          </w:tcPr>
+          <w:p>
+            <w:pPr>
+              <w:widowControl w:val="0"/>
+              <w:bidi w:val="1"/>
+              <w:spacing w:after="40" w:before="40" w:lineRule="auto"/>
+              <w:rPr>
+                <w:rFonts w:ascii="Google Sans" w:cs="Google Sans" w:eastAsia="Google Sans" w:hAnsi="Google Sans"/>
+              </w:rPr>
+            </w:pPr>
+            <w:r>
+              <w:rPr>
+                <w:rFonts w:ascii="Google Sans" w:cs="Google Sans" w:eastAsia="Google Sans" w:hAnsi="Google Sans"/>
+                <w:b w:val="0"/>
+                <w:bCs w:val="0"/>
+                <w:sz w:val="20"/>
+                <w:szCs w:val="20"/>
+                <w:rtl w:val="1"/>
+              </w:rPr>
+              <w:t xml:space="preserve">קובץ שקובע היכן בזיכרון יישב כל מקטע של הקרנל. בקרנל אין ברירת מחדל שמתאימה, ולכן חייבים לכתוב אותו.</w:t>
+            </w:r>
+          </w:p>
+        </w:tc>
+      </w:tr>
+      <w:tr>
+        <w:trPr>
+          <w:cantSplit w:val="0"/>
+          <w:tblHeader w:val="0"/>
+        </w:trPr>
+        <w:tc>
+          <w:tcPr>
+            <w:tcBorders>
+              <w:top w:color="d9d9d9" w:space="0" w:sz="8" w:val="single"/>
+              <w:left w:color="d9d9d9" w:space="0" w:sz="8" w:val="single"/>
+              <w:bottom w:color="d9d9d9" w:space="0" w:sz="8" w:val="single"/>
+              <w:right w:color="d9d9d9" w:space="0" w:sz="8" w:val="single"/>
+            </w:tcBorders>
+            <w:shd w:fill="auto" w:val="clear"/>
+            <w:tcMar>
+              <w:top w:w="90" w:type="dxa"/>
+              <w:left w:w="120" w:type="dxa"/>
+              <w:bottom w:w="90" w:type="dxa"/>
+              <w:right w:w="120" w:type="dxa"/>
+            </w:tcMar>
+            <w:vAlign w:val="top"/>
+          </w:tcPr>
+          <w:p>
+            <w:pPr>
+              <w:widowControl w:val="0"/>
+              <w:bidi w:val="1"/>
+              <w:spacing w:after="40" w:before="40" w:lineRule="auto"/>
+              <w:rPr>
+                <w:rFonts w:ascii="Google Sans" w:cs="Google Sans" w:eastAsia="Google Sans" w:hAnsi="Google Sans"/>
+              </w:rPr>
+            </w:pPr>
+            <w:r>
+              <w:rPr>
+                <w:rFonts w:ascii="Google Sans" w:cs="Google Sans" w:eastAsia="Google Sans" w:hAnsi="Google Sans"/>
+                <w:b w:val="1"/>
+                <w:bCs w:val="1"/>
+                <w:sz w:val="20"/>
+                <w:szCs w:val="20"/>
+                <w:rtl w:val="0"/>
+              </w:rPr>
+              <w:t xml:space="preserve">QEMU</w:t>
+            </w:r>
+          </w:p>
+        </w:tc>
+        <w:tc>
+          <w:tcPr>
+            <w:tcBorders>
+              <w:top w:color="d9d9d9" w:space="0" w:sz="8" w:val="single"/>
+              <w:left w:color="d9d9d9" w:space="0" w:sz="8" w:val="single"/>
+              <w:bottom w:color="d9d9d9" w:space="0" w:sz="8" w:val="single"/>
+              <w:right w:color="d9d9d9" w:space="0" w:sz="8" w:val="single"/>
+            </w:tcBorders>
+            <w:shd w:fill="auto" w:val="clear"/>
+            <w:tcMar>
+              <w:top w:w="90" w:type="dxa"/>
+              <w:left w:w="120" w:type="dxa"/>
+              <w:bottom w:w="90" w:type="dxa"/>
+              <w:right w:w="120" w:type="dxa"/>
+            </w:tcMar>
+            <w:vAlign w:val="top"/>
+          </w:tcPr>
+          <w:p>
+            <w:pPr>
+              <w:widowControl w:val="0"/>
+              <w:bidi w:val="1"/>
+              <w:spacing w:after="40" w:before="40" w:lineRule="auto"/>
+              <w:rPr>
+                <w:rFonts w:ascii="Google Sans" w:cs="Google Sans" w:eastAsia="Google Sans" w:hAnsi="Google Sans"/>
+              </w:rPr>
+            </w:pPr>
+            <w:r>
+              <w:rPr>
+                <w:rFonts w:ascii="Google Sans" w:cs="Google Sans" w:eastAsia="Google Sans" w:hAnsi="Google Sans"/>
+                <w:b w:val="0"/>
+                <w:bCs w:val="0"/>
+                <w:sz w:val="20"/>
+                <w:szCs w:val="20"/>
+                <w:rtl w:val="1"/>
+              </w:rPr>
+              <w:t xml:space="preserve">מדמה מכונה שמאפשר להריץ ולבדוק את המערכת בשניות במקום לצרוב אותה לחומרה בכל פעם.</w:t>
+            </w:r>
+          </w:p>
+        </w:tc>
+      </w:tr>
+      <w:tr>
+        <w:trPr>
+          <w:cantSplit w:val="0"/>
+          <w:tblHeader w:val="0"/>
+        </w:trPr>
+        <w:tc>
+          <w:tcPr>
+            <w:tcBorders>
+              <w:top w:color="d9d9d9" w:space="0" w:sz="8" w:val="single"/>
+              <w:left w:color="d9d9d9" w:space="0" w:sz="8" w:val="single"/>
+              <w:bottom w:color="d9d9d9" w:space="0" w:sz="8" w:val="single"/>
+              <w:right w:color="d9d9d9" w:space="0" w:sz="8" w:val="single"/>
+            </w:tcBorders>
+            <w:shd w:fill="auto" w:val="clear"/>
+            <w:tcMar>
+              <w:top w:w="90" w:type="dxa"/>
+              <w:left w:w="120" w:type="dxa"/>
+              <w:bottom w:w="90" w:type="dxa"/>
+              <w:right w:w="120" w:type="dxa"/>
+            </w:tcMar>
+            <w:vAlign w:val="top"/>
+          </w:tcPr>
+          <w:p>
+            <w:pPr>
+              <w:widowControl w:val="0"/>
+              <w:bidi w:val="1"/>
+              <w:spacing w:after="40" w:before="40" w:lineRule="auto"/>
+              <w:rPr>
+                <w:rFonts w:ascii="Google Sans" w:cs="Google Sans" w:eastAsia="Google Sans" w:hAnsi="Google Sans"/>
+              </w:rPr>
+            </w:pPr>
+            <w:r>
+              <w:rPr>
+                <w:rFonts w:ascii="Google Sans" w:cs="Google Sans" w:eastAsia="Google Sans" w:hAnsi="Google Sans"/>
+                <w:b w:val="1"/>
+                <w:bCs w:val="1"/>
+                <w:sz w:val="20"/>
+                <w:szCs w:val="20"/>
+                <w:rtl w:val="0"/>
+              </w:rPr>
+              <w:t xml:space="preserve">OVMF</w:t>
+            </w:r>
+          </w:p>
+        </w:tc>
+        <w:tc>
+          <w:tcPr>
+            <w:tcBorders>
+              <w:top w:color="d9d9d9" w:space="0" w:sz="8" w:val="single"/>
+              <w:left w:color="d9d9d9" w:space="0" w:sz="8" w:val="single"/>
+              <w:bottom w:color="d9d9d9" w:space="0" w:sz="8" w:val="single"/>
+              <w:right w:color="d9d9d9" w:space="0" w:sz="8" w:val="single"/>
+            </w:tcBorders>
+            <w:shd w:fill="auto" w:val="clear"/>
+            <w:tcMar>
+              <w:top w:w="90" w:type="dxa"/>
+              <w:left w:w="120" w:type="dxa"/>
+              <w:bottom w:w="90" w:type="dxa"/>
+              <w:right w:w="120" w:type="dxa"/>
+            </w:tcMar>
+            <w:vAlign w:val="top"/>
+          </w:tcPr>
+          <w:p>
+            <w:pPr>
+              <w:widowControl w:val="0"/>
+              <w:bidi w:val="1"/>
+              <w:spacing w:after="40" w:before="40" w:lineRule="auto"/>
+              <w:rPr>
+                <w:rFonts w:ascii="Google Sans" w:cs="Google Sans" w:eastAsia="Google Sans" w:hAnsi="Google Sans"/>
+              </w:rPr>
+            </w:pPr>
+            <w:r>
+              <w:rPr>
+                <w:rFonts w:ascii="Google Sans" w:cs="Google Sans" w:eastAsia="Google Sans" w:hAnsi="Google Sans"/>
+                <w:b w:val="0"/>
+                <w:bCs w:val="0"/>
+                <w:sz w:val="20"/>
+                <w:szCs w:val="20"/>
+                <w:rtl w:val="1"/>
+              </w:rPr>
+              <w:t xml:space="preserve">מימוש </w:t>
+            </w:r>
+            <w:r>
+              <w:rPr>
+                <w:rFonts w:ascii="Google Sans" w:cs="Google Sans" w:eastAsia="Google Sans" w:hAnsi="Google Sans"/>
+                <w:b w:val="0"/>
+                <w:bCs w:val="0"/>
+                <w:sz w:val="20"/>
+                <w:szCs w:val="20"/>
+                <w:rtl w:val="0"/>
+              </w:rPr>
+              <w:t xml:space="preserve">UEFI</w:t>
+            </w:r>
+            <w:r>
+              <w:rPr>
+                <w:rFonts w:ascii="Google Sans" w:cs="Google Sans" w:eastAsia="Google Sans" w:hAnsi="Google Sans"/>
+                <w:b w:val="0"/>
+                <w:bCs w:val="0"/>
+                <w:sz w:val="20"/>
+                <w:szCs w:val="20"/>
+                <w:rtl w:val="1"/>
+              </w:rPr>
+              <w:t xml:space="preserve"> מלא שרץ בתוך </w:t>
+            </w:r>
+            <w:r>
+              <w:rPr>
+                <w:rFonts w:ascii="Google Sans" w:cs="Google Sans" w:eastAsia="Google Sans" w:hAnsi="Google Sans"/>
+                <w:b w:val="0"/>
+                <w:bCs w:val="0"/>
+                <w:sz w:val="20"/>
+                <w:szCs w:val="20"/>
+                <w:rtl w:val="0"/>
+              </w:rPr>
+              <w:t xml:space="preserve">QEMU</w:t>
+            </w:r>
+            <w:r>
+              <w:rPr>
+                <w:rFonts w:ascii="Google Sans" w:cs="Google Sans" w:eastAsia="Google Sans" w:hAnsi="Google Sans"/>
+                <w:b w:val="0"/>
+                <w:bCs w:val="0"/>
+                <w:sz w:val="20"/>
+                <w:szCs w:val="20"/>
+                <w:rtl w:val="1"/>
+              </w:rPr>
+              <w:t xml:space="preserve"> ומאפשר לבדוק את תהליך האתחול.</w:t>
+            </w:r>
+          </w:p>
+        </w:tc>
+      </w:tr>
+      <w:tr>
+        <w:trPr>
+          <w:cantSplit w:val="0"/>
+          <w:tblHeader w:val="0"/>
+        </w:trPr>
+        <w:tc>
+          <w:tcPr>
+            <w:tcBorders>
+              <w:top w:color="d9d9d9" w:space="0" w:sz="8" w:val="single"/>
+              <w:left w:color="d9d9d9" w:space="0" w:sz="8" w:val="single"/>
+              <w:bottom w:color="d9d9d9" w:space="0" w:sz="8" w:val="single"/>
+              <w:right w:color="d9d9d9" w:space="0" w:sz="8" w:val="single"/>
+            </w:tcBorders>
+            <w:shd w:fill="auto" w:val="clear"/>
+            <w:tcMar>
+              <w:top w:w="90" w:type="dxa"/>
+              <w:left w:w="120" w:type="dxa"/>
+              <w:bottom w:w="90" w:type="dxa"/>
+              <w:right w:w="120" w:type="dxa"/>
+            </w:tcMar>
+            <w:vAlign w:val="top"/>
+          </w:tcPr>
+          <w:p>
+            <w:pPr>
+              <w:widowControl w:val="0"/>
+              <w:bidi w:val="1"/>
+              <w:spacing w:after="40" w:before="40" w:lineRule="auto"/>
+              <w:rPr>
+                <w:rFonts w:ascii="Google Sans" w:cs="Google Sans" w:eastAsia="Google Sans" w:hAnsi="Google Sans"/>
+              </w:rPr>
+            </w:pPr>
+            <w:r>
+              <w:rPr>
+                <w:rFonts w:ascii="Google Sans" w:cs="Google Sans" w:eastAsia="Google Sans" w:hAnsi="Google Sans"/>
+                <w:b w:val="1"/>
+                <w:bCs w:val="1"/>
+                <w:sz w:val="20"/>
+                <w:szCs w:val="20"/>
+                <w:rtl w:val="0"/>
+              </w:rPr>
+              <w:t xml:space="preserve">POSIX-UEFI</w:t>
+            </w:r>
+          </w:p>
+        </w:tc>
+        <w:tc>
+          <w:tcPr>
+            <w:tcBorders>
+              <w:top w:color="d9d9d9" w:space="0" w:sz="8" w:val="single"/>
+              <w:left w:color="d9d9d9" w:space="0" w:sz="8" w:val="single"/>
+              <w:bottom w:color="d9d9d9" w:space="0" w:sz="8" w:val="single"/>
+              <w:right w:color="d9d9d9" w:space="0" w:sz="8" w:val="single"/>
+            </w:tcBorders>
+            <w:shd w:fill="auto" w:val="clear"/>
+            <w:tcMar>
+              <w:top w:w="90" w:type="dxa"/>
+              <w:left w:w="120" w:type="dxa"/>
+              <w:bottom w:w="90" w:type="dxa"/>
+              <w:right w:w="120" w:type="dxa"/>
+            </w:tcMar>
+            <w:vAlign w:val="top"/>
+          </w:tcPr>
+          <w:p>
+            <w:pPr>
+              <w:widowControl w:val="0"/>
+              <w:bidi w:val="1"/>
+              <w:spacing w:after="40" w:before="40" w:lineRule="auto"/>
+              <w:rPr>
+                <w:rFonts w:ascii="Google Sans" w:cs="Google Sans" w:eastAsia="Google Sans" w:hAnsi="Google Sans"/>
+              </w:rPr>
+            </w:pPr>
+            <w:r>
+              <w:rPr>
+                <w:rFonts w:ascii="Google Sans" w:cs="Google Sans" w:eastAsia="Google Sans" w:hAnsi="Google Sans"/>
+                <w:b w:val="0"/>
+                <w:bCs w:val="0"/>
+                <w:sz w:val="20"/>
+                <w:szCs w:val="20"/>
+                <w:rtl w:val="1"/>
+              </w:rPr>
+              <w:t xml:space="preserve">ספריית הכותרות והעטיפה שבה בחרנו לעבוד מול ה-</w:t>
+            </w:r>
+            <w:r>
+              <w:rPr>
+                <w:rFonts w:ascii="Google Sans" w:cs="Google Sans" w:eastAsia="Google Sans" w:hAnsi="Google Sans"/>
+                <w:b w:val="0"/>
+                <w:bCs w:val="0"/>
+                <w:sz w:val="20"/>
+                <w:szCs w:val="20"/>
+                <w:rtl w:val="0"/>
+              </w:rPr>
+              <w:t xml:space="preserve">UEFI</w:t>
+            </w:r>
+            <w:r>
+              <w:rPr>
+                <w:rFonts w:ascii="Google Sans" w:cs="Google Sans" w:eastAsia="Google Sans" w:hAnsi="Google Sans"/>
+                <w:b w:val="0"/>
+                <w:bCs w:val="0"/>
+                <w:sz w:val="20"/>
+                <w:szCs w:val="20"/>
+                <w:rtl w:val="1"/>
+              </w:rPr>
+              <w:t xml:space="preserve">, אחרי שגילינו במחקר ש-</w:t>
+            </w:r>
+            <w:r>
+              <w:rPr>
+                <w:rFonts w:ascii="Google Sans" w:cs="Google Sans" w:eastAsia="Google Sans" w:hAnsi="Google Sans"/>
+                <w:b w:val="0"/>
+                <w:bCs w:val="0"/>
+                <w:sz w:val="20"/>
+                <w:szCs w:val="20"/>
+                <w:rtl w:val="0"/>
+              </w:rPr>
+              <w:t xml:space="preserve">gnu-efi</w:t>
+            </w:r>
+            <w:r>
+              <w:rPr>
+                <w:rFonts w:ascii="Google Sans" w:cs="Google Sans" w:eastAsia="Google Sans" w:hAnsi="Google Sans"/>
+                <w:b w:val="0"/>
+                <w:bCs w:val="0"/>
+                <w:sz w:val="20"/>
+                <w:szCs w:val="20"/>
+                <w:rtl w:val="1"/>
+              </w:rPr>
+              <w:t xml:space="preserve"> אינה מתוחזקת עוד.</w:t>
+            </w:r>
+          </w:p>
+        </w:tc>
+      </w:tr>
+      <w:tr>
+        <w:trPr>
+          <w:cantSplit w:val="0"/>
+          <w:tblHeader w:val="0"/>
+        </w:trPr>
+        <w:tc>
+          <w:tcPr>
+            <w:tcBorders>
+              <w:top w:color="d9d9d9" w:space="0" w:sz="8" w:val="single"/>
+              <w:left w:color="d9d9d9" w:space="0" w:sz="8" w:val="single"/>
+              <w:bottom w:color="d9d9d9" w:space="0" w:sz="8" w:val="single"/>
+              <w:right w:color="d9d9d9" w:space="0" w:sz="8" w:val="single"/>
+            </w:tcBorders>
+            <w:shd w:fill="auto" w:val="clear"/>
+            <w:tcMar>
+              <w:top w:w="90" w:type="dxa"/>
+              <w:left w:w="120" w:type="dxa"/>
+              <w:bottom w:w="90" w:type="dxa"/>
+              <w:right w:w="120" w:type="dxa"/>
+            </w:tcMar>
+            <w:vAlign w:val="top"/>
+          </w:tcPr>
+          <w:p>
+            <w:pPr>
+              <w:widowControl w:val="0"/>
+              <w:bidi w:val="1"/>
+              <w:spacing w:after="40" w:before="40" w:lineRule="auto"/>
+              <w:rPr>
+                <w:rFonts w:ascii="Google Sans" w:cs="Google Sans" w:eastAsia="Google Sans" w:hAnsi="Google Sans"/>
+              </w:rPr>
+            </w:pPr>
+            <w:r>
+              <w:rPr>
+                <w:rFonts w:ascii="Google Sans" w:cs="Google Sans" w:eastAsia="Google Sans" w:hAnsi="Google Sans"/>
+                <w:b w:val="1"/>
+                <w:bCs w:val="1"/>
+                <w:sz w:val="20"/>
+                <w:szCs w:val="20"/>
+                <w:rtl w:val="0"/>
+              </w:rPr>
+              <w:t xml:space="preserve">EDK2</w:t>
+            </w:r>
+          </w:p>
+        </w:tc>
+        <w:tc>
+          <w:tcPr>
+            <w:tcBorders>
+              <w:top w:color="d9d9d9" w:space="0" w:sz="8" w:val="single"/>
+              <w:left w:color="d9d9d9" w:space="0" w:sz="8" w:val="single"/>
+              <w:bottom w:color="d9d9d9" w:space="0" w:sz="8" w:val="single"/>
+              <w:right w:color="d9d9d9" w:space="0" w:sz="8" w:val="single"/>
+            </w:tcBorders>
+            <w:shd w:fill="auto" w:val="clear"/>
+            <w:tcMar>
+              <w:top w:w="90" w:type="dxa"/>
+              <w:left w:w="120" w:type="dxa"/>
+              <w:bottom w:w="90" w:type="dxa"/>
+              <w:right w:w="120" w:type="dxa"/>
+            </w:tcMar>
+            <w:vAlign w:val="top"/>
+          </w:tcPr>
+          <w:p>
+            <w:pPr>
+              <w:widowControl w:val="0"/>
+              <w:bidi w:val="1"/>
+              <w:spacing w:after="40" w:before="40" w:lineRule="auto"/>
+              <w:rPr>
+                <w:rFonts w:ascii="Google Sans" w:cs="Google Sans" w:eastAsia="Google Sans" w:hAnsi="Google Sans"/>
+              </w:rPr>
+            </w:pPr>
+            <w:r>
+              <w:rPr>
+                <w:rFonts w:ascii="Google Sans" w:cs="Google Sans" w:eastAsia="Google Sans" w:hAnsi="Google Sans"/>
+                <w:b w:val="0"/>
+                <w:bCs w:val="0"/>
+                <w:sz w:val="20"/>
+                <w:szCs w:val="20"/>
+                <w:rtl w:val="1"/>
+              </w:rPr>
+              <w:t xml:space="preserve">המימוש הרשמי והמלא של </w:t>
+            </w:r>
+            <w:r>
+              <w:rPr>
+                <w:rFonts w:ascii="Google Sans" w:cs="Google Sans" w:eastAsia="Google Sans" w:hAnsi="Google Sans"/>
+                <w:b w:val="0"/>
+                <w:bCs w:val="0"/>
+                <w:sz w:val="20"/>
+                <w:szCs w:val="20"/>
+                <w:rtl w:val="0"/>
+              </w:rPr>
+              <w:t xml:space="preserve">UEFI</w:t>
+            </w:r>
+            <w:r>
+              <w:rPr>
+                <w:rFonts w:ascii="Google Sans" w:cs="Google Sans" w:eastAsia="Google Sans" w:hAnsi="Google Sans"/>
+                <w:b w:val="0"/>
+                <w:bCs w:val="0"/>
+                <w:sz w:val="20"/>
+                <w:szCs w:val="20"/>
+                <w:rtl w:val="1"/>
+              </w:rPr>
+              <w:t xml:space="preserve"> מבית אינטל. דרך הנסיגה שלנו אם </w:t>
+            </w:r>
+            <w:r>
+              <w:rPr>
+                <w:rFonts w:ascii="Google Sans" w:cs="Google Sans" w:eastAsia="Google Sans" w:hAnsi="Google Sans"/>
+                <w:b w:val="0"/>
+                <w:bCs w:val="0"/>
+                <w:sz w:val="20"/>
+                <w:szCs w:val="20"/>
+                <w:rtl w:val="0"/>
+              </w:rPr>
+              <w:t xml:space="preserve">POSIX-UEFI</w:t>
+            </w:r>
+            <w:r>
+              <w:rPr>
+                <w:rFonts w:ascii="Google Sans" w:cs="Google Sans" w:eastAsia="Google Sans" w:hAnsi="Google Sans"/>
+                <w:b w:val="0"/>
+                <w:bCs w:val="0"/>
+                <w:sz w:val="20"/>
+                <w:szCs w:val="20"/>
+                <w:rtl w:val="1"/>
+              </w:rPr>
+              <w:t xml:space="preserve"> לא תספיק.</w:t>
+            </w:r>
+          </w:p>
+        </w:tc>
+      </w:tr>
+      <w:tr>
+        <w:trPr>
+          <w:cantSplit w:val="0"/>
+          <w:tblHeader w:val="0"/>
+        </w:trPr>
+        <w:tc>
+          <w:tcPr>
+            <w:tcBorders>
+              <w:top w:color="d9d9d9" w:space="0" w:sz="8" w:val="single"/>
+              <w:left w:color="d9d9d9" w:space="0" w:sz="8" w:val="single"/>
+              <w:bottom w:color="d9d9d9" w:space="0" w:sz="8" w:val="single"/>
+              <w:right w:color="d9d9d9" w:space="0" w:sz="8" w:val="single"/>
+            </w:tcBorders>
+            <w:shd w:fill="auto" w:val="clear"/>
+            <w:tcMar>
+              <w:top w:w="90" w:type="dxa"/>
+              <w:left w:w="120" w:type="dxa"/>
+              <w:bottom w:w="90" w:type="dxa"/>
+              <w:right w:w="120" w:type="dxa"/>
+            </w:tcMar>
+            <w:vAlign w:val="top"/>
+          </w:tcPr>
+          <w:p>
+            <w:pPr>
+              <w:widowControl w:val="0"/>
+              <w:bidi w:val="1"/>
+              <w:spacing w:after="40" w:before="40" w:lineRule="auto"/>
+              <w:rPr>
+                <w:rFonts w:ascii="Google Sans" w:cs="Google Sans" w:eastAsia="Google Sans" w:hAnsi="Google Sans"/>
+              </w:rPr>
+            </w:pPr>
+            <w:r>
+              <w:rPr>
+                <w:rFonts w:ascii="Google Sans" w:cs="Google Sans" w:eastAsia="Google Sans" w:hAnsi="Google Sans"/>
+                <w:b w:val="1"/>
+                <w:bCs w:val="1"/>
+                <w:sz w:val="20"/>
+                <w:szCs w:val="20"/>
+                <w:rtl w:val="0"/>
+              </w:rPr>
+              <w:t xml:space="preserve">GDB</w:t>
+            </w:r>
+          </w:p>
+        </w:tc>
+        <w:tc>
+          <w:tcPr>
+            <w:tcBorders>
+              <w:top w:color="d9d9d9" w:space="0" w:sz="8" w:val="single"/>
+              <w:left w:color="d9d9d9" w:space="0" w:sz="8" w:val="single"/>
+              <w:bottom w:color="d9d9d9" w:space="0" w:sz="8" w:val="single"/>
+              <w:right w:color="d9d9d9" w:space="0" w:sz="8" w:val="single"/>
+            </w:tcBorders>
+            <w:shd w:fill="auto" w:val="clear"/>
+            <w:tcMar>
+              <w:top w:w="90" w:type="dxa"/>
+              <w:left w:w="120" w:type="dxa"/>
+              <w:bottom w:w="90" w:type="dxa"/>
+              <w:right w:w="120" w:type="dxa"/>
+            </w:tcMar>
+            <w:vAlign w:val="top"/>
+          </w:tcPr>
+          <w:p>
+            <w:pPr>
+              <w:widowControl w:val="0"/>
+              <w:bidi w:val="1"/>
+              <w:spacing w:after="40" w:before="40" w:lineRule="auto"/>
+              <w:rPr>
+                <w:rFonts w:ascii="Google Sans" w:cs="Google Sans" w:eastAsia="Google Sans" w:hAnsi="Google Sans"/>
+              </w:rPr>
+            </w:pPr>
+            <w:r>
+              <w:rPr>
+                <w:rFonts w:ascii="Google Sans" w:cs="Google Sans" w:eastAsia="Google Sans" w:hAnsi="Google Sans"/>
+                <w:b w:val="0"/>
+                <w:bCs w:val="0"/>
+                <w:sz w:val="20"/>
+                <w:szCs w:val="20"/>
+                <w:rtl w:val="1"/>
+              </w:rPr>
+              <w:t xml:space="preserve">מנפה הבאגים שאיתו אפשר לעצור את הקרנל באמצע ריצה ולבחון רגיסטרים וזיכרון, בחיבור ל-</w:t>
+            </w:r>
+            <w:r>
+              <w:rPr>
+                <w:rFonts w:ascii="Google Sans" w:cs="Google Sans" w:eastAsia="Google Sans" w:hAnsi="Google Sans"/>
+                <w:b w:val="0"/>
+                <w:bCs w:val="0"/>
+                <w:sz w:val="20"/>
+                <w:szCs w:val="20"/>
+                <w:rtl w:val="0"/>
+              </w:rPr>
+              <w:t xml:space="preserve">QEMU.</w:t>
+            </w:r>
+          </w:p>
+        </w:tc>
+      </w:tr>
+      <w:tr>
+        <w:trPr>
+          <w:cantSplit w:val="0"/>
+          <w:tblHeader w:val="0"/>
+        </w:trPr>
+        <w:tc>
+          <w:tcPr>
+            <w:tcBorders>
+              <w:top w:color="d9d9d9" w:space="0" w:sz="8" w:val="single"/>
+              <w:left w:color="d9d9d9" w:space="0" w:sz="8" w:val="single"/>
+              <w:bottom w:color="d9d9d9" w:space="0" w:sz="8" w:val="single"/>
+              <w:right w:color="d9d9d9" w:space="0" w:sz="8" w:val="single"/>
+            </w:tcBorders>
+            <w:shd w:fill="auto" w:val="clear"/>
+            <w:tcMar>
+              <w:top w:w="90" w:type="dxa"/>
+              <w:left w:w="120" w:type="dxa"/>
+              <w:bottom w:w="90" w:type="dxa"/>
+              <w:right w:w="120" w:type="dxa"/>
+            </w:tcMar>
+            <w:vAlign w:val="top"/>
+          </w:tcPr>
+          <w:p>
+            <w:pPr>
+              <w:widowControl w:val="0"/>
+              <w:bidi w:val="1"/>
+              <w:spacing w:after="40" w:before="40" w:lineRule="auto"/>
+              <w:rPr>
+                <w:rFonts w:ascii="Google Sans" w:cs="Google Sans" w:eastAsia="Google Sans" w:hAnsi="Google Sans"/>
+              </w:rPr>
+            </w:pPr>
+            <w:r>
+              <w:rPr>
+                <w:rFonts w:ascii="Google Sans" w:cs="Google Sans" w:eastAsia="Google Sans" w:hAnsi="Google Sans"/>
+                <w:b w:val="1"/>
+                <w:bCs w:val="1"/>
+                <w:sz w:val="20"/>
+                <w:szCs w:val="20"/>
+                <w:rtl w:val="0"/>
+              </w:rPr>
+              <w:t xml:space="preserve">Make</w:t>
+            </w:r>
+          </w:p>
+        </w:tc>
+        <w:tc>
+          <w:tcPr>
+            <w:tcBorders>
+              <w:top w:color="d9d9d9" w:space="0" w:sz="8" w:val="single"/>
+              <w:left w:color="d9d9d9" w:space="0" w:sz="8" w:val="single"/>
+              <w:bottom w:color="d9d9d9" w:space="0" w:sz="8" w:val="single"/>
+              <w:right w:color="d9d9d9" w:space="0" w:sz="8" w:val="single"/>
+            </w:tcBorders>
+            <w:shd w:fill="auto" w:val="clear"/>
+            <w:tcMar>
+              <w:top w:w="90" w:type="dxa"/>
+              <w:left w:w="120" w:type="dxa"/>
+              <w:bottom w:w="90" w:type="dxa"/>
+              <w:right w:w="120" w:type="dxa"/>
+            </w:tcMar>
+            <w:vAlign w:val="top"/>
+          </w:tcPr>
+          <w:p>
+            <w:pPr>
+              <w:widowControl w:val="0"/>
+              <w:bidi w:val="1"/>
+              <w:spacing w:after="40" w:before="40" w:lineRule="auto"/>
+              <w:rPr>
+                <w:rFonts w:ascii="Google Sans" w:cs="Google Sans" w:eastAsia="Google Sans" w:hAnsi="Google Sans"/>
+              </w:rPr>
+            </w:pPr>
+            <w:r>
+              <w:rPr>
+                <w:rFonts w:ascii="Google Sans" w:cs="Google Sans" w:eastAsia="Google Sans" w:hAnsi="Google Sans"/>
+                <w:b w:val="0"/>
+                <w:bCs w:val="0"/>
+                <w:sz w:val="20"/>
+                <w:szCs w:val="20"/>
+                <w:rtl w:val="1"/>
+              </w:rPr>
+              <w:t xml:space="preserve">כלי שמנהל את תהליך הבנייה: קומפילציה, קישור, יצירת תמונת הדיסק והרצה, בפקודה אחת.</w:t>
+            </w:r>
+          </w:p>
+        </w:tc>
+      </w:tr>
+    </w:tbl>
+    <w:p>
+      <w:pPr>
+        <w:bidi w:val="1"/>
+        <w:spacing w:after="0" w:before="0" w:lineRule="auto"/>
+        <w:rPr>
+          <w:rFonts w:ascii="Google Sans" w:cs="Google Sans" w:eastAsia="Google Sans" w:hAnsi="Google Sans"/>
+        </w:rPr>
+      </w:pPr>
+    </w:p>
+    <w:p>
+      <w:pPr>
         <w:pageBreakBefore w:val="0"/>
         <w:bidi w:val="1"/>
         <w:rPr>
